--- a/18_DOCX/AUTO_TERMS_0081_0100.docx
+++ b/18_DOCX/AUTO_TERMS_0081_0100.docx
@@ -7,12 +7,55 @@
         <w:pStyle w:val="Heading1"/>
       </w:pPr>
       <w:r>
-        <w:t>AUTO_TERMS_0081_0100 - Nono e décimo lotes de verbetes AUTO</w:t>
-      </w:r>
-    </w:p>
-    <w:p>
-      <w:r>
-        <w:t>————————————————————————</w:t>
+        <w:t>AUTO_TERMS_0081_0100 - Verbetes AUTO</w:t>
+      </w:r>
+    </w:p>
+    <w:p>
+      <w:pPr>
+        <w:pStyle w:val="Heading2"/>
+      </w:pPr>
+      <w:r>
+        <w:t>管理情報</w:t>
+      </w:r>
+    </w:p>
+    <w:p>
+      <w:pPr>
+        <w:pStyle w:val="ListBullet"/>
+      </w:pPr>
+      <w:r>
+        <w:t>Versão: 0.2</w:t>
+      </w:r>
+    </w:p>
+    <w:p>
+      <w:pPr>
+        <w:pStyle w:val="ListBullet"/>
+      </w:pPr>
+      <w:r>
+        <w:t>Data: 2026-06-27</w:t>
+      </w:r>
+    </w:p>
+    <w:p>
+      <w:pPr>
+        <w:pStyle w:val="ListBullet"/>
+      </w:pPr>
+      <w:r>
+        <w:t>Autor: JP-BR Insurance Knowledge Base</w:t>
+      </w:r>
+    </w:p>
+    <w:p>
+      <w:pPr>
+        <w:pStyle w:val="ListBullet"/>
+      </w:pPr>
+      <w:r>
+        <w:t>Histórico: Consolidação atualizada conforme modelo aprovado de verbetes.</w:t>
+      </w:r>
+    </w:p>
+    <w:p>
+      <w:pPr>
+        <w:pStyle w:val="Heading2"/>
+      </w:pPr>
+      <w:r>
+        <w:t>統合コンテンツ</w:t>
       </w:r>
     </w:p>
     <w:p>
@@ -28,23 +71,23 @@
         <w:pStyle w:val="Heading2"/>
       </w:pPr>
       <w:r>
-        <w:t>Controle</w:t>
-      </w:r>
-    </w:p>
-    <w:p>
-      <w:pPr>
-        <w:pStyle w:val="ListBullet"/>
-      </w:pPr>
-      <w:r>
-        <w:t>Versão: 0.1</w:t>
-      </w:r>
-    </w:p>
-    <w:p>
-      <w:pPr>
-        <w:pStyle w:val="ListBullet"/>
-      </w:pPr>
-      <w:r>
-        <w:t>Data: 2026-06-25</w:t>
+        <w:t>管理情報</w:t>
+      </w:r>
+    </w:p>
+    <w:p>
+      <w:pPr>
+        <w:pStyle w:val="ListBullet"/>
+      </w:pPr>
+      <w:r>
+        <w:t>Versão: 0.2</w:t>
+      </w:r>
+    </w:p>
+    <w:p>
+      <w:pPr>
+        <w:pStyle w:val="ListBullet"/>
+      </w:pPr>
+      <w:r>
+        <w:t>Data: 2026-06-27</w:t>
       </w:r>
     </w:p>
     <w:p>
@@ -60,7 +103,7 @@
         <w:pStyle w:val="ListBullet"/>
       </w:pPr>
       <w:r>
-        <w:t>Histórico: Criação inicial.</w:t>
+        <w:t>Histórico: Ajuste ao modelo aprovado com títulos principais em japonês e camadas PT-Br/JP/leitura de apoio.</w:t>
       </w:r>
     </w:p>
     <w:p>
@@ -68,7 +111,7 @@
         <w:pStyle w:val="Heading2"/>
       </w:pPr>
       <w:r>
-        <w:t>Código</w:t>
+        <w:t>コード</w:t>
       </w:r>
     </w:p>
     <w:p>
@@ -81,7 +124,7 @@
         <w:pStyle w:val="Heading2"/>
       </w:pPr>
       <w:r>
-        <w:t>Categoria</w:t>
+        <w:t>カテゴリー</w:t>
       </w:r>
     </w:p>
     <w:p>
@@ -94,7 +137,7 @@
         <w:pStyle w:val="Heading2"/>
       </w:pPr>
       <w:r>
-        <w:t>Termo Japonês</w:t>
+        <w:t>日本語用語</w:t>
       </w:r>
     </w:p>
     <w:p>
@@ -107,7 +150,7 @@
         <w:pStyle w:val="Heading2"/>
       </w:pPr>
       <w:r>
-        <w:t>Tradução Português</w:t>
+        <w:t>ポルトガル語訳</w:t>
       </w:r>
     </w:p>
     <w:p>
@@ -120,12 +163,12 @@
         <w:pStyle w:val="Heading2"/>
       </w:pPr>
       <w:r>
-        <w:t>Definição Técnica</w:t>
-      </w:r>
-    </w:p>
-    <w:p>
-      <w:r>
-        <w:t>Reavaliação periódica das coberturas contratadas para verificar se continuam adequadas à situação do cliente.</w:t>
+        <w:t>技術的定義</w:t>
+      </w:r>
+    </w:p>
+    <w:p>
+      <w:r>
+        <w:t>補償の見直しとは、自動車保険の相談・契約・保険金請求または契約管理において確認すべき専門用語です。具体的な意味、適用範囲、必要書類、支払可否は、保険商品、契約条件、事故状況および保険会社の判断によって異なります。</w:t>
       </w:r>
     </w:p>
     <w:p>
@@ -133,12 +176,12 @@
         <w:pStyle w:val="Heading2"/>
       </w:pPr>
       <w:r>
-        <w:t>Explicação Simplificada</w:t>
-      </w:r>
-    </w:p>
-    <w:p>
-      <w:r>
-        <w:t>É revisar se o seguro ainda está adequado.</w:t>
+        <w:t>簡単な説明</w:t>
+      </w:r>
+    </w:p>
+    <w:p>
+      <w:r>
+        <w:t>お客様には、「Revisão das coberturas」に関する内容を、契約内容、条件、必要書類に分けて確認することとして説明します。</w:t>
       </w:r>
     </w:p>
     <w:p>
@@ -146,12 +189,51 @@
         <w:pStyle w:val="Heading2"/>
       </w:pPr>
       <w:r>
-        <w:t>Como explicar ao cliente brasileiro</w:t>
-      </w:r>
-    </w:p>
-    <w:p>
-      <w:r>
-        <w:t>Com o tempo, sua situação muda. Por isso é importante revisar se as coberturas ainda fazem sentido.</w:t>
+        <w:t>ブラジル人顧客への説明方法</w:t>
+      </w:r>
+    </w:p>
+    <w:p>
+      <w:pPr>
+        <w:pStyle w:val="Heading3"/>
+      </w:pPr>
+      <w:r>
+        <w:t>PT-Br</w:t>
+      </w:r>
+    </w:p>
+    <w:p>
+      <w:r>
+        <w:t>Vamos confirmar revisão das coberturas e explicar de forma simples, conforme o contrato.</w:t>
+      </w:r>
+    </w:p>
+    <w:p>
+      <w:pPr>
+        <w:pStyle w:val="Heading3"/>
+      </w:pPr>
+      <w:r>
+        <w:t>JP（ふりがな）</w:t>
+      </w:r>
+    </w:p>
+    <w:p>
+      <w:r>
+        <w:t>「Revisão das coberturas」について、契約内容に沿って分かりやすく確認します。</w:t>
+      </w:r>
+    </w:p>
+    <w:p>
+      <w:r>
+        <w:t>ふりがな: 「ルエヴイスアォン ダス コベルツーラス」について、けいやくないようにそって、わかりやすくかくにんします。</w:t>
+      </w:r>
+    </w:p>
+    <w:p>
+      <w:pPr>
+        <w:pStyle w:val="Heading3"/>
+      </w:pPr>
+      <w:r>
+        <w:t>Leitura de apoio para o corretor</w:t>
+      </w:r>
+    </w:p>
+    <w:p>
+      <w:r>
+        <w:t>ヴァモス コンフィルマール ルエヴイスアォン ダス コベルツーラス イ エスプリカール ジ フォルマ シンプレス コンフォルミ オ コントラート</w:t>
       </w:r>
     </w:p>
     <w:p>
@@ -159,7 +241,7 @@
         <w:pStyle w:val="Heading2"/>
       </w:pPr>
       <w:r>
-        <w:t>Frases utilizadas</w:t>
+        <w:t>使用フレーズ</w:t>
       </w:r>
     </w:p>
     <w:p>
@@ -175,15 +257,15 @@
         <w:pStyle w:val="ListBullet"/>
       </w:pPr>
       <w:r>
-        <w:t>補償の見直しを確認しましょう。</w:t>
-      </w:r>
-    </w:p>
-    <w:p>
-      <w:pPr>
-        <w:pStyle w:val="ListBullet"/>
-      </w:pPr>
-      <w:r>
-        <w:t>必要な情報を正確に整理します。</w:t>
+        <w:t>補償の見直しについて確認しましょう。</w:t>
+      </w:r>
+    </w:p>
+    <w:p>
+      <w:pPr>
+        <w:pStyle w:val="ListBullet"/>
+      </w:pPr>
+      <w:r>
+        <w:t>契約内容と必要書類を分けて確認します.</w:t>
       </w:r>
     </w:p>
     <w:p>
@@ -203,11 +285,21 @@
       </w:r>
     </w:p>
     <w:p>
-      <w:pPr>
-        <w:pStyle w:val="ListBullet"/>
-      </w:pPr>
-      <w:r>
-        <w:t>Vamos organizar as informações necessárias corretamente.</w:t>
+      <w:r>
+        <w:t xml:space="preserve">  - Leitura de apoio: ヴァモス コンフィルマール ルエヴイスアォン ダス コベルツーラス</w:t>
+      </w:r>
+    </w:p>
+    <w:p>
+      <w:pPr>
+        <w:pStyle w:val="ListBullet"/>
+      </w:pPr>
+      <w:r>
+        <w:t>Vou explicar de forma simples, conforme o contrato.</w:t>
+      </w:r>
+    </w:p>
+    <w:p>
+      <w:r>
+        <w:t xml:space="preserve">  - Leitura de apoio: ヴォウ エスプリカール ジ フォルマ シンプレス コンフォルミ オ コントラート</w:t>
       </w:r>
     </w:p>
     <w:p>
@@ -215,7 +307,7 @@
         <w:pStyle w:val="Heading2"/>
       </w:pPr>
       <w:r>
-        <w:t>Perguntas frequentes</w:t>
+        <w:t>よくある質問</w:t>
       </w:r>
     </w:p>
     <w:p>
@@ -231,7 +323,7 @@
         <w:pStyle w:val="Heading2"/>
       </w:pPr>
       <w:r>
-        <w:t>Termos relacionados</w:t>
+        <w:t>関連用語</w:t>
       </w:r>
     </w:p>
     <w:p>
@@ -247,7 +339,7 @@
         <w:pStyle w:val="Heading2"/>
       </w:pPr>
       <w:r>
-        <w:t>Referências cruzadas</w:t>
+        <w:t>相互参照</w:t>
       </w:r>
     </w:p>
     <w:p>
@@ -279,7 +371,7 @@
         <w:pStyle w:val="Heading2"/>
       </w:pPr>
       <w:r>
-        <w:t>Referências</w:t>
+        <w:t>参考資料</w:t>
       </w:r>
     </w:p>
     <w:p>
@@ -295,7 +387,7 @@
         <w:pStyle w:val="Heading2"/>
       </w:pPr>
       <w:r>
-        <w:t>Tags</w:t>
+        <w:t>タグ</w:t>
       </w:r>
     </w:p>
     <w:p>
@@ -335,7 +427,7 @@
         <w:pStyle w:val="Heading2"/>
       </w:pPr>
       <w:r>
-        <w:t>Veja também</w:t>
+        <w:t>関連項目</w:t>
       </w:r>
     </w:p>
     <w:p>
@@ -351,29 +443,149 @@
         <w:pStyle w:val="Heading2"/>
       </w:pPr>
       <w:r>
-        <w:t>Histórico de revisão</w:t>
-      </w:r>
-    </w:p>
-    <w:p>
-      <w:r>
-        <w:t>| Data | Versão | Autor | Alteração |</w:t>
-      </w:r>
-    </w:p>
-    <w:p>
-      <w:r>
-        <w:t>| --- | --- | --- | --- |</w:t>
-      </w:r>
-    </w:p>
-    <w:p>
-      <w:r>
-        <w:t>| 2026-06-25 | 0.1 | JP-BR Insurance Knowledge Base | Criação inicial. |</w:t>
-      </w:r>
-    </w:p>
-    <w:p>
-      <w:r>
-        <w:t>————————————————————————</w:t>
-      </w:r>
-    </w:p>
+        <w:t>改訂履歴</w:t>
+      </w:r>
+    </w:p>
+    <w:tbl>
+      <w:tblPr>
+        <w:tblStyle w:val="TableGrid"/>
+        <w:tblW w:type="auto" w:w="0"/>
+        <w:tblLook w:firstColumn="1" w:firstRow="1" w:lastColumn="0" w:lastRow="0" w:noHBand="0" w:noVBand="1" w:val="04A0"/>
+      </w:tblPr>
+      <w:tblGrid>
+        <w:gridCol w:w="2520"/>
+        <w:gridCol w:w="2520"/>
+        <w:gridCol w:w="2520"/>
+        <w:gridCol w:w="2520"/>
+      </w:tblGrid>
+      <w:tr>
+        <w:tc>
+          <w:tcPr>
+            <w:tcW w:type="dxa" w:w="2520"/>
+          </w:tcPr>
+          <w:p>
+            <w:r>
+              <w:t>Data</w:t>
+            </w:r>
+          </w:p>
+        </w:tc>
+        <w:tc>
+          <w:tcPr>
+            <w:tcW w:type="dxa" w:w="2520"/>
+          </w:tcPr>
+          <w:p>
+            <w:r>
+              <w:t>Versão</w:t>
+            </w:r>
+          </w:p>
+        </w:tc>
+        <w:tc>
+          <w:tcPr>
+            <w:tcW w:type="dxa" w:w="2520"/>
+          </w:tcPr>
+          <w:p>
+            <w:r>
+              <w:t>Autor</w:t>
+            </w:r>
+          </w:p>
+        </w:tc>
+        <w:tc>
+          <w:tcPr>
+            <w:tcW w:type="dxa" w:w="2520"/>
+          </w:tcPr>
+          <w:p>
+            <w:r>
+              <w:t>Alteração</w:t>
+            </w:r>
+          </w:p>
+        </w:tc>
+      </w:tr>
+      <w:tr>
+        <w:tc>
+          <w:tcPr>
+            <w:tcW w:type="dxa" w:w="2520"/>
+          </w:tcPr>
+          <w:p>
+            <w:r>
+              <w:t>2026-06-25</w:t>
+            </w:r>
+          </w:p>
+        </w:tc>
+        <w:tc>
+          <w:tcPr>
+            <w:tcW w:type="dxa" w:w="2520"/>
+          </w:tcPr>
+          <w:p>
+            <w:r>
+              <w:t>0.1</w:t>
+            </w:r>
+          </w:p>
+        </w:tc>
+        <w:tc>
+          <w:tcPr>
+            <w:tcW w:type="dxa" w:w="2520"/>
+          </w:tcPr>
+          <w:p>
+            <w:r>
+              <w:t>JP-BR Insurance Knowledge Base</w:t>
+            </w:r>
+          </w:p>
+        </w:tc>
+        <w:tc>
+          <w:tcPr>
+            <w:tcW w:type="dxa" w:w="2520"/>
+          </w:tcPr>
+          <w:p>
+            <w:r>
+              <w:t>Criação inicial.</w:t>
+            </w:r>
+          </w:p>
+        </w:tc>
+      </w:tr>
+      <w:tr>
+        <w:tc>
+          <w:tcPr>
+            <w:tcW w:type="dxa" w:w="2520"/>
+          </w:tcPr>
+          <w:p>
+            <w:r>
+              <w:t>2026-06-27</w:t>
+            </w:r>
+          </w:p>
+        </w:tc>
+        <w:tc>
+          <w:tcPr>
+            <w:tcW w:type="dxa" w:w="2520"/>
+          </w:tcPr>
+          <w:p>
+            <w:r>
+              <w:t>0.2</w:t>
+            </w:r>
+          </w:p>
+        </w:tc>
+        <w:tc>
+          <w:tcPr>
+            <w:tcW w:type="dxa" w:w="2520"/>
+          </w:tcPr>
+          <w:p>
+            <w:r>
+              <w:t>JP-BR Insurance Knowledge Base</w:t>
+            </w:r>
+          </w:p>
+        </w:tc>
+        <w:tc>
+          <w:tcPr>
+            <w:tcW w:type="dxa" w:w="2520"/>
+          </w:tcPr>
+          <w:p>
+            <w:r>
+              <w:t>Ajuste ao modelo aprovado com PT-Br, JP（ふりがな） e leitura de apoio para o corretor.</w:t>
+            </w:r>
+          </w:p>
+        </w:tc>
+      </w:tr>
+    </w:tbl>
+    <w:p/>
     <w:p>
       <w:pPr>
         <w:pStyle w:val="Heading1"/>
@@ -387,23 +599,23 @@
         <w:pStyle w:val="Heading2"/>
       </w:pPr>
       <w:r>
-        <w:t>Controle</w:t>
-      </w:r>
-    </w:p>
-    <w:p>
-      <w:pPr>
-        <w:pStyle w:val="ListBullet"/>
-      </w:pPr>
-      <w:r>
-        <w:t>Versão: 0.1</w:t>
-      </w:r>
-    </w:p>
-    <w:p>
-      <w:pPr>
-        <w:pStyle w:val="ListBullet"/>
-      </w:pPr>
-      <w:r>
-        <w:t>Data: 2026-06-25</w:t>
+        <w:t>管理情報</w:t>
+      </w:r>
+    </w:p>
+    <w:p>
+      <w:pPr>
+        <w:pStyle w:val="ListBullet"/>
+      </w:pPr>
+      <w:r>
+        <w:t>Versão: 0.2</w:t>
+      </w:r>
+    </w:p>
+    <w:p>
+      <w:pPr>
+        <w:pStyle w:val="ListBullet"/>
+      </w:pPr>
+      <w:r>
+        <w:t>Data: 2026-06-27</w:t>
       </w:r>
     </w:p>
     <w:p>
@@ -419,7 +631,7 @@
         <w:pStyle w:val="ListBullet"/>
       </w:pPr>
       <w:r>
-        <w:t>Histórico: Criação inicial.</w:t>
+        <w:t>Histórico: Ajuste ao modelo aprovado com títulos principais em japonês e camadas PT-Br/JP/leitura de apoio.</w:t>
       </w:r>
     </w:p>
     <w:p>
@@ -427,7 +639,7 @@
         <w:pStyle w:val="Heading2"/>
       </w:pPr>
       <w:r>
-        <w:t>Código</w:t>
+        <w:t>コード</w:t>
       </w:r>
     </w:p>
     <w:p>
@@ -440,7 +652,7 @@
         <w:pStyle w:val="Heading2"/>
       </w:pPr>
       <w:r>
-        <w:t>Categoria</w:t>
+        <w:t>カテゴリー</w:t>
       </w:r>
     </w:p>
     <w:p>
@@ -453,7 +665,7 @@
         <w:pStyle w:val="Heading2"/>
       </w:pPr>
       <w:r>
-        <w:t>Termo Japonês</w:t>
+        <w:t>日本語用語</w:t>
       </w:r>
     </w:p>
     <w:p>
@@ -466,7 +678,7 @@
         <w:pStyle w:val="Heading2"/>
       </w:pPr>
       <w:r>
-        <w:t>Tradução Português</w:t>
+        <w:t>ポルトガル語訳</w:t>
       </w:r>
     </w:p>
     <w:p>
@@ -479,12 +691,12 @@
         <w:pStyle w:val="Heading2"/>
       </w:pPr>
       <w:r>
-        <w:t>Definição Técnica</w:t>
-      </w:r>
-    </w:p>
-    <w:p>
-      <w:r>
-        <w:t>Verificação do valor do prêmio e dos fatores que podem influenciar aumento, redução ou manutenção do custo.</w:t>
+        <w:t>技術的定義</w:t>
+      </w:r>
+    </w:p>
+    <w:p>
+      <w:r>
+        <w:t>保険料の見直しとは、自動車保険の相談・契約・保険金請求または契約管理において確認すべき専門用語です。具体的な意味、適用範囲、必要書類、支払可否は、保険商品、契約条件、事故状況および保険会社の判断によって異なります。</w:t>
       </w:r>
     </w:p>
     <w:p>
@@ -492,12 +704,12 @@
         <w:pStyle w:val="Heading2"/>
       </w:pPr>
       <w:r>
-        <w:t>Explicação Simplificada</w:t>
-      </w:r>
-    </w:p>
-    <w:p>
-      <w:r>
-        <w:t>É revisar o preço do seguro.</w:t>
+        <w:t>簡単な説明</w:t>
+      </w:r>
+    </w:p>
+    <w:p>
+      <w:r>
+        <w:t>お客様には、「Revisão do prêmio do seguro」に関する内容を、契約内容、条件、必要書類に分けて確認することとして説明します。</w:t>
       </w:r>
     </w:p>
     <w:p>
@@ -505,12 +717,51 @@
         <w:pStyle w:val="Heading2"/>
       </w:pPr>
       <w:r>
-        <w:t>Como explicar ao cliente brasileiro</w:t>
-      </w:r>
-    </w:p>
-    <w:p>
-      <w:r>
-        <w:t>Podemos analisar por que o valor mudou e se há ajustes possíveis sem prejudicar a proteção.</w:t>
+        <w:t>ブラジル人顧客への説明方法</w:t>
+      </w:r>
+    </w:p>
+    <w:p>
+      <w:pPr>
+        <w:pStyle w:val="Heading3"/>
+      </w:pPr>
+      <w:r>
+        <w:t>PT-Br</w:t>
+      </w:r>
+    </w:p>
+    <w:p>
+      <w:r>
+        <w:t>Vamos confirmar revisão do prêmio do seguro e explicar de forma simples, conforme o contrato.</w:t>
+      </w:r>
+    </w:p>
+    <w:p>
+      <w:pPr>
+        <w:pStyle w:val="Heading3"/>
+      </w:pPr>
+      <w:r>
+        <w:t>JP（ふりがな）</w:t>
+      </w:r>
+    </w:p>
+    <w:p>
+      <w:r>
+        <w:t>「Revisão do prêmio do seguro」について、契約内容に沿って分かりやすく確認します。</w:t>
+      </w:r>
+    </w:p>
+    <w:p>
+      <w:r>
+        <w:t>ふりがな: 「ルエヴイスアォン ド プルエムイオ ド セグーロ」について、けいやくないようにそって、わかりやすくかくにんします。</w:t>
+      </w:r>
+    </w:p>
+    <w:p>
+      <w:pPr>
+        <w:pStyle w:val="Heading3"/>
+      </w:pPr>
+      <w:r>
+        <w:t>Leitura de apoio para o corretor</w:t>
+      </w:r>
+    </w:p>
+    <w:p>
+      <w:r>
+        <w:t>ヴァモス コンフィルマール ルエヴイスアォン ド プルエムイオ ド セグーロ イ エスプリカール ジ フォルマ シンプレス コンフォルミ オ コントラート</w:t>
       </w:r>
     </w:p>
     <w:p>
@@ -518,7 +769,7 @@
         <w:pStyle w:val="Heading2"/>
       </w:pPr>
       <w:r>
-        <w:t>Frases utilizadas</w:t>
+        <w:t>使用フレーズ</w:t>
       </w:r>
     </w:p>
     <w:p>
@@ -534,15 +785,15 @@
         <w:pStyle w:val="ListBullet"/>
       </w:pPr>
       <w:r>
-        <w:t>保険料の見直しを確認しましょう。</w:t>
-      </w:r>
-    </w:p>
-    <w:p>
-      <w:pPr>
-        <w:pStyle w:val="ListBullet"/>
-      </w:pPr>
-      <w:r>
-        <w:t>必要な情報を正確に整理します。</w:t>
+        <w:t>保険料の見直しについて確認しましょう。</w:t>
+      </w:r>
+    </w:p>
+    <w:p>
+      <w:pPr>
+        <w:pStyle w:val="ListBullet"/>
+      </w:pPr>
+      <w:r>
+        <w:t>契約内容と必要書類を分けて確認します.</w:t>
       </w:r>
     </w:p>
     <w:p>
@@ -562,11 +813,21 @@
       </w:r>
     </w:p>
     <w:p>
-      <w:pPr>
-        <w:pStyle w:val="ListBullet"/>
-      </w:pPr>
-      <w:r>
-        <w:t>Vamos organizar as informações necessárias corretamente.</w:t>
+      <w:r>
+        <w:t xml:space="preserve">  - Leitura de apoio: ヴァモス コンフィルマール ルエヴイスアォン ド プルエムイオ ド セグーロ</w:t>
+      </w:r>
+    </w:p>
+    <w:p>
+      <w:pPr>
+        <w:pStyle w:val="ListBullet"/>
+      </w:pPr>
+      <w:r>
+        <w:t>Vou explicar de forma simples, conforme o contrato.</w:t>
+      </w:r>
+    </w:p>
+    <w:p>
+      <w:r>
+        <w:t xml:space="preserve">  - Leitura de apoio: ヴォウ エスプリカール ジ フォルマ シンプレス コンフォルミ オ コントラート</w:t>
       </w:r>
     </w:p>
     <w:p>
@@ -574,7 +835,7 @@
         <w:pStyle w:val="Heading2"/>
       </w:pPr>
       <w:r>
-        <w:t>Perguntas frequentes</w:t>
+        <w:t>よくある質問</w:t>
       </w:r>
     </w:p>
     <w:p>
@@ -590,7 +851,7 @@
         <w:pStyle w:val="Heading2"/>
       </w:pPr>
       <w:r>
-        <w:t>Termos relacionados</w:t>
+        <w:t>関連用語</w:t>
       </w:r>
     </w:p>
     <w:p>
@@ -614,7 +875,7 @@
         <w:pStyle w:val="Heading2"/>
       </w:pPr>
       <w:r>
-        <w:t>Referências cruzadas</w:t>
+        <w:t>相互参照</w:t>
       </w:r>
     </w:p>
     <w:p>
@@ -646,7 +907,7 @@
         <w:pStyle w:val="Heading2"/>
       </w:pPr>
       <w:r>
-        <w:t>Referências</w:t>
+        <w:t>参考資料</w:t>
       </w:r>
     </w:p>
     <w:p>
@@ -662,7 +923,7 @@
         <w:pStyle w:val="Heading2"/>
       </w:pPr>
       <w:r>
-        <w:t>Tags</w:t>
+        <w:t>タグ</w:t>
       </w:r>
     </w:p>
     <w:p>
@@ -702,7 +963,7 @@
         <w:pStyle w:val="Heading2"/>
       </w:pPr>
       <w:r>
-        <w:t>Veja também</w:t>
+        <w:t>関連項目</w:t>
       </w:r>
     </w:p>
     <w:p>
@@ -718,29 +979,149 @@
         <w:pStyle w:val="Heading2"/>
       </w:pPr>
       <w:r>
-        <w:t>Histórico de revisão</w:t>
-      </w:r>
-    </w:p>
-    <w:p>
-      <w:r>
-        <w:t>| Data | Versão | Autor | Alteração |</w:t>
-      </w:r>
-    </w:p>
-    <w:p>
-      <w:r>
-        <w:t>| --- | --- | --- | --- |</w:t>
-      </w:r>
-    </w:p>
-    <w:p>
-      <w:r>
-        <w:t>| 2026-06-25 | 0.1 | JP-BR Insurance Knowledge Base | Criação inicial. |</w:t>
-      </w:r>
-    </w:p>
-    <w:p>
-      <w:r>
-        <w:t>————————————————————————</w:t>
-      </w:r>
-    </w:p>
+        <w:t>改訂履歴</w:t>
+      </w:r>
+    </w:p>
+    <w:tbl>
+      <w:tblPr>
+        <w:tblStyle w:val="TableGrid"/>
+        <w:tblW w:type="auto" w:w="0"/>
+        <w:tblLook w:firstColumn="1" w:firstRow="1" w:lastColumn="0" w:lastRow="0" w:noHBand="0" w:noVBand="1" w:val="04A0"/>
+      </w:tblPr>
+      <w:tblGrid>
+        <w:gridCol w:w="2520"/>
+        <w:gridCol w:w="2520"/>
+        <w:gridCol w:w="2520"/>
+        <w:gridCol w:w="2520"/>
+      </w:tblGrid>
+      <w:tr>
+        <w:tc>
+          <w:tcPr>
+            <w:tcW w:type="dxa" w:w="2520"/>
+          </w:tcPr>
+          <w:p>
+            <w:r>
+              <w:t>Data</w:t>
+            </w:r>
+          </w:p>
+        </w:tc>
+        <w:tc>
+          <w:tcPr>
+            <w:tcW w:type="dxa" w:w="2520"/>
+          </w:tcPr>
+          <w:p>
+            <w:r>
+              <w:t>Versão</w:t>
+            </w:r>
+          </w:p>
+        </w:tc>
+        <w:tc>
+          <w:tcPr>
+            <w:tcW w:type="dxa" w:w="2520"/>
+          </w:tcPr>
+          <w:p>
+            <w:r>
+              <w:t>Autor</w:t>
+            </w:r>
+          </w:p>
+        </w:tc>
+        <w:tc>
+          <w:tcPr>
+            <w:tcW w:type="dxa" w:w="2520"/>
+          </w:tcPr>
+          <w:p>
+            <w:r>
+              <w:t>Alteração</w:t>
+            </w:r>
+          </w:p>
+        </w:tc>
+      </w:tr>
+      <w:tr>
+        <w:tc>
+          <w:tcPr>
+            <w:tcW w:type="dxa" w:w="2520"/>
+          </w:tcPr>
+          <w:p>
+            <w:r>
+              <w:t>2026-06-25</w:t>
+            </w:r>
+          </w:p>
+        </w:tc>
+        <w:tc>
+          <w:tcPr>
+            <w:tcW w:type="dxa" w:w="2520"/>
+          </w:tcPr>
+          <w:p>
+            <w:r>
+              <w:t>0.1</w:t>
+            </w:r>
+          </w:p>
+        </w:tc>
+        <w:tc>
+          <w:tcPr>
+            <w:tcW w:type="dxa" w:w="2520"/>
+          </w:tcPr>
+          <w:p>
+            <w:r>
+              <w:t>JP-BR Insurance Knowledge Base</w:t>
+            </w:r>
+          </w:p>
+        </w:tc>
+        <w:tc>
+          <w:tcPr>
+            <w:tcW w:type="dxa" w:w="2520"/>
+          </w:tcPr>
+          <w:p>
+            <w:r>
+              <w:t>Criação inicial.</w:t>
+            </w:r>
+          </w:p>
+        </w:tc>
+      </w:tr>
+      <w:tr>
+        <w:tc>
+          <w:tcPr>
+            <w:tcW w:type="dxa" w:w="2520"/>
+          </w:tcPr>
+          <w:p>
+            <w:r>
+              <w:t>2026-06-27</w:t>
+            </w:r>
+          </w:p>
+        </w:tc>
+        <w:tc>
+          <w:tcPr>
+            <w:tcW w:type="dxa" w:w="2520"/>
+          </w:tcPr>
+          <w:p>
+            <w:r>
+              <w:t>0.2</w:t>
+            </w:r>
+          </w:p>
+        </w:tc>
+        <w:tc>
+          <w:tcPr>
+            <w:tcW w:type="dxa" w:w="2520"/>
+          </w:tcPr>
+          <w:p>
+            <w:r>
+              <w:t>JP-BR Insurance Knowledge Base</w:t>
+            </w:r>
+          </w:p>
+        </w:tc>
+        <w:tc>
+          <w:tcPr>
+            <w:tcW w:type="dxa" w:w="2520"/>
+          </w:tcPr>
+          <w:p>
+            <w:r>
+              <w:t>Ajuste ao modelo aprovado com PT-Br, JP（ふりがな） e leitura de apoio para o corretor.</w:t>
+            </w:r>
+          </w:p>
+        </w:tc>
+      </w:tr>
+    </w:tbl>
+    <w:p/>
     <w:p>
       <w:pPr>
         <w:pStyle w:val="Heading1"/>
@@ -754,23 +1135,23 @@
         <w:pStyle w:val="Heading2"/>
       </w:pPr>
       <w:r>
-        <w:t>Controle</w:t>
-      </w:r>
-    </w:p>
-    <w:p>
-      <w:pPr>
-        <w:pStyle w:val="ListBullet"/>
-      </w:pPr>
-      <w:r>
-        <w:t>Versão: 0.1</w:t>
-      </w:r>
-    </w:p>
-    <w:p>
-      <w:pPr>
-        <w:pStyle w:val="ListBullet"/>
-      </w:pPr>
-      <w:r>
-        <w:t>Data: 2026-06-25</w:t>
+        <w:t>管理情報</w:t>
+      </w:r>
+    </w:p>
+    <w:p>
+      <w:pPr>
+        <w:pStyle w:val="ListBullet"/>
+      </w:pPr>
+      <w:r>
+        <w:t>Versão: 0.2</w:t>
+      </w:r>
+    </w:p>
+    <w:p>
+      <w:pPr>
+        <w:pStyle w:val="ListBullet"/>
+      </w:pPr>
+      <w:r>
+        <w:t>Data: 2026-06-27</w:t>
       </w:r>
     </w:p>
     <w:p>
@@ -786,7 +1167,7 @@
         <w:pStyle w:val="ListBullet"/>
       </w:pPr>
       <w:r>
-        <w:t>Histórico: Criação inicial.</w:t>
+        <w:t>Histórico: Ajuste ao modelo aprovado com títulos principais em japonês e camadas PT-Br/JP/leitura de apoio.</w:t>
       </w:r>
     </w:p>
     <w:p>
@@ -794,7 +1175,7 @@
         <w:pStyle w:val="Heading2"/>
       </w:pPr>
       <w:r>
-        <w:t>Código</w:t>
+        <w:t>コード</w:t>
       </w:r>
     </w:p>
     <w:p>
@@ -807,7 +1188,7 @@
         <w:pStyle w:val="Heading2"/>
       </w:pPr>
       <w:r>
-        <w:t>Categoria</w:t>
+        <w:t>カテゴリー</w:t>
       </w:r>
     </w:p>
     <w:p>
@@ -820,7 +1201,7 @@
         <w:pStyle w:val="Heading2"/>
       </w:pPr>
       <w:r>
-        <w:t>Termo Japonês</w:t>
+        <w:t>日本語用語</w:t>
       </w:r>
     </w:p>
     <w:p>
@@ -833,7 +1214,7 @@
         <w:pStyle w:val="Heading2"/>
       </w:pPr>
       <w:r>
-        <w:t>Tradução Português</w:t>
+        <w:t>ポルトガル語訳</w:t>
       </w:r>
     </w:p>
     <w:p>
@@ -846,12 +1227,12 @@
         <w:pStyle w:val="Heading2"/>
       </w:pPr>
       <w:r>
-        <w:t>Definição Técnica</w:t>
-      </w:r>
-    </w:p>
-    <w:p>
-      <w:r>
-        <w:t>Conjunto de regras, limites, coberturas, exclusões e obrigações que formam o contrato de seguro.</w:t>
+        <w:t>技術的定義</w:t>
+      </w:r>
+    </w:p>
+    <w:p>
+      <w:r>
+        <w:t>契約条件とは、自動車保険の相談・契約・保険金請求または契約管理において確認すべき専門用語です。具体的な意味、適用範囲、必要書類、支払可否は、保険商品、契約条件、事故状況および保険会社の判断によって異なります。</w:t>
       </w:r>
     </w:p>
     <w:p>
@@ -859,12 +1240,12 @@
         <w:pStyle w:val="Heading2"/>
       </w:pPr>
       <w:r>
-        <w:t>Explicação Simplificada</w:t>
-      </w:r>
-    </w:p>
-    <w:p>
-      <w:r>
-        <w:t>São as regras do seguro.</w:t>
+        <w:t>簡単な説明</w:t>
+      </w:r>
+    </w:p>
+    <w:p>
+      <w:r>
+        <w:t>お客様には、「Condições do contrato」に関する内容を、契約内容、条件、必要書類に分けて確認することとして説明します。</w:t>
       </w:r>
     </w:p>
     <w:p>
@@ -872,12 +1253,51 @@
         <w:pStyle w:val="Heading2"/>
       </w:pPr>
       <w:r>
-        <w:t>Como explicar ao cliente brasileiro</w:t>
-      </w:r>
-    </w:p>
-    <w:p>
-      <w:r>
-        <w:t>O contrato tem condições que definem o que está coberto, o que não está e quais são os deveres do cliente.</w:t>
+        <w:t>ブラジル人顧客への説明方法</w:t>
+      </w:r>
+    </w:p>
+    <w:p>
+      <w:pPr>
+        <w:pStyle w:val="Heading3"/>
+      </w:pPr>
+      <w:r>
+        <w:t>PT-Br</w:t>
+      </w:r>
+    </w:p>
+    <w:p>
+      <w:r>
+        <w:t>Vamos confirmar condições do contrato e explicar de forma simples, conforme o contrato.</w:t>
+      </w:r>
+    </w:p>
+    <w:p>
+      <w:pPr>
+        <w:pStyle w:val="Heading3"/>
+      </w:pPr>
+      <w:r>
+        <w:t>JP（ふりがな）</w:t>
+      </w:r>
+    </w:p>
+    <w:p>
+      <w:r>
+        <w:t>「Condições do contrato」について、契約内容に沿って分かりやすく確認します。</w:t>
+      </w:r>
+    </w:p>
+    <w:p>
+      <w:r>
+        <w:t>ふりがな: 「コンジソインス ド コントラート」について、けいやくないようにそって、わかりやすくかくにんします。</w:t>
+      </w:r>
+    </w:p>
+    <w:p>
+      <w:pPr>
+        <w:pStyle w:val="Heading3"/>
+      </w:pPr>
+      <w:r>
+        <w:t>Leitura de apoio para o corretor</w:t>
+      </w:r>
+    </w:p>
+    <w:p>
+      <w:r>
+        <w:t>ヴァモス コンフィルマール コンジソインス ド コントラート イ エスプリカール ジ フォルマ シンプレス コンフォルミ オ コントラート</w:t>
       </w:r>
     </w:p>
     <w:p>
@@ -885,7 +1305,7 @@
         <w:pStyle w:val="Heading2"/>
       </w:pPr>
       <w:r>
-        <w:t>Frases utilizadas</w:t>
+        <w:t>使用フレーズ</w:t>
       </w:r>
     </w:p>
     <w:p>
@@ -901,15 +1321,15 @@
         <w:pStyle w:val="ListBullet"/>
       </w:pPr>
       <w:r>
-        <w:t>契約条件を確認しましょう。</w:t>
-      </w:r>
-    </w:p>
-    <w:p>
-      <w:pPr>
-        <w:pStyle w:val="ListBullet"/>
-      </w:pPr>
-      <w:r>
-        <w:t>必要な情報を正確に整理します。</w:t>
+        <w:t>契約条件について確認しましょう。</w:t>
+      </w:r>
+    </w:p>
+    <w:p>
+      <w:pPr>
+        <w:pStyle w:val="ListBullet"/>
+      </w:pPr>
+      <w:r>
+        <w:t>契約内容と必要書類を分けて確認します.</w:t>
       </w:r>
     </w:p>
     <w:p>
@@ -929,11 +1349,21 @@
       </w:r>
     </w:p>
     <w:p>
-      <w:pPr>
-        <w:pStyle w:val="ListBullet"/>
-      </w:pPr>
-      <w:r>
-        <w:t>Vamos organizar as informações necessárias corretamente.</w:t>
+      <w:r>
+        <w:t xml:space="preserve">  - Leitura de apoio: ヴァモス コンフィルマール コンジソインス ド コントラート</w:t>
+      </w:r>
+    </w:p>
+    <w:p>
+      <w:pPr>
+        <w:pStyle w:val="ListBullet"/>
+      </w:pPr>
+      <w:r>
+        <w:t>Vou explicar de forma simples, conforme o contrato.</w:t>
+      </w:r>
+    </w:p>
+    <w:p>
+      <w:r>
+        <w:t xml:space="preserve">  - Leitura de apoio: ヴォウ エスプリカール ジ フォルマ シンプレス コンフォルミ オ コントラート</w:t>
       </w:r>
     </w:p>
     <w:p>
@@ -941,7 +1371,7 @@
         <w:pStyle w:val="Heading2"/>
       </w:pPr>
       <w:r>
-        <w:t>Perguntas frequentes</w:t>
+        <w:t>よくある質問</w:t>
       </w:r>
     </w:p>
     <w:p>
@@ -957,7 +1387,7 @@
         <w:pStyle w:val="Heading2"/>
       </w:pPr>
       <w:r>
-        <w:t>Termos relacionados</w:t>
+        <w:t>関連用語</w:t>
       </w:r>
     </w:p>
     <w:p>
@@ -981,7 +1411,7 @@
         <w:pStyle w:val="Heading2"/>
       </w:pPr>
       <w:r>
-        <w:t>Referências cruzadas</w:t>
+        <w:t>相互参照</w:t>
       </w:r>
     </w:p>
     <w:p>
@@ -1013,7 +1443,7 @@
         <w:pStyle w:val="Heading2"/>
       </w:pPr>
       <w:r>
-        <w:t>Referências</w:t>
+        <w:t>参考資料</w:t>
       </w:r>
     </w:p>
     <w:p>
@@ -1029,7 +1459,7 @@
         <w:pStyle w:val="Heading2"/>
       </w:pPr>
       <w:r>
-        <w:t>Tags</w:t>
+        <w:t>タグ</w:t>
       </w:r>
     </w:p>
     <w:p>
@@ -1069,7 +1499,7 @@
         <w:pStyle w:val="Heading2"/>
       </w:pPr>
       <w:r>
-        <w:t>Veja também</w:t>
+        <w:t>関連項目</w:t>
       </w:r>
     </w:p>
     <w:p>
@@ -1085,29 +1515,149 @@
         <w:pStyle w:val="Heading2"/>
       </w:pPr>
       <w:r>
-        <w:t>Histórico de revisão</w:t>
-      </w:r>
-    </w:p>
-    <w:p>
-      <w:r>
-        <w:t>| Data | Versão | Autor | Alteração |</w:t>
-      </w:r>
-    </w:p>
-    <w:p>
-      <w:r>
-        <w:t>| --- | --- | --- | --- |</w:t>
-      </w:r>
-    </w:p>
-    <w:p>
-      <w:r>
-        <w:t>| 2026-06-25 | 0.1 | JP-BR Insurance Knowledge Base | Criação inicial. |</w:t>
-      </w:r>
-    </w:p>
-    <w:p>
-      <w:r>
-        <w:t>————————————————————————</w:t>
-      </w:r>
-    </w:p>
+        <w:t>改訂履歴</w:t>
+      </w:r>
+    </w:p>
+    <w:tbl>
+      <w:tblPr>
+        <w:tblStyle w:val="TableGrid"/>
+        <w:tblW w:type="auto" w:w="0"/>
+        <w:tblLook w:firstColumn="1" w:firstRow="1" w:lastColumn="0" w:lastRow="0" w:noHBand="0" w:noVBand="1" w:val="04A0"/>
+      </w:tblPr>
+      <w:tblGrid>
+        <w:gridCol w:w="2520"/>
+        <w:gridCol w:w="2520"/>
+        <w:gridCol w:w="2520"/>
+        <w:gridCol w:w="2520"/>
+      </w:tblGrid>
+      <w:tr>
+        <w:tc>
+          <w:tcPr>
+            <w:tcW w:type="dxa" w:w="2520"/>
+          </w:tcPr>
+          <w:p>
+            <w:r>
+              <w:t>Data</w:t>
+            </w:r>
+          </w:p>
+        </w:tc>
+        <w:tc>
+          <w:tcPr>
+            <w:tcW w:type="dxa" w:w="2520"/>
+          </w:tcPr>
+          <w:p>
+            <w:r>
+              <w:t>Versão</w:t>
+            </w:r>
+          </w:p>
+        </w:tc>
+        <w:tc>
+          <w:tcPr>
+            <w:tcW w:type="dxa" w:w="2520"/>
+          </w:tcPr>
+          <w:p>
+            <w:r>
+              <w:t>Autor</w:t>
+            </w:r>
+          </w:p>
+        </w:tc>
+        <w:tc>
+          <w:tcPr>
+            <w:tcW w:type="dxa" w:w="2520"/>
+          </w:tcPr>
+          <w:p>
+            <w:r>
+              <w:t>Alteração</w:t>
+            </w:r>
+          </w:p>
+        </w:tc>
+      </w:tr>
+      <w:tr>
+        <w:tc>
+          <w:tcPr>
+            <w:tcW w:type="dxa" w:w="2520"/>
+          </w:tcPr>
+          <w:p>
+            <w:r>
+              <w:t>2026-06-25</w:t>
+            </w:r>
+          </w:p>
+        </w:tc>
+        <w:tc>
+          <w:tcPr>
+            <w:tcW w:type="dxa" w:w="2520"/>
+          </w:tcPr>
+          <w:p>
+            <w:r>
+              <w:t>0.1</w:t>
+            </w:r>
+          </w:p>
+        </w:tc>
+        <w:tc>
+          <w:tcPr>
+            <w:tcW w:type="dxa" w:w="2520"/>
+          </w:tcPr>
+          <w:p>
+            <w:r>
+              <w:t>JP-BR Insurance Knowledge Base</w:t>
+            </w:r>
+          </w:p>
+        </w:tc>
+        <w:tc>
+          <w:tcPr>
+            <w:tcW w:type="dxa" w:w="2520"/>
+          </w:tcPr>
+          <w:p>
+            <w:r>
+              <w:t>Criação inicial.</w:t>
+            </w:r>
+          </w:p>
+        </w:tc>
+      </w:tr>
+      <w:tr>
+        <w:tc>
+          <w:tcPr>
+            <w:tcW w:type="dxa" w:w="2520"/>
+          </w:tcPr>
+          <w:p>
+            <w:r>
+              <w:t>2026-06-27</w:t>
+            </w:r>
+          </w:p>
+        </w:tc>
+        <w:tc>
+          <w:tcPr>
+            <w:tcW w:type="dxa" w:w="2520"/>
+          </w:tcPr>
+          <w:p>
+            <w:r>
+              <w:t>0.2</w:t>
+            </w:r>
+          </w:p>
+        </w:tc>
+        <w:tc>
+          <w:tcPr>
+            <w:tcW w:type="dxa" w:w="2520"/>
+          </w:tcPr>
+          <w:p>
+            <w:r>
+              <w:t>JP-BR Insurance Knowledge Base</w:t>
+            </w:r>
+          </w:p>
+        </w:tc>
+        <w:tc>
+          <w:tcPr>
+            <w:tcW w:type="dxa" w:w="2520"/>
+          </w:tcPr>
+          <w:p>
+            <w:r>
+              <w:t>Ajuste ao modelo aprovado com PT-Br, JP（ふりがな） e leitura de apoio para o corretor.</w:t>
+            </w:r>
+          </w:p>
+        </w:tc>
+      </w:tr>
+    </w:tbl>
+    <w:p/>
     <w:p>
       <w:pPr>
         <w:pStyle w:val="Heading1"/>
@@ -1121,23 +1671,23 @@
         <w:pStyle w:val="Heading2"/>
       </w:pPr>
       <w:r>
-        <w:t>Controle</w:t>
-      </w:r>
-    </w:p>
-    <w:p>
-      <w:pPr>
-        <w:pStyle w:val="ListBullet"/>
-      </w:pPr>
-      <w:r>
-        <w:t>Versão: 0.1</w:t>
-      </w:r>
-    </w:p>
-    <w:p>
-      <w:pPr>
-        <w:pStyle w:val="ListBullet"/>
-      </w:pPr>
-      <w:r>
-        <w:t>Data: 2026-06-25</w:t>
+        <w:t>管理情報</w:t>
+      </w:r>
+    </w:p>
+    <w:p>
+      <w:pPr>
+        <w:pStyle w:val="ListBullet"/>
+      </w:pPr>
+      <w:r>
+        <w:t>Versão: 0.2</w:t>
+      </w:r>
+    </w:p>
+    <w:p>
+      <w:pPr>
+        <w:pStyle w:val="ListBullet"/>
+      </w:pPr>
+      <w:r>
+        <w:t>Data: 2026-06-27</w:t>
       </w:r>
     </w:p>
     <w:p>
@@ -1153,7 +1703,7 @@
         <w:pStyle w:val="ListBullet"/>
       </w:pPr>
       <w:r>
-        <w:t>Histórico: Criação inicial.</w:t>
+        <w:t>Histórico: Ajuste ao modelo aprovado com títulos principais em japonês e camadas PT-Br/JP/leitura de apoio.</w:t>
       </w:r>
     </w:p>
     <w:p>
@@ -1161,7 +1711,7 @@
         <w:pStyle w:val="Heading2"/>
       </w:pPr>
       <w:r>
-        <w:t>Código</w:t>
+        <w:t>コード</w:t>
       </w:r>
     </w:p>
     <w:p>
@@ -1174,7 +1724,7 @@
         <w:pStyle w:val="Heading2"/>
       </w:pPr>
       <w:r>
-        <w:t>Categoria</w:t>
+        <w:t>カテゴリー</w:t>
       </w:r>
     </w:p>
     <w:p>
@@ -1187,7 +1737,7 @@
         <w:pStyle w:val="Heading2"/>
       </w:pPr>
       <w:r>
-        <w:t>Termo Japonês</w:t>
+        <w:t>日本語用語</w:t>
       </w:r>
     </w:p>
     <w:p>
@@ -1200,7 +1750,7 @@
         <w:pStyle w:val="Heading2"/>
       </w:pPr>
       <w:r>
-        <w:t>Tradução Português</w:t>
+        <w:t>ポルトガル語訳</w:t>
       </w:r>
     </w:p>
     <w:p>
@@ -1213,12 +1763,12 @@
         <w:pStyle w:val="Heading2"/>
       </w:pPr>
       <w:r>
-        <w:t>Definição Técnica</w:t>
-      </w:r>
-    </w:p>
-    <w:p>
-      <w:r>
-        <w:t>Explicação formal dos pontos relevantes do seguro, incluindo cobertura, exclusões, obrigações e cuidados antes da contratação.</w:t>
+        <w:t>技術的定義</w:t>
+      </w:r>
+    </w:p>
+    <w:p>
+      <w:r>
+        <w:t>重要事項説明とは、自動車保険の相談・契約・保険金請求または契約管理において確認すべき専門用語です。具体的な意味、適用範囲、必要書類、支払可否は、保険商品、契約条件、事故状況および保険会社の判断によって異なります。</w:t>
       </w:r>
     </w:p>
     <w:p>
@@ -1226,12 +1776,12 @@
         <w:pStyle w:val="Heading2"/>
       </w:pPr>
       <w:r>
-        <w:t>Explicação Simplificada</w:t>
-      </w:r>
-    </w:p>
-    <w:p>
-      <w:r>
-        <w:t>É a explicação dos pontos importantes antes de contratar.</w:t>
+        <w:t>簡単な説明</w:t>
+      </w:r>
+    </w:p>
+    <w:p>
+      <w:r>
+        <w:t>お客様には、「Explicação de informações importantes」に関する内容を、契約内容、条件、必要書類に分けて確認することとして説明します。</w:t>
       </w:r>
     </w:p>
     <w:p>
@@ -1239,12 +1789,51 @@
         <w:pStyle w:val="Heading2"/>
       </w:pPr>
       <w:r>
-        <w:t>Como explicar ao cliente brasileiro</w:t>
-      </w:r>
-    </w:p>
-    <w:p>
-      <w:r>
-        <w:t>Antes de contratar, precisamos explicar os pontos principais para evitar mal-entendidos depois.</w:t>
+        <w:t>ブラジル人顧客への説明方法</w:t>
+      </w:r>
+    </w:p>
+    <w:p>
+      <w:pPr>
+        <w:pStyle w:val="Heading3"/>
+      </w:pPr>
+      <w:r>
+        <w:t>PT-Br</w:t>
+      </w:r>
+    </w:p>
+    <w:p>
+      <w:r>
+        <w:t>Vamos confirmar explicação de informações importantes e explicar de forma simples, conforme o contrato.</w:t>
+      </w:r>
+    </w:p>
+    <w:p>
+      <w:pPr>
+        <w:pStyle w:val="Heading3"/>
+      </w:pPr>
+      <w:r>
+        <w:t>JP（ふりがな）</w:t>
+      </w:r>
+    </w:p>
+    <w:p>
+      <w:r>
+        <w:t>「Explicação de informações importantes」について、契約内容に沿って分かりやすく確認します。</w:t>
+      </w:r>
+    </w:p>
+    <w:p>
+      <w:r>
+        <w:t>ふりがな: 「エシプルイクアサォン ジ インフオルムアソインス イムプオルトアントエス」について、けいやくないようにそって、わかりやすくかくにんします。</w:t>
+      </w:r>
+    </w:p>
+    <w:p>
+      <w:pPr>
+        <w:pStyle w:val="Heading3"/>
+      </w:pPr>
+      <w:r>
+        <w:t>Leitura de apoio para o corretor</w:t>
+      </w:r>
+    </w:p>
+    <w:p>
+      <w:r>
+        <w:t>ヴァモス コンフィルマール エシプルイクアサォン ジ インフオルムアソインス イムプオルトアントエス イ エスプリカール ジ フォルマ シンプレス コンフォルミ オ コントラート</w:t>
       </w:r>
     </w:p>
     <w:p>
@@ -1252,7 +1841,7 @@
         <w:pStyle w:val="Heading2"/>
       </w:pPr>
       <w:r>
-        <w:t>Frases utilizadas</w:t>
+        <w:t>使用フレーズ</w:t>
       </w:r>
     </w:p>
     <w:p>
@@ -1268,15 +1857,15 @@
         <w:pStyle w:val="ListBullet"/>
       </w:pPr>
       <w:r>
-        <w:t>重要事項説明を確認しましょう。</w:t>
-      </w:r>
-    </w:p>
-    <w:p>
-      <w:pPr>
-        <w:pStyle w:val="ListBullet"/>
-      </w:pPr>
-      <w:r>
-        <w:t>必要な情報を正確に整理します。</w:t>
+        <w:t>重要事項説明について確認しましょう。</w:t>
+      </w:r>
+    </w:p>
+    <w:p>
+      <w:pPr>
+        <w:pStyle w:val="ListBullet"/>
+      </w:pPr>
+      <w:r>
+        <w:t>契約内容と必要書類を分けて確認します.</w:t>
       </w:r>
     </w:p>
     <w:p>
@@ -1296,11 +1885,21 @@
       </w:r>
     </w:p>
     <w:p>
-      <w:pPr>
-        <w:pStyle w:val="ListBullet"/>
-      </w:pPr>
-      <w:r>
-        <w:t>Vamos organizar as informações necessárias corretamente.</w:t>
+      <w:r>
+        <w:t xml:space="preserve">  - Leitura de apoio: ヴァモス コンフィルマール エシプルイクアサォン ジ インフオルムアソインス イムプオルトアントエス</w:t>
+      </w:r>
+    </w:p>
+    <w:p>
+      <w:pPr>
+        <w:pStyle w:val="ListBullet"/>
+      </w:pPr>
+      <w:r>
+        <w:t>Vou explicar de forma simples, conforme o contrato.</w:t>
+      </w:r>
+    </w:p>
+    <w:p>
+      <w:r>
+        <w:t xml:space="preserve">  - Leitura de apoio: ヴォウ エスプリカール ジ フォルマ シンプレス コンフォルミ オ コントラート</w:t>
       </w:r>
     </w:p>
     <w:p>
@@ -1308,7 +1907,7 @@
         <w:pStyle w:val="Heading2"/>
       </w:pPr>
       <w:r>
-        <w:t>Perguntas frequentes</w:t>
+        <w:t>よくある質問</w:t>
       </w:r>
     </w:p>
     <w:p>
@@ -1324,7 +1923,7 @@
         <w:pStyle w:val="Heading2"/>
       </w:pPr>
       <w:r>
-        <w:t>Termos relacionados</w:t>
+        <w:t>関連用語</w:t>
       </w:r>
     </w:p>
     <w:p>
@@ -1348,7 +1947,7 @@
         <w:pStyle w:val="Heading2"/>
       </w:pPr>
       <w:r>
-        <w:t>Referências cruzadas</w:t>
+        <w:t>相互参照</w:t>
       </w:r>
     </w:p>
     <w:p>
@@ -1380,7 +1979,7 @@
         <w:pStyle w:val="Heading2"/>
       </w:pPr>
       <w:r>
-        <w:t>Referências</w:t>
+        <w:t>参考資料</w:t>
       </w:r>
     </w:p>
     <w:p>
@@ -1396,7 +1995,7 @@
         <w:pStyle w:val="Heading2"/>
       </w:pPr>
       <w:r>
-        <w:t>Tags</w:t>
+        <w:t>タグ</w:t>
       </w:r>
     </w:p>
     <w:p>
@@ -1436,7 +2035,7 @@
         <w:pStyle w:val="Heading2"/>
       </w:pPr>
       <w:r>
-        <w:t>Veja também</w:t>
+        <w:t>関連項目</w:t>
       </w:r>
     </w:p>
     <w:p>
@@ -1452,29 +2051,149 @@
         <w:pStyle w:val="Heading2"/>
       </w:pPr>
       <w:r>
-        <w:t>Histórico de revisão</w:t>
-      </w:r>
-    </w:p>
-    <w:p>
-      <w:r>
-        <w:t>| Data | Versão | Autor | Alteração |</w:t>
-      </w:r>
-    </w:p>
-    <w:p>
-      <w:r>
-        <w:t>| --- | --- | --- | --- |</w:t>
-      </w:r>
-    </w:p>
-    <w:p>
-      <w:r>
-        <w:t>| 2026-06-25 | 0.1 | JP-BR Insurance Knowledge Base | Criação inicial. |</w:t>
-      </w:r>
-    </w:p>
-    <w:p>
-      <w:r>
-        <w:t>————————————————————————</w:t>
-      </w:r>
-    </w:p>
+        <w:t>改訂履歴</w:t>
+      </w:r>
+    </w:p>
+    <w:tbl>
+      <w:tblPr>
+        <w:tblStyle w:val="TableGrid"/>
+        <w:tblW w:type="auto" w:w="0"/>
+        <w:tblLook w:firstColumn="1" w:firstRow="1" w:lastColumn="0" w:lastRow="0" w:noHBand="0" w:noVBand="1" w:val="04A0"/>
+      </w:tblPr>
+      <w:tblGrid>
+        <w:gridCol w:w="2520"/>
+        <w:gridCol w:w="2520"/>
+        <w:gridCol w:w="2520"/>
+        <w:gridCol w:w="2520"/>
+      </w:tblGrid>
+      <w:tr>
+        <w:tc>
+          <w:tcPr>
+            <w:tcW w:type="dxa" w:w="2520"/>
+          </w:tcPr>
+          <w:p>
+            <w:r>
+              <w:t>Data</w:t>
+            </w:r>
+          </w:p>
+        </w:tc>
+        <w:tc>
+          <w:tcPr>
+            <w:tcW w:type="dxa" w:w="2520"/>
+          </w:tcPr>
+          <w:p>
+            <w:r>
+              <w:t>Versão</w:t>
+            </w:r>
+          </w:p>
+        </w:tc>
+        <w:tc>
+          <w:tcPr>
+            <w:tcW w:type="dxa" w:w="2520"/>
+          </w:tcPr>
+          <w:p>
+            <w:r>
+              <w:t>Autor</w:t>
+            </w:r>
+          </w:p>
+        </w:tc>
+        <w:tc>
+          <w:tcPr>
+            <w:tcW w:type="dxa" w:w="2520"/>
+          </w:tcPr>
+          <w:p>
+            <w:r>
+              <w:t>Alteração</w:t>
+            </w:r>
+          </w:p>
+        </w:tc>
+      </w:tr>
+      <w:tr>
+        <w:tc>
+          <w:tcPr>
+            <w:tcW w:type="dxa" w:w="2520"/>
+          </w:tcPr>
+          <w:p>
+            <w:r>
+              <w:t>2026-06-25</w:t>
+            </w:r>
+          </w:p>
+        </w:tc>
+        <w:tc>
+          <w:tcPr>
+            <w:tcW w:type="dxa" w:w="2520"/>
+          </w:tcPr>
+          <w:p>
+            <w:r>
+              <w:t>0.1</w:t>
+            </w:r>
+          </w:p>
+        </w:tc>
+        <w:tc>
+          <w:tcPr>
+            <w:tcW w:type="dxa" w:w="2520"/>
+          </w:tcPr>
+          <w:p>
+            <w:r>
+              <w:t>JP-BR Insurance Knowledge Base</w:t>
+            </w:r>
+          </w:p>
+        </w:tc>
+        <w:tc>
+          <w:tcPr>
+            <w:tcW w:type="dxa" w:w="2520"/>
+          </w:tcPr>
+          <w:p>
+            <w:r>
+              <w:t>Criação inicial.</w:t>
+            </w:r>
+          </w:p>
+        </w:tc>
+      </w:tr>
+      <w:tr>
+        <w:tc>
+          <w:tcPr>
+            <w:tcW w:type="dxa" w:w="2520"/>
+          </w:tcPr>
+          <w:p>
+            <w:r>
+              <w:t>2026-06-27</w:t>
+            </w:r>
+          </w:p>
+        </w:tc>
+        <w:tc>
+          <w:tcPr>
+            <w:tcW w:type="dxa" w:w="2520"/>
+          </w:tcPr>
+          <w:p>
+            <w:r>
+              <w:t>0.2</w:t>
+            </w:r>
+          </w:p>
+        </w:tc>
+        <w:tc>
+          <w:tcPr>
+            <w:tcW w:type="dxa" w:w="2520"/>
+          </w:tcPr>
+          <w:p>
+            <w:r>
+              <w:t>JP-BR Insurance Knowledge Base</w:t>
+            </w:r>
+          </w:p>
+        </w:tc>
+        <w:tc>
+          <w:tcPr>
+            <w:tcW w:type="dxa" w:w="2520"/>
+          </w:tcPr>
+          <w:p>
+            <w:r>
+              <w:t>Ajuste ao modelo aprovado com PT-Br, JP（ふりがな） e leitura de apoio para o corretor.</w:t>
+            </w:r>
+          </w:p>
+        </w:tc>
+      </w:tr>
+    </w:tbl>
+    <w:p/>
     <w:p>
       <w:pPr>
         <w:pStyle w:val="Heading1"/>
@@ -1488,23 +2207,23 @@
         <w:pStyle w:val="Heading2"/>
       </w:pPr>
       <w:r>
-        <w:t>Controle</w:t>
-      </w:r>
-    </w:p>
-    <w:p>
-      <w:pPr>
-        <w:pStyle w:val="ListBullet"/>
-      </w:pPr>
-      <w:r>
-        <w:t>Versão: 0.1</w:t>
-      </w:r>
-    </w:p>
-    <w:p>
-      <w:pPr>
-        <w:pStyle w:val="ListBullet"/>
-      </w:pPr>
-      <w:r>
-        <w:t>Data: 2026-06-25</w:t>
+        <w:t>管理情報</w:t>
+      </w:r>
+    </w:p>
+    <w:p>
+      <w:pPr>
+        <w:pStyle w:val="ListBullet"/>
+      </w:pPr>
+      <w:r>
+        <w:t>Versão: 0.2</w:t>
+      </w:r>
+    </w:p>
+    <w:p>
+      <w:pPr>
+        <w:pStyle w:val="ListBullet"/>
+      </w:pPr>
+      <w:r>
+        <w:t>Data: 2026-06-27</w:t>
       </w:r>
     </w:p>
     <w:p>
@@ -1520,7 +2239,7 @@
         <w:pStyle w:val="ListBullet"/>
       </w:pPr>
       <w:r>
-        <w:t>Histórico: Criação inicial.</w:t>
+        <w:t>Histórico: Ajuste ao modelo aprovado com títulos principais em japonês e camadas PT-Br/JP/leitura de apoio.</w:t>
       </w:r>
     </w:p>
     <w:p>
@@ -1528,7 +2247,7 @@
         <w:pStyle w:val="Heading2"/>
       </w:pPr>
       <w:r>
-        <w:t>Código</w:t>
+        <w:t>コード</w:t>
       </w:r>
     </w:p>
     <w:p>
@@ -1541,7 +2260,7 @@
         <w:pStyle w:val="Heading2"/>
       </w:pPr>
       <w:r>
-        <w:t>Categoria</w:t>
+        <w:t>カテゴリー</w:t>
       </w:r>
     </w:p>
     <w:p>
@@ -1554,7 +2273,7 @@
         <w:pStyle w:val="Heading2"/>
       </w:pPr>
       <w:r>
-        <w:t>Termo Japonês</w:t>
+        <w:t>日本語用語</w:t>
       </w:r>
     </w:p>
     <w:p>
@@ -1567,7 +2286,7 @@
         <w:pStyle w:val="Heading2"/>
       </w:pPr>
       <w:r>
-        <w:t>Tradução Português</w:t>
+        <w:t>ポルトガル語訳</w:t>
       </w:r>
     </w:p>
     <w:p>
@@ -1580,12 +2299,12 @@
         <w:pStyle w:val="Heading2"/>
       </w:pPr>
       <w:r>
-        <w:t>Definição Técnica</w:t>
-      </w:r>
-    </w:p>
-    <w:p>
-      <w:r>
-        <w:t>Documento ou explicação resumida com os principais pontos do contrato, coberturas e condições.</w:t>
+        <w:t>技術的定義</w:t>
+      </w:r>
+    </w:p>
+    <w:p>
+      <w:r>
+        <w:t>契約概要とは、自動車保険の相談・契約・保険金請求または契約管理において確認すべき専門用語です。具体的な意味、適用範囲、必要書類、支払可否は、保険商品、契約条件、事故状況および保険会社の判断によって異なります。</w:t>
       </w:r>
     </w:p>
     <w:p>
@@ -1593,12 +2312,12 @@
         <w:pStyle w:val="Heading2"/>
       </w:pPr>
       <w:r>
-        <w:t>Explicação Simplificada</w:t>
-      </w:r>
-    </w:p>
-    <w:p>
-      <w:r>
-        <w:t>É o resumo do seguro.</w:t>
+        <w:t>簡単な説明</w:t>
+      </w:r>
+    </w:p>
+    <w:p>
+      <w:r>
+        <w:t>お客様には、「Resumo do contrato」に関する内容を、契約内容、条件、必要書類に分けて確認することとして説明します。</w:t>
       </w:r>
     </w:p>
     <w:p>
@@ -1606,12 +2325,51 @@
         <w:pStyle w:val="Heading2"/>
       </w:pPr>
       <w:r>
-        <w:t>Como explicar ao cliente brasileiro</w:t>
-      </w:r>
-    </w:p>
-    <w:p>
-      <w:r>
-        <w:t>O resumo ajuda a entender os pontos principais, mas não substitui a conferência completa quando houver dúvida.</w:t>
+        <w:t>ブラジル人顧客への説明方法</w:t>
+      </w:r>
+    </w:p>
+    <w:p>
+      <w:pPr>
+        <w:pStyle w:val="Heading3"/>
+      </w:pPr>
+      <w:r>
+        <w:t>PT-Br</w:t>
+      </w:r>
+    </w:p>
+    <w:p>
+      <w:r>
+        <w:t>Vamos confirmar resumo do contrato e explicar de forma simples, conforme o contrato.</w:t>
+      </w:r>
+    </w:p>
+    <w:p>
+      <w:pPr>
+        <w:pStyle w:val="Heading3"/>
+      </w:pPr>
+      <w:r>
+        <w:t>JP（ふりがな）</w:t>
+      </w:r>
+    </w:p>
+    <w:p>
+      <w:r>
+        <w:t>「Resumo do contrato」について、契約内容に沿って分かりやすく確認します。</w:t>
+      </w:r>
+    </w:p>
+    <w:p>
+      <w:r>
+        <w:t>ふりがな: 「ルエスウムオ ド コントラート」について、けいやくないようにそって、わかりやすくかくにんします。</w:t>
+      </w:r>
+    </w:p>
+    <w:p>
+      <w:pPr>
+        <w:pStyle w:val="Heading3"/>
+      </w:pPr>
+      <w:r>
+        <w:t>Leitura de apoio para o corretor</w:t>
+      </w:r>
+    </w:p>
+    <w:p>
+      <w:r>
+        <w:t>ヴァモス コンフィルマール ルエスウムオ ド コントラート イ エスプリカール ジ フォルマ シンプレス コンフォルミ オ コントラート</w:t>
       </w:r>
     </w:p>
     <w:p>
@@ -1619,7 +2377,7 @@
         <w:pStyle w:val="Heading2"/>
       </w:pPr>
       <w:r>
-        <w:t>Frases utilizadas</w:t>
+        <w:t>使用フレーズ</w:t>
       </w:r>
     </w:p>
     <w:p>
@@ -1635,15 +2393,15 @@
         <w:pStyle w:val="ListBullet"/>
       </w:pPr>
       <w:r>
-        <w:t>契約概要を確認しましょう。</w:t>
-      </w:r>
-    </w:p>
-    <w:p>
-      <w:pPr>
-        <w:pStyle w:val="ListBullet"/>
-      </w:pPr>
-      <w:r>
-        <w:t>必要な情報を正確に整理します。</w:t>
+        <w:t>契約概要について確認しましょう。</w:t>
+      </w:r>
+    </w:p>
+    <w:p>
+      <w:pPr>
+        <w:pStyle w:val="ListBullet"/>
+      </w:pPr>
+      <w:r>
+        <w:t>契約内容と必要書類を分けて確認します.</w:t>
       </w:r>
     </w:p>
     <w:p>
@@ -1663,11 +2421,21 @@
       </w:r>
     </w:p>
     <w:p>
-      <w:pPr>
-        <w:pStyle w:val="ListBullet"/>
-      </w:pPr>
-      <w:r>
-        <w:t>Vamos organizar as informações necessárias corretamente.</w:t>
+      <w:r>
+        <w:t xml:space="preserve">  - Leitura de apoio: ヴァモス コンフィルマール ルエスウムオ ド コントラート</w:t>
+      </w:r>
+    </w:p>
+    <w:p>
+      <w:pPr>
+        <w:pStyle w:val="ListBullet"/>
+      </w:pPr>
+      <w:r>
+        <w:t>Vou explicar de forma simples, conforme o contrato.</w:t>
+      </w:r>
+    </w:p>
+    <w:p>
+      <w:r>
+        <w:t xml:space="preserve">  - Leitura de apoio: ヴォウ エスプリカール ジ フォルマ シンプレス コンフォルミ オ コントラート</w:t>
       </w:r>
     </w:p>
     <w:p>
@@ -1675,7 +2443,7 @@
         <w:pStyle w:val="Heading2"/>
       </w:pPr>
       <w:r>
-        <w:t>Perguntas frequentes</w:t>
+        <w:t>よくある質問</w:t>
       </w:r>
     </w:p>
     <w:p>
@@ -1691,7 +2459,7 @@
         <w:pStyle w:val="Heading2"/>
       </w:pPr>
       <w:r>
-        <w:t>Termos relacionados</w:t>
+        <w:t>関連用語</w:t>
       </w:r>
     </w:p>
     <w:p>
@@ -1715,7 +2483,7 @@
         <w:pStyle w:val="Heading2"/>
       </w:pPr>
       <w:r>
-        <w:t>Referências cruzadas</w:t>
+        <w:t>相互参照</w:t>
       </w:r>
     </w:p>
     <w:p>
@@ -1747,7 +2515,7 @@
         <w:pStyle w:val="Heading2"/>
       </w:pPr>
       <w:r>
-        <w:t>Referências</w:t>
+        <w:t>参考資料</w:t>
       </w:r>
     </w:p>
     <w:p>
@@ -1763,7 +2531,7 @@
         <w:pStyle w:val="Heading2"/>
       </w:pPr>
       <w:r>
-        <w:t>Tags</w:t>
+        <w:t>タグ</w:t>
       </w:r>
     </w:p>
     <w:p>
@@ -1803,7 +2571,7 @@
         <w:pStyle w:val="Heading2"/>
       </w:pPr>
       <w:r>
-        <w:t>Veja também</w:t>
+        <w:t>関連項目</w:t>
       </w:r>
     </w:p>
     <w:p>
@@ -1819,29 +2587,149 @@
         <w:pStyle w:val="Heading2"/>
       </w:pPr>
       <w:r>
-        <w:t>Histórico de revisão</w:t>
-      </w:r>
-    </w:p>
-    <w:p>
-      <w:r>
-        <w:t>| Data | Versão | Autor | Alteração |</w:t>
-      </w:r>
-    </w:p>
-    <w:p>
-      <w:r>
-        <w:t>| --- | --- | --- | --- |</w:t>
-      </w:r>
-    </w:p>
-    <w:p>
-      <w:r>
-        <w:t>| 2026-06-25 | 0.1 | JP-BR Insurance Knowledge Base | Criação inicial. |</w:t>
-      </w:r>
-    </w:p>
-    <w:p>
-      <w:r>
-        <w:t>————————————————————————</w:t>
-      </w:r>
-    </w:p>
+        <w:t>改訂履歴</w:t>
+      </w:r>
+    </w:p>
+    <w:tbl>
+      <w:tblPr>
+        <w:tblStyle w:val="TableGrid"/>
+        <w:tblW w:type="auto" w:w="0"/>
+        <w:tblLook w:firstColumn="1" w:firstRow="1" w:lastColumn="0" w:lastRow="0" w:noHBand="0" w:noVBand="1" w:val="04A0"/>
+      </w:tblPr>
+      <w:tblGrid>
+        <w:gridCol w:w="2520"/>
+        <w:gridCol w:w="2520"/>
+        <w:gridCol w:w="2520"/>
+        <w:gridCol w:w="2520"/>
+      </w:tblGrid>
+      <w:tr>
+        <w:tc>
+          <w:tcPr>
+            <w:tcW w:type="dxa" w:w="2520"/>
+          </w:tcPr>
+          <w:p>
+            <w:r>
+              <w:t>Data</w:t>
+            </w:r>
+          </w:p>
+        </w:tc>
+        <w:tc>
+          <w:tcPr>
+            <w:tcW w:type="dxa" w:w="2520"/>
+          </w:tcPr>
+          <w:p>
+            <w:r>
+              <w:t>Versão</w:t>
+            </w:r>
+          </w:p>
+        </w:tc>
+        <w:tc>
+          <w:tcPr>
+            <w:tcW w:type="dxa" w:w="2520"/>
+          </w:tcPr>
+          <w:p>
+            <w:r>
+              <w:t>Autor</w:t>
+            </w:r>
+          </w:p>
+        </w:tc>
+        <w:tc>
+          <w:tcPr>
+            <w:tcW w:type="dxa" w:w="2520"/>
+          </w:tcPr>
+          <w:p>
+            <w:r>
+              <w:t>Alteração</w:t>
+            </w:r>
+          </w:p>
+        </w:tc>
+      </w:tr>
+      <w:tr>
+        <w:tc>
+          <w:tcPr>
+            <w:tcW w:type="dxa" w:w="2520"/>
+          </w:tcPr>
+          <w:p>
+            <w:r>
+              <w:t>2026-06-25</w:t>
+            </w:r>
+          </w:p>
+        </w:tc>
+        <w:tc>
+          <w:tcPr>
+            <w:tcW w:type="dxa" w:w="2520"/>
+          </w:tcPr>
+          <w:p>
+            <w:r>
+              <w:t>0.1</w:t>
+            </w:r>
+          </w:p>
+        </w:tc>
+        <w:tc>
+          <w:tcPr>
+            <w:tcW w:type="dxa" w:w="2520"/>
+          </w:tcPr>
+          <w:p>
+            <w:r>
+              <w:t>JP-BR Insurance Knowledge Base</w:t>
+            </w:r>
+          </w:p>
+        </w:tc>
+        <w:tc>
+          <w:tcPr>
+            <w:tcW w:type="dxa" w:w="2520"/>
+          </w:tcPr>
+          <w:p>
+            <w:r>
+              <w:t>Criação inicial.</w:t>
+            </w:r>
+          </w:p>
+        </w:tc>
+      </w:tr>
+      <w:tr>
+        <w:tc>
+          <w:tcPr>
+            <w:tcW w:type="dxa" w:w="2520"/>
+          </w:tcPr>
+          <w:p>
+            <w:r>
+              <w:t>2026-06-27</w:t>
+            </w:r>
+          </w:p>
+        </w:tc>
+        <w:tc>
+          <w:tcPr>
+            <w:tcW w:type="dxa" w:w="2520"/>
+          </w:tcPr>
+          <w:p>
+            <w:r>
+              <w:t>0.2</w:t>
+            </w:r>
+          </w:p>
+        </w:tc>
+        <w:tc>
+          <w:tcPr>
+            <w:tcW w:type="dxa" w:w="2520"/>
+          </w:tcPr>
+          <w:p>
+            <w:r>
+              <w:t>JP-BR Insurance Knowledge Base</w:t>
+            </w:r>
+          </w:p>
+        </w:tc>
+        <w:tc>
+          <w:tcPr>
+            <w:tcW w:type="dxa" w:w="2520"/>
+          </w:tcPr>
+          <w:p>
+            <w:r>
+              <w:t>Ajuste ao modelo aprovado com PT-Br, JP（ふりがな） e leitura de apoio para o corretor.</w:t>
+            </w:r>
+          </w:p>
+        </w:tc>
+      </w:tr>
+    </w:tbl>
+    <w:p/>
     <w:p>
       <w:pPr>
         <w:pStyle w:val="Heading1"/>
@@ -1855,23 +2743,23 @@
         <w:pStyle w:val="Heading2"/>
       </w:pPr>
       <w:r>
-        <w:t>Controle</w:t>
-      </w:r>
-    </w:p>
-    <w:p>
-      <w:pPr>
-        <w:pStyle w:val="ListBullet"/>
-      </w:pPr>
-      <w:r>
-        <w:t>Versão: 0.1</w:t>
-      </w:r>
-    </w:p>
-    <w:p>
-      <w:pPr>
-        <w:pStyle w:val="ListBullet"/>
-      </w:pPr>
-      <w:r>
-        <w:t>Data: 2026-06-25</w:t>
+        <w:t>管理情報</w:t>
+      </w:r>
+    </w:p>
+    <w:p>
+      <w:pPr>
+        <w:pStyle w:val="ListBullet"/>
+      </w:pPr>
+      <w:r>
+        <w:t>Versão: 0.2</w:t>
+      </w:r>
+    </w:p>
+    <w:p>
+      <w:pPr>
+        <w:pStyle w:val="ListBullet"/>
+      </w:pPr>
+      <w:r>
+        <w:t>Data: 2026-06-27</w:t>
       </w:r>
     </w:p>
     <w:p>
@@ -1887,7 +2775,7 @@
         <w:pStyle w:val="ListBullet"/>
       </w:pPr>
       <w:r>
-        <w:t>Histórico: Criação inicial.</w:t>
+        <w:t>Histórico: Ajuste ao modelo aprovado com títulos principais em japonês e camadas PT-Br/JP/leitura de apoio.</w:t>
       </w:r>
     </w:p>
     <w:p>
@@ -1895,7 +2783,7 @@
         <w:pStyle w:val="Heading2"/>
       </w:pPr>
       <w:r>
-        <w:t>Código</w:t>
+        <w:t>コード</w:t>
       </w:r>
     </w:p>
     <w:p>
@@ -1908,7 +2796,7 @@
         <w:pStyle w:val="Heading2"/>
       </w:pPr>
       <w:r>
-        <w:t>Categoria</w:t>
+        <w:t>カテゴリー</w:t>
       </w:r>
     </w:p>
     <w:p>
@@ -1921,7 +2809,7 @@
         <w:pStyle w:val="Heading2"/>
       </w:pPr>
       <w:r>
-        <w:t>Termo Japonês</w:t>
+        <w:t>日本語用語</w:t>
       </w:r>
     </w:p>
     <w:p>
@@ -1934,7 +2822,7 @@
         <w:pStyle w:val="Heading2"/>
       </w:pPr>
       <w:r>
-        <w:t>Tradução Português</w:t>
+        <w:t>ポルトガル語訳</w:t>
       </w:r>
     </w:p>
     <w:p>
@@ -1947,12 +2835,12 @@
         <w:pStyle w:val="Heading2"/>
       </w:pPr>
       <w:r>
-        <w:t>Definição Técnica</w:t>
-      </w:r>
-    </w:p>
-    <w:p>
-      <w:r>
-        <w:t>Informações que chamam atenção para riscos, limitações, obrigações ou pontos que exigem cuidado especial do cliente.</w:t>
+        <w:t>技術的定義</w:t>
+      </w:r>
+    </w:p>
+    <w:p>
+      <w:r>
+        <w:t>注意喚起情報とは、自動車保険の相談・契約・保険金請求または契約管理において確認すべき専門用語です。具体的な意味、適用範囲、必要書類、支払可否は、保険商品、契約条件、事故状況および保険会社の判断によって異なります。</w:t>
       </w:r>
     </w:p>
     <w:p>
@@ -1960,12 +2848,12 @@
         <w:pStyle w:val="Heading2"/>
       </w:pPr>
       <w:r>
-        <w:t>Explicação Simplificada</w:t>
-      </w:r>
-    </w:p>
-    <w:p>
-      <w:r>
-        <w:t>São avisos importantes do seguro.</w:t>
+        <w:t>簡単な説明</w:t>
+      </w:r>
+    </w:p>
+    <w:p>
+      <w:r>
+        <w:t>お客様には、「Informações de alerta」に関する内容を、契約内容、条件、必要書類に分けて確認することとして説明します。</w:t>
       </w:r>
     </w:p>
     <w:p>
@@ -1973,12 +2861,51 @@
         <w:pStyle w:val="Heading2"/>
       </w:pPr>
       <w:r>
-        <w:t>Como explicar ao cliente brasileiro</w:t>
-      </w:r>
-    </w:p>
-    <w:p>
-      <w:r>
-        <w:t>Esses avisos existem para evitar problemas, como exclusões, obrigações de aviso e riscos de falta de pagamento.</w:t>
+        <w:t>ブラジル人顧客への説明方法</w:t>
+      </w:r>
+    </w:p>
+    <w:p>
+      <w:pPr>
+        <w:pStyle w:val="Heading3"/>
+      </w:pPr>
+      <w:r>
+        <w:t>PT-Br</w:t>
+      </w:r>
+    </w:p>
+    <w:p>
+      <w:r>
+        <w:t>Vamos confirmar informações de alerta e explicar de forma simples, conforme o contrato.</w:t>
+      </w:r>
+    </w:p>
+    <w:p>
+      <w:pPr>
+        <w:pStyle w:val="Heading3"/>
+      </w:pPr>
+      <w:r>
+        <w:t>JP（ふりがな）</w:t>
+      </w:r>
+    </w:p>
+    <w:p>
+      <w:r>
+        <w:t>「Informações de alerta」について、契約内容に沿って分かりやすく確認します。</w:t>
+      </w:r>
+    </w:p>
+    <w:p>
+      <w:r>
+        <w:t>ふりがな: 「インフオルムアソインス ジ アルエルトア」について、けいやくないようにそって、わかりやすくかくにんします。</w:t>
+      </w:r>
+    </w:p>
+    <w:p>
+      <w:pPr>
+        <w:pStyle w:val="Heading3"/>
+      </w:pPr>
+      <w:r>
+        <w:t>Leitura de apoio para o corretor</w:t>
+      </w:r>
+    </w:p>
+    <w:p>
+      <w:r>
+        <w:t>ヴァモス コンフィルマール インフオルムアソインス ジ アルエルトア イ エスプリカール ジ フォルマ シンプレス コンフォルミ オ コントラート</w:t>
       </w:r>
     </w:p>
     <w:p>
@@ -1986,7 +2913,7 @@
         <w:pStyle w:val="Heading2"/>
       </w:pPr>
       <w:r>
-        <w:t>Frases utilizadas</w:t>
+        <w:t>使用フレーズ</w:t>
       </w:r>
     </w:p>
     <w:p>
@@ -2002,15 +2929,15 @@
         <w:pStyle w:val="ListBullet"/>
       </w:pPr>
       <w:r>
-        <w:t>注意喚起情報を確認しましょう。</w:t>
-      </w:r>
-    </w:p>
-    <w:p>
-      <w:pPr>
-        <w:pStyle w:val="ListBullet"/>
-      </w:pPr>
-      <w:r>
-        <w:t>必要な情報を正確に整理します。</w:t>
+        <w:t>注意喚起情報について確認しましょう。</w:t>
+      </w:r>
+    </w:p>
+    <w:p>
+      <w:pPr>
+        <w:pStyle w:val="ListBullet"/>
+      </w:pPr>
+      <w:r>
+        <w:t>契約内容と必要書類を分けて確認します.</w:t>
       </w:r>
     </w:p>
     <w:p>
@@ -2030,11 +2957,21 @@
       </w:r>
     </w:p>
     <w:p>
-      <w:pPr>
-        <w:pStyle w:val="ListBullet"/>
-      </w:pPr>
-      <w:r>
-        <w:t>Vamos organizar as informações necessárias corretamente.</w:t>
+      <w:r>
+        <w:t xml:space="preserve">  - Leitura de apoio: ヴァモス コンフィルマール インフオルムアソインス ジ アルエルトア</w:t>
+      </w:r>
+    </w:p>
+    <w:p>
+      <w:pPr>
+        <w:pStyle w:val="ListBullet"/>
+      </w:pPr>
+      <w:r>
+        <w:t>Vou explicar de forma simples, conforme o contrato.</w:t>
+      </w:r>
+    </w:p>
+    <w:p>
+      <w:r>
+        <w:t xml:space="preserve">  - Leitura de apoio: ヴォウ エスプリカール ジ フォルマ シンプレス コンフォルミ オ コントラート</w:t>
       </w:r>
     </w:p>
     <w:p>
@@ -2042,7 +2979,7 @@
         <w:pStyle w:val="Heading2"/>
       </w:pPr>
       <w:r>
-        <w:t>Perguntas frequentes</w:t>
+        <w:t>よくある質問</w:t>
       </w:r>
     </w:p>
     <w:p>
@@ -2058,7 +2995,7 @@
         <w:pStyle w:val="Heading2"/>
       </w:pPr>
       <w:r>
-        <w:t>Termos relacionados</w:t>
+        <w:t>関連用語</w:t>
       </w:r>
     </w:p>
     <w:p>
@@ -2082,7 +3019,7 @@
         <w:pStyle w:val="Heading2"/>
       </w:pPr>
       <w:r>
-        <w:t>Referências cruzadas</w:t>
+        <w:t>相互参照</w:t>
       </w:r>
     </w:p>
     <w:p>
@@ -2114,7 +3051,7 @@
         <w:pStyle w:val="Heading2"/>
       </w:pPr>
       <w:r>
-        <w:t>Referências</w:t>
+        <w:t>参考資料</w:t>
       </w:r>
     </w:p>
     <w:p>
@@ -2130,7 +3067,7 @@
         <w:pStyle w:val="Heading2"/>
       </w:pPr>
       <w:r>
-        <w:t>Tags</w:t>
+        <w:t>タグ</w:t>
       </w:r>
     </w:p>
     <w:p>
@@ -2170,7 +3107,7 @@
         <w:pStyle w:val="Heading2"/>
       </w:pPr>
       <w:r>
-        <w:t>Veja também</w:t>
+        <w:t>関連項目</w:t>
       </w:r>
     </w:p>
     <w:p>
@@ -2186,29 +3123,149 @@
         <w:pStyle w:val="Heading2"/>
       </w:pPr>
       <w:r>
-        <w:t>Histórico de revisão</w:t>
-      </w:r>
-    </w:p>
-    <w:p>
-      <w:r>
-        <w:t>| Data | Versão | Autor | Alteração |</w:t>
-      </w:r>
-    </w:p>
-    <w:p>
-      <w:r>
-        <w:t>| --- | --- | --- | --- |</w:t>
-      </w:r>
-    </w:p>
-    <w:p>
-      <w:r>
-        <w:t>| 2026-06-25 | 0.1 | JP-BR Insurance Knowledge Base | Criação inicial. |</w:t>
-      </w:r>
-    </w:p>
-    <w:p>
-      <w:r>
-        <w:t>————————————————————————</w:t>
-      </w:r>
-    </w:p>
+        <w:t>改訂履歴</w:t>
+      </w:r>
+    </w:p>
+    <w:tbl>
+      <w:tblPr>
+        <w:tblStyle w:val="TableGrid"/>
+        <w:tblW w:type="auto" w:w="0"/>
+        <w:tblLook w:firstColumn="1" w:firstRow="1" w:lastColumn="0" w:lastRow="0" w:noHBand="0" w:noVBand="1" w:val="04A0"/>
+      </w:tblPr>
+      <w:tblGrid>
+        <w:gridCol w:w="2520"/>
+        <w:gridCol w:w="2520"/>
+        <w:gridCol w:w="2520"/>
+        <w:gridCol w:w="2520"/>
+      </w:tblGrid>
+      <w:tr>
+        <w:tc>
+          <w:tcPr>
+            <w:tcW w:type="dxa" w:w="2520"/>
+          </w:tcPr>
+          <w:p>
+            <w:r>
+              <w:t>Data</w:t>
+            </w:r>
+          </w:p>
+        </w:tc>
+        <w:tc>
+          <w:tcPr>
+            <w:tcW w:type="dxa" w:w="2520"/>
+          </w:tcPr>
+          <w:p>
+            <w:r>
+              <w:t>Versão</w:t>
+            </w:r>
+          </w:p>
+        </w:tc>
+        <w:tc>
+          <w:tcPr>
+            <w:tcW w:type="dxa" w:w="2520"/>
+          </w:tcPr>
+          <w:p>
+            <w:r>
+              <w:t>Autor</w:t>
+            </w:r>
+          </w:p>
+        </w:tc>
+        <w:tc>
+          <w:tcPr>
+            <w:tcW w:type="dxa" w:w="2520"/>
+          </w:tcPr>
+          <w:p>
+            <w:r>
+              <w:t>Alteração</w:t>
+            </w:r>
+          </w:p>
+        </w:tc>
+      </w:tr>
+      <w:tr>
+        <w:tc>
+          <w:tcPr>
+            <w:tcW w:type="dxa" w:w="2520"/>
+          </w:tcPr>
+          <w:p>
+            <w:r>
+              <w:t>2026-06-25</w:t>
+            </w:r>
+          </w:p>
+        </w:tc>
+        <w:tc>
+          <w:tcPr>
+            <w:tcW w:type="dxa" w:w="2520"/>
+          </w:tcPr>
+          <w:p>
+            <w:r>
+              <w:t>0.1</w:t>
+            </w:r>
+          </w:p>
+        </w:tc>
+        <w:tc>
+          <w:tcPr>
+            <w:tcW w:type="dxa" w:w="2520"/>
+          </w:tcPr>
+          <w:p>
+            <w:r>
+              <w:t>JP-BR Insurance Knowledge Base</w:t>
+            </w:r>
+          </w:p>
+        </w:tc>
+        <w:tc>
+          <w:tcPr>
+            <w:tcW w:type="dxa" w:w="2520"/>
+          </w:tcPr>
+          <w:p>
+            <w:r>
+              <w:t>Criação inicial.</w:t>
+            </w:r>
+          </w:p>
+        </w:tc>
+      </w:tr>
+      <w:tr>
+        <w:tc>
+          <w:tcPr>
+            <w:tcW w:type="dxa" w:w="2520"/>
+          </w:tcPr>
+          <w:p>
+            <w:r>
+              <w:t>2026-06-27</w:t>
+            </w:r>
+          </w:p>
+        </w:tc>
+        <w:tc>
+          <w:tcPr>
+            <w:tcW w:type="dxa" w:w="2520"/>
+          </w:tcPr>
+          <w:p>
+            <w:r>
+              <w:t>0.2</w:t>
+            </w:r>
+          </w:p>
+        </w:tc>
+        <w:tc>
+          <w:tcPr>
+            <w:tcW w:type="dxa" w:w="2520"/>
+          </w:tcPr>
+          <w:p>
+            <w:r>
+              <w:t>JP-BR Insurance Knowledge Base</w:t>
+            </w:r>
+          </w:p>
+        </w:tc>
+        <w:tc>
+          <w:tcPr>
+            <w:tcW w:type="dxa" w:w="2520"/>
+          </w:tcPr>
+          <w:p>
+            <w:r>
+              <w:t>Ajuste ao modelo aprovado com PT-Br, JP（ふりがな） e leitura de apoio para o corretor.</w:t>
+            </w:r>
+          </w:p>
+        </w:tc>
+      </w:tr>
+    </w:tbl>
+    <w:p/>
     <w:p>
       <w:pPr>
         <w:pStyle w:val="Heading1"/>
@@ -2222,23 +3279,23 @@
         <w:pStyle w:val="Heading2"/>
       </w:pPr>
       <w:r>
-        <w:t>Controle</w:t>
-      </w:r>
-    </w:p>
-    <w:p>
-      <w:pPr>
-        <w:pStyle w:val="ListBullet"/>
-      </w:pPr>
-      <w:r>
-        <w:t>Versão: 0.1</w:t>
-      </w:r>
-    </w:p>
-    <w:p>
-      <w:pPr>
-        <w:pStyle w:val="ListBullet"/>
-      </w:pPr>
-      <w:r>
-        <w:t>Data: 2026-06-25</w:t>
+        <w:t>管理情報</w:t>
+      </w:r>
+    </w:p>
+    <w:p>
+      <w:pPr>
+        <w:pStyle w:val="ListBullet"/>
+      </w:pPr>
+      <w:r>
+        <w:t>Versão: 0.2</w:t>
+      </w:r>
+    </w:p>
+    <w:p>
+      <w:pPr>
+        <w:pStyle w:val="ListBullet"/>
+      </w:pPr>
+      <w:r>
+        <w:t>Data: 2026-06-27</w:t>
       </w:r>
     </w:p>
     <w:p>
@@ -2254,7 +3311,7 @@
         <w:pStyle w:val="ListBullet"/>
       </w:pPr>
       <w:r>
-        <w:t>Histórico: Criação inicial.</w:t>
+        <w:t>Histórico: Ajuste ao modelo aprovado com títulos principais em japonês e camadas PT-Br/JP/leitura de apoio.</w:t>
       </w:r>
     </w:p>
     <w:p>
@@ -2262,7 +3319,7 @@
         <w:pStyle w:val="Heading2"/>
       </w:pPr>
       <w:r>
-        <w:t>Código</w:t>
+        <w:t>コード</w:t>
       </w:r>
     </w:p>
     <w:p>
@@ -2275,7 +3332,7 @@
         <w:pStyle w:val="Heading2"/>
       </w:pPr>
       <w:r>
-        <w:t>Categoria</w:t>
+        <w:t>カテゴリー</w:t>
       </w:r>
     </w:p>
     <w:p>
@@ -2288,7 +3345,7 @@
         <w:pStyle w:val="Heading2"/>
       </w:pPr>
       <w:r>
-        <w:t>Termo Japonês</w:t>
+        <w:t>日本語用語</w:t>
       </w:r>
     </w:p>
     <w:p>
@@ -2301,7 +3358,7 @@
         <w:pStyle w:val="Heading2"/>
       </w:pPr>
       <w:r>
-        <w:t>Tradução Português</w:t>
+        <w:t>ポルトガル語訳</w:t>
       </w:r>
     </w:p>
     <w:p>
@@ -2314,12 +3371,12 @@
         <w:pStyle w:val="Heading2"/>
       </w:pPr>
       <w:r>
-        <w:t>Definição Técnica</w:t>
-      </w:r>
-    </w:p>
-    <w:p>
-      <w:r>
-        <w:t>Procedimento de conferir se dados, coberturas, período, condutores e condições do contrato estão corretos.</w:t>
+        <w:t>技術的定義</w:t>
+      </w:r>
+    </w:p>
+    <w:p>
+      <w:r>
+        <w:t>契約確認とは、自動車保険の相談・契約・保険金請求または契約管理において確認すべき専門用語です。具体的な意味、適用範囲、必要書類、支払可否は、保険商品、契約条件、事故状況および保険会社の判断によって異なります。</w:t>
       </w:r>
     </w:p>
     <w:p>
@@ -2327,12 +3384,12 @@
         <w:pStyle w:val="Heading2"/>
       </w:pPr>
       <w:r>
-        <w:t>Explicação Simplificada</w:t>
-      </w:r>
-    </w:p>
-    <w:p>
-      <w:r>
-        <w:t>É conferir se o seguro está correto.</w:t>
+        <w:t>簡単な説明</w:t>
+      </w:r>
+    </w:p>
+    <w:p>
+      <w:r>
+        <w:t>お客様には、「Confirmação do contrato」に関する内容を、契約内容、条件、必要書類に分けて確認することとして説明します。</w:t>
       </w:r>
     </w:p>
     <w:p>
@@ -2340,12 +3397,51 @@
         <w:pStyle w:val="Heading2"/>
       </w:pPr>
       <w:r>
-        <w:t>Como explicar ao cliente brasileiro</w:t>
-      </w:r>
-    </w:p>
-    <w:p>
-      <w:r>
-        <w:t>Vamos confirmar todos os dados para evitar erro no contrato e problema no atendimento futuro.</w:t>
+        <w:t>ブラジル人顧客への説明方法</w:t>
+      </w:r>
+    </w:p>
+    <w:p>
+      <w:pPr>
+        <w:pStyle w:val="Heading3"/>
+      </w:pPr>
+      <w:r>
+        <w:t>PT-Br</w:t>
+      </w:r>
+    </w:p>
+    <w:p>
+      <w:r>
+        <w:t>Vamos confirmar confirmação do contrato e explicar de forma simples, conforme o contrato.</w:t>
+      </w:r>
+    </w:p>
+    <w:p>
+      <w:pPr>
+        <w:pStyle w:val="Heading3"/>
+      </w:pPr>
+      <w:r>
+        <w:t>JP（ふりがな）</w:t>
+      </w:r>
+    </w:p>
+    <w:p>
+      <w:r>
+        <w:t>「Confirmação do contrato」について、契約内容に沿って分かりやすく確認します。</w:t>
+      </w:r>
+    </w:p>
+    <w:p>
+      <w:r>
+        <w:t>ふりがな: 「コンフィルマサォン ド コントラート」について、けいやくないようにそって、わかりやすくかくにんします。</w:t>
+      </w:r>
+    </w:p>
+    <w:p>
+      <w:pPr>
+        <w:pStyle w:val="Heading3"/>
+      </w:pPr>
+      <w:r>
+        <w:t>Leitura de apoio para o corretor</w:t>
+      </w:r>
+    </w:p>
+    <w:p>
+      <w:r>
+        <w:t>ヴァモス コンフィルマール コンフィルマサォン ド コントラート イ エスプリカール ジ フォルマ シンプレス コンフォルミ オ コントラート</w:t>
       </w:r>
     </w:p>
     <w:p>
@@ -2353,7 +3449,7 @@
         <w:pStyle w:val="Heading2"/>
       </w:pPr>
       <w:r>
-        <w:t>Frases utilizadas</w:t>
+        <w:t>使用フレーズ</w:t>
       </w:r>
     </w:p>
     <w:p>
@@ -2369,15 +3465,15 @@
         <w:pStyle w:val="ListBullet"/>
       </w:pPr>
       <w:r>
-        <w:t>契約確認を確認しましょう。</w:t>
-      </w:r>
-    </w:p>
-    <w:p>
-      <w:pPr>
-        <w:pStyle w:val="ListBullet"/>
-      </w:pPr>
-      <w:r>
-        <w:t>必要な情報を正確に整理します。</w:t>
+        <w:t>契約確認について確認しましょう。</w:t>
+      </w:r>
+    </w:p>
+    <w:p>
+      <w:pPr>
+        <w:pStyle w:val="ListBullet"/>
+      </w:pPr>
+      <w:r>
+        <w:t>契約内容と必要書類を分けて確認します.</w:t>
       </w:r>
     </w:p>
     <w:p>
@@ -2397,11 +3493,21 @@
       </w:r>
     </w:p>
     <w:p>
-      <w:pPr>
-        <w:pStyle w:val="ListBullet"/>
-      </w:pPr>
-      <w:r>
-        <w:t>Vamos organizar as informações necessárias corretamente.</w:t>
+      <w:r>
+        <w:t xml:space="preserve">  - Leitura de apoio: ヴァモス コンフィルマール コンフィルマサォン ド コントラート</w:t>
+      </w:r>
+    </w:p>
+    <w:p>
+      <w:pPr>
+        <w:pStyle w:val="ListBullet"/>
+      </w:pPr>
+      <w:r>
+        <w:t>Vou explicar de forma simples, conforme o contrato.</w:t>
+      </w:r>
+    </w:p>
+    <w:p>
+      <w:r>
+        <w:t xml:space="preserve">  - Leitura de apoio: ヴォウ エスプリカール ジ フォルマ シンプレス コンフォルミ オ コントラート</w:t>
       </w:r>
     </w:p>
     <w:p>
@@ -2409,7 +3515,7 @@
         <w:pStyle w:val="Heading2"/>
       </w:pPr>
       <w:r>
-        <w:t>Perguntas frequentes</w:t>
+        <w:t>よくある質問</w:t>
       </w:r>
     </w:p>
     <w:p>
@@ -2425,7 +3531,7 @@
         <w:pStyle w:val="Heading2"/>
       </w:pPr>
       <w:r>
-        <w:t>Termos relacionados</w:t>
+        <w:t>関連用語</w:t>
       </w:r>
     </w:p>
     <w:p>
@@ -2449,7 +3555,7 @@
         <w:pStyle w:val="Heading2"/>
       </w:pPr>
       <w:r>
-        <w:t>Referências cruzadas</w:t>
+        <w:t>相互参照</w:t>
       </w:r>
     </w:p>
     <w:p>
@@ -2481,7 +3587,7 @@
         <w:pStyle w:val="Heading2"/>
       </w:pPr>
       <w:r>
-        <w:t>Referências</w:t>
+        <w:t>参考資料</w:t>
       </w:r>
     </w:p>
     <w:p>
@@ -2497,7 +3603,7 @@
         <w:pStyle w:val="Heading2"/>
       </w:pPr>
       <w:r>
-        <w:t>Tags</w:t>
+        <w:t>タグ</w:t>
       </w:r>
     </w:p>
     <w:p>
@@ -2537,7 +3643,7 @@
         <w:pStyle w:val="Heading2"/>
       </w:pPr>
       <w:r>
-        <w:t>Veja também</w:t>
+        <w:t>関連項目</w:t>
       </w:r>
     </w:p>
     <w:p>
@@ -2553,29 +3659,149 @@
         <w:pStyle w:val="Heading2"/>
       </w:pPr>
       <w:r>
-        <w:t>Histórico de revisão</w:t>
-      </w:r>
-    </w:p>
-    <w:p>
-      <w:r>
-        <w:t>| Data | Versão | Autor | Alteração |</w:t>
-      </w:r>
-    </w:p>
-    <w:p>
-      <w:r>
-        <w:t>| --- | --- | --- | --- |</w:t>
-      </w:r>
-    </w:p>
-    <w:p>
-      <w:r>
-        <w:t>| 2026-06-25 | 0.1 | JP-BR Insurance Knowledge Base | Criação inicial. |</w:t>
-      </w:r>
-    </w:p>
-    <w:p>
-      <w:r>
-        <w:t>————————————————————————</w:t>
-      </w:r>
-    </w:p>
+        <w:t>改訂履歴</w:t>
+      </w:r>
+    </w:p>
+    <w:tbl>
+      <w:tblPr>
+        <w:tblStyle w:val="TableGrid"/>
+        <w:tblW w:type="auto" w:w="0"/>
+        <w:tblLook w:firstColumn="1" w:firstRow="1" w:lastColumn="0" w:lastRow="0" w:noHBand="0" w:noVBand="1" w:val="04A0"/>
+      </w:tblPr>
+      <w:tblGrid>
+        <w:gridCol w:w="2520"/>
+        <w:gridCol w:w="2520"/>
+        <w:gridCol w:w="2520"/>
+        <w:gridCol w:w="2520"/>
+      </w:tblGrid>
+      <w:tr>
+        <w:tc>
+          <w:tcPr>
+            <w:tcW w:type="dxa" w:w="2520"/>
+          </w:tcPr>
+          <w:p>
+            <w:r>
+              <w:t>Data</w:t>
+            </w:r>
+          </w:p>
+        </w:tc>
+        <w:tc>
+          <w:tcPr>
+            <w:tcW w:type="dxa" w:w="2520"/>
+          </w:tcPr>
+          <w:p>
+            <w:r>
+              <w:t>Versão</w:t>
+            </w:r>
+          </w:p>
+        </w:tc>
+        <w:tc>
+          <w:tcPr>
+            <w:tcW w:type="dxa" w:w="2520"/>
+          </w:tcPr>
+          <w:p>
+            <w:r>
+              <w:t>Autor</w:t>
+            </w:r>
+          </w:p>
+        </w:tc>
+        <w:tc>
+          <w:tcPr>
+            <w:tcW w:type="dxa" w:w="2520"/>
+          </w:tcPr>
+          <w:p>
+            <w:r>
+              <w:t>Alteração</w:t>
+            </w:r>
+          </w:p>
+        </w:tc>
+      </w:tr>
+      <w:tr>
+        <w:tc>
+          <w:tcPr>
+            <w:tcW w:type="dxa" w:w="2520"/>
+          </w:tcPr>
+          <w:p>
+            <w:r>
+              <w:t>2026-06-25</w:t>
+            </w:r>
+          </w:p>
+        </w:tc>
+        <w:tc>
+          <w:tcPr>
+            <w:tcW w:type="dxa" w:w="2520"/>
+          </w:tcPr>
+          <w:p>
+            <w:r>
+              <w:t>0.1</w:t>
+            </w:r>
+          </w:p>
+        </w:tc>
+        <w:tc>
+          <w:tcPr>
+            <w:tcW w:type="dxa" w:w="2520"/>
+          </w:tcPr>
+          <w:p>
+            <w:r>
+              <w:t>JP-BR Insurance Knowledge Base</w:t>
+            </w:r>
+          </w:p>
+        </w:tc>
+        <w:tc>
+          <w:tcPr>
+            <w:tcW w:type="dxa" w:w="2520"/>
+          </w:tcPr>
+          <w:p>
+            <w:r>
+              <w:t>Criação inicial.</w:t>
+            </w:r>
+          </w:p>
+        </w:tc>
+      </w:tr>
+      <w:tr>
+        <w:tc>
+          <w:tcPr>
+            <w:tcW w:type="dxa" w:w="2520"/>
+          </w:tcPr>
+          <w:p>
+            <w:r>
+              <w:t>2026-06-27</w:t>
+            </w:r>
+          </w:p>
+        </w:tc>
+        <w:tc>
+          <w:tcPr>
+            <w:tcW w:type="dxa" w:w="2520"/>
+          </w:tcPr>
+          <w:p>
+            <w:r>
+              <w:t>0.2</w:t>
+            </w:r>
+          </w:p>
+        </w:tc>
+        <w:tc>
+          <w:tcPr>
+            <w:tcW w:type="dxa" w:w="2520"/>
+          </w:tcPr>
+          <w:p>
+            <w:r>
+              <w:t>JP-BR Insurance Knowledge Base</w:t>
+            </w:r>
+          </w:p>
+        </w:tc>
+        <w:tc>
+          <w:tcPr>
+            <w:tcW w:type="dxa" w:w="2520"/>
+          </w:tcPr>
+          <w:p>
+            <w:r>
+              <w:t>Ajuste ao modelo aprovado com PT-Br, JP（ふりがな） e leitura de apoio para o corretor.</w:t>
+            </w:r>
+          </w:p>
+        </w:tc>
+      </w:tr>
+    </w:tbl>
+    <w:p/>
     <w:p>
       <w:pPr>
         <w:pStyle w:val="Heading1"/>
@@ -2589,23 +3815,23 @@
         <w:pStyle w:val="Heading2"/>
       </w:pPr>
       <w:r>
-        <w:t>Controle</w:t>
-      </w:r>
-    </w:p>
-    <w:p>
-      <w:pPr>
-        <w:pStyle w:val="ListBullet"/>
-      </w:pPr>
-      <w:r>
-        <w:t>Versão: 0.1</w:t>
-      </w:r>
-    </w:p>
-    <w:p>
-      <w:pPr>
-        <w:pStyle w:val="ListBullet"/>
-      </w:pPr>
-      <w:r>
-        <w:t>Data: 2026-06-25</w:t>
+        <w:t>管理情報</w:t>
+      </w:r>
+    </w:p>
+    <w:p>
+      <w:pPr>
+        <w:pStyle w:val="ListBullet"/>
+      </w:pPr>
+      <w:r>
+        <w:t>Versão: 0.2</w:t>
+      </w:r>
+    </w:p>
+    <w:p>
+      <w:pPr>
+        <w:pStyle w:val="ListBullet"/>
+      </w:pPr>
+      <w:r>
+        <w:t>Data: 2026-06-27</w:t>
       </w:r>
     </w:p>
     <w:p>
@@ -2621,7 +3847,7 @@
         <w:pStyle w:val="ListBullet"/>
       </w:pPr>
       <w:r>
-        <w:t>Histórico: Criação inicial.</w:t>
+        <w:t>Histórico: Ajuste ao modelo aprovado com títulos principais em japonês e camadas PT-Br/JP/leitura de apoio.</w:t>
       </w:r>
     </w:p>
     <w:p>
@@ -2629,7 +3855,7 @@
         <w:pStyle w:val="Heading2"/>
       </w:pPr>
       <w:r>
-        <w:t>Código</w:t>
+        <w:t>コード</w:t>
       </w:r>
     </w:p>
     <w:p>
@@ -2642,7 +3868,7 @@
         <w:pStyle w:val="Heading2"/>
       </w:pPr>
       <w:r>
-        <w:t>Categoria</w:t>
+        <w:t>カテゴリー</w:t>
       </w:r>
     </w:p>
     <w:p>
@@ -2655,7 +3881,7 @@
         <w:pStyle w:val="Heading2"/>
       </w:pPr>
       <w:r>
-        <w:t>Termo Japonês</w:t>
+        <w:t>日本語用語</w:t>
       </w:r>
     </w:p>
     <w:p>
@@ -2668,7 +3894,7 @@
         <w:pStyle w:val="Heading2"/>
       </w:pPr>
       <w:r>
-        <w:t>Tradução Português</w:t>
+        <w:t>ポルトガル語訳</w:t>
       </w:r>
     </w:p>
     <w:p>
@@ -2681,12 +3907,12 @@
         <w:pStyle w:val="Heading2"/>
       </w:pPr>
       <w:r>
-        <w:t>Definição Técnica</w:t>
-      </w:r>
-    </w:p>
-    <w:p>
-      <w:r>
-        <w:t>Dados pessoais e de contato do cliente usados para contratação, atendimento, renovação e comunicação.</w:t>
+        <w:t>技術的定義</w:t>
+      </w:r>
+    </w:p>
+    <w:p>
+      <w:r>
+        <w:t>顧客情報とは、自動車保険の相談・契約・保険金請求または契約管理において確認すべき専門用語です。具体的な意味、適用範囲、必要書類、支払可否は、保険商品、契約条件、事故状況および保険会社の判断によって異なります。</w:t>
       </w:r>
     </w:p>
     <w:p>
@@ -2694,12 +3920,12 @@
         <w:pStyle w:val="Heading2"/>
       </w:pPr>
       <w:r>
-        <w:t>Explicação Simplificada</w:t>
-      </w:r>
-    </w:p>
-    <w:p>
-      <w:r>
-        <w:t>São os dados do cliente.</w:t>
+        <w:t>簡単な説明</w:t>
+      </w:r>
+    </w:p>
+    <w:p>
+      <w:r>
+        <w:t>お客様には、「Informações do cliente」に関する内容を、契約内容、条件、必要書類に分けて確認することとして説明します。</w:t>
       </w:r>
     </w:p>
     <w:p>
@@ -2707,12 +3933,51 @@
         <w:pStyle w:val="Heading2"/>
       </w:pPr>
       <w:r>
-        <w:t>Como explicar ao cliente brasileiro</w:t>
-      </w:r>
-    </w:p>
-    <w:p>
-      <w:r>
-        <w:t>Dados como endereço, telefone e nome precisam estar corretos para evitar falha de comunicação.</w:t>
+        <w:t>ブラジル人顧客への説明方法</w:t>
+      </w:r>
+    </w:p>
+    <w:p>
+      <w:pPr>
+        <w:pStyle w:val="Heading3"/>
+      </w:pPr>
+      <w:r>
+        <w:t>PT-Br</w:t>
+      </w:r>
+    </w:p>
+    <w:p>
+      <w:r>
+        <w:t>Vamos confirmar informações do cliente e explicar de forma simples, conforme o contrato.</w:t>
+      </w:r>
+    </w:p>
+    <w:p>
+      <w:pPr>
+        <w:pStyle w:val="Heading3"/>
+      </w:pPr>
+      <w:r>
+        <w:t>JP（ふりがな）</w:t>
+      </w:r>
+    </w:p>
+    <w:p>
+      <w:r>
+        <w:t>「Informações do cliente」について、契約内容に沿って分かりやすく確認します。</w:t>
+      </w:r>
+    </w:p>
+    <w:p>
+      <w:r>
+        <w:t>ふりがな: 「インフオルムアソインス ド クリエンチ」について、けいやくないようにそって、わかりやすくかくにんします。</w:t>
+      </w:r>
+    </w:p>
+    <w:p>
+      <w:pPr>
+        <w:pStyle w:val="Heading3"/>
+      </w:pPr>
+      <w:r>
+        <w:t>Leitura de apoio para o corretor</w:t>
+      </w:r>
+    </w:p>
+    <w:p>
+      <w:r>
+        <w:t>ヴァモス コンフィルマール インフオルムアソインス ド クリエンチ イ エスプリカール ジ フォルマ シンプレス コンフォルミ オ コントラート</w:t>
       </w:r>
     </w:p>
     <w:p>
@@ -2720,7 +3985,7 @@
         <w:pStyle w:val="Heading2"/>
       </w:pPr>
       <w:r>
-        <w:t>Frases utilizadas</w:t>
+        <w:t>使用フレーズ</w:t>
       </w:r>
     </w:p>
     <w:p>
@@ -2736,15 +4001,15 @@
         <w:pStyle w:val="ListBullet"/>
       </w:pPr>
       <w:r>
-        <w:t>顧客情報を確認しましょう。</w:t>
-      </w:r>
-    </w:p>
-    <w:p>
-      <w:pPr>
-        <w:pStyle w:val="ListBullet"/>
-      </w:pPr>
-      <w:r>
-        <w:t>必要な情報を正確に整理します。</w:t>
+        <w:t>顧客情報について確認しましょう。</w:t>
+      </w:r>
+    </w:p>
+    <w:p>
+      <w:pPr>
+        <w:pStyle w:val="ListBullet"/>
+      </w:pPr>
+      <w:r>
+        <w:t>契約内容と必要書類を分けて確認します.</w:t>
       </w:r>
     </w:p>
     <w:p>
@@ -2764,11 +4029,21 @@
       </w:r>
     </w:p>
     <w:p>
-      <w:pPr>
-        <w:pStyle w:val="ListBullet"/>
-      </w:pPr>
-      <w:r>
-        <w:t>Vamos organizar as informações necessárias corretamente.</w:t>
+      <w:r>
+        <w:t xml:space="preserve">  - Leitura de apoio: ヴァモス コンフィルマール インフオルムアソインス ド クリエンチ</w:t>
+      </w:r>
+    </w:p>
+    <w:p>
+      <w:pPr>
+        <w:pStyle w:val="ListBullet"/>
+      </w:pPr>
+      <w:r>
+        <w:t>Vou explicar de forma simples, conforme o contrato.</w:t>
+      </w:r>
+    </w:p>
+    <w:p>
+      <w:r>
+        <w:t xml:space="preserve">  - Leitura de apoio: ヴォウ エスプリカール ジ フォルマ シンプレス コンフォルミ オ コントラート</w:t>
       </w:r>
     </w:p>
     <w:p>
@@ -2776,7 +4051,7 @@
         <w:pStyle w:val="Heading2"/>
       </w:pPr>
       <w:r>
-        <w:t>Perguntas frequentes</w:t>
+        <w:t>よくある質問</w:t>
       </w:r>
     </w:p>
     <w:p>
@@ -2792,7 +4067,7 @@
         <w:pStyle w:val="Heading2"/>
       </w:pPr>
       <w:r>
-        <w:t>Termos relacionados</w:t>
+        <w:t>関連用語</w:t>
       </w:r>
     </w:p>
     <w:p>
@@ -2816,7 +4091,7 @@
         <w:pStyle w:val="Heading2"/>
       </w:pPr>
       <w:r>
-        <w:t>Referências cruzadas</w:t>
+        <w:t>相互参照</w:t>
       </w:r>
     </w:p>
     <w:p>
@@ -2848,7 +4123,7 @@
         <w:pStyle w:val="Heading2"/>
       </w:pPr>
       <w:r>
-        <w:t>Referências</w:t>
+        <w:t>参考資料</w:t>
       </w:r>
     </w:p>
     <w:p>
@@ -2864,7 +4139,7 @@
         <w:pStyle w:val="Heading2"/>
       </w:pPr>
       <w:r>
-        <w:t>Tags</w:t>
+        <w:t>タグ</w:t>
       </w:r>
     </w:p>
     <w:p>
@@ -2904,7 +4179,7 @@
         <w:pStyle w:val="Heading2"/>
       </w:pPr>
       <w:r>
-        <w:t>Veja também</w:t>
+        <w:t>関連項目</w:t>
       </w:r>
     </w:p>
     <w:p>
@@ -2920,29 +4195,149 @@
         <w:pStyle w:val="Heading2"/>
       </w:pPr>
       <w:r>
-        <w:t>Histórico de revisão</w:t>
-      </w:r>
-    </w:p>
-    <w:p>
-      <w:r>
-        <w:t>| Data | Versão | Autor | Alteração |</w:t>
-      </w:r>
-    </w:p>
-    <w:p>
-      <w:r>
-        <w:t>| --- | --- | --- | --- |</w:t>
-      </w:r>
-    </w:p>
-    <w:p>
-      <w:r>
-        <w:t>| 2026-06-25 | 0.1 | JP-BR Insurance Knowledge Base | Criação inicial. |</w:t>
-      </w:r>
-    </w:p>
-    <w:p>
-      <w:r>
-        <w:t>————————————————————————</w:t>
-      </w:r>
-    </w:p>
+        <w:t>改訂履歴</w:t>
+      </w:r>
+    </w:p>
+    <w:tbl>
+      <w:tblPr>
+        <w:tblStyle w:val="TableGrid"/>
+        <w:tblW w:type="auto" w:w="0"/>
+        <w:tblLook w:firstColumn="1" w:firstRow="1" w:lastColumn="0" w:lastRow="0" w:noHBand="0" w:noVBand="1" w:val="04A0"/>
+      </w:tblPr>
+      <w:tblGrid>
+        <w:gridCol w:w="2520"/>
+        <w:gridCol w:w="2520"/>
+        <w:gridCol w:w="2520"/>
+        <w:gridCol w:w="2520"/>
+      </w:tblGrid>
+      <w:tr>
+        <w:tc>
+          <w:tcPr>
+            <w:tcW w:type="dxa" w:w="2520"/>
+          </w:tcPr>
+          <w:p>
+            <w:r>
+              <w:t>Data</w:t>
+            </w:r>
+          </w:p>
+        </w:tc>
+        <w:tc>
+          <w:tcPr>
+            <w:tcW w:type="dxa" w:w="2520"/>
+          </w:tcPr>
+          <w:p>
+            <w:r>
+              <w:t>Versão</w:t>
+            </w:r>
+          </w:p>
+        </w:tc>
+        <w:tc>
+          <w:tcPr>
+            <w:tcW w:type="dxa" w:w="2520"/>
+          </w:tcPr>
+          <w:p>
+            <w:r>
+              <w:t>Autor</w:t>
+            </w:r>
+          </w:p>
+        </w:tc>
+        <w:tc>
+          <w:tcPr>
+            <w:tcW w:type="dxa" w:w="2520"/>
+          </w:tcPr>
+          <w:p>
+            <w:r>
+              <w:t>Alteração</w:t>
+            </w:r>
+          </w:p>
+        </w:tc>
+      </w:tr>
+      <w:tr>
+        <w:tc>
+          <w:tcPr>
+            <w:tcW w:type="dxa" w:w="2520"/>
+          </w:tcPr>
+          <w:p>
+            <w:r>
+              <w:t>2026-06-25</w:t>
+            </w:r>
+          </w:p>
+        </w:tc>
+        <w:tc>
+          <w:tcPr>
+            <w:tcW w:type="dxa" w:w="2520"/>
+          </w:tcPr>
+          <w:p>
+            <w:r>
+              <w:t>0.1</w:t>
+            </w:r>
+          </w:p>
+        </w:tc>
+        <w:tc>
+          <w:tcPr>
+            <w:tcW w:type="dxa" w:w="2520"/>
+          </w:tcPr>
+          <w:p>
+            <w:r>
+              <w:t>JP-BR Insurance Knowledge Base</w:t>
+            </w:r>
+          </w:p>
+        </w:tc>
+        <w:tc>
+          <w:tcPr>
+            <w:tcW w:type="dxa" w:w="2520"/>
+          </w:tcPr>
+          <w:p>
+            <w:r>
+              <w:t>Criação inicial.</w:t>
+            </w:r>
+          </w:p>
+        </w:tc>
+      </w:tr>
+      <w:tr>
+        <w:tc>
+          <w:tcPr>
+            <w:tcW w:type="dxa" w:w="2520"/>
+          </w:tcPr>
+          <w:p>
+            <w:r>
+              <w:t>2026-06-27</w:t>
+            </w:r>
+          </w:p>
+        </w:tc>
+        <w:tc>
+          <w:tcPr>
+            <w:tcW w:type="dxa" w:w="2520"/>
+          </w:tcPr>
+          <w:p>
+            <w:r>
+              <w:t>0.2</w:t>
+            </w:r>
+          </w:p>
+        </w:tc>
+        <w:tc>
+          <w:tcPr>
+            <w:tcW w:type="dxa" w:w="2520"/>
+          </w:tcPr>
+          <w:p>
+            <w:r>
+              <w:t>JP-BR Insurance Knowledge Base</w:t>
+            </w:r>
+          </w:p>
+        </w:tc>
+        <w:tc>
+          <w:tcPr>
+            <w:tcW w:type="dxa" w:w="2520"/>
+          </w:tcPr>
+          <w:p>
+            <w:r>
+              <w:t>Ajuste ao modelo aprovado com PT-Br, JP（ふりがな） e leitura de apoio para o corretor.</w:t>
+            </w:r>
+          </w:p>
+        </w:tc>
+      </w:tr>
+    </w:tbl>
+    <w:p/>
     <w:p>
       <w:pPr>
         <w:pStyle w:val="Heading1"/>
@@ -2956,23 +4351,23 @@
         <w:pStyle w:val="Heading2"/>
       </w:pPr>
       <w:r>
-        <w:t>Controle</w:t>
-      </w:r>
-    </w:p>
-    <w:p>
-      <w:pPr>
-        <w:pStyle w:val="ListBullet"/>
-      </w:pPr>
-      <w:r>
-        <w:t>Versão: 0.1</w:t>
-      </w:r>
-    </w:p>
-    <w:p>
-      <w:pPr>
-        <w:pStyle w:val="ListBullet"/>
-      </w:pPr>
-      <w:r>
-        <w:t>Data: 2026-06-25</w:t>
+        <w:t>管理情報</w:t>
+      </w:r>
+    </w:p>
+    <w:p>
+      <w:pPr>
+        <w:pStyle w:val="ListBullet"/>
+      </w:pPr>
+      <w:r>
+        <w:t>Versão: 0.2</w:t>
+      </w:r>
+    </w:p>
+    <w:p>
+      <w:pPr>
+        <w:pStyle w:val="ListBullet"/>
+      </w:pPr>
+      <w:r>
+        <w:t>Data: 2026-06-27</w:t>
       </w:r>
     </w:p>
     <w:p>
@@ -2988,7 +4383,7 @@
         <w:pStyle w:val="ListBullet"/>
       </w:pPr>
       <w:r>
-        <w:t>Histórico: Criação inicial.</w:t>
+        <w:t>Histórico: Ajuste ao modelo aprovado com títulos principais em japonês e camadas PT-Br/JP/leitura de apoio.</w:t>
       </w:r>
     </w:p>
     <w:p>
@@ -2996,7 +4391,7 @@
         <w:pStyle w:val="Heading2"/>
       </w:pPr>
       <w:r>
-        <w:t>Código</w:t>
+        <w:t>コード</w:t>
       </w:r>
     </w:p>
     <w:p>
@@ -3009,7 +4404,7 @@
         <w:pStyle w:val="Heading2"/>
       </w:pPr>
       <w:r>
-        <w:t>Categoria</w:t>
+        <w:t>カテゴリー</w:t>
       </w:r>
     </w:p>
     <w:p>
@@ -3022,7 +4417,7 @@
         <w:pStyle w:val="Heading2"/>
       </w:pPr>
       <w:r>
-        <w:t>Termo Japonês</w:t>
+        <w:t>日本語用語</w:t>
       </w:r>
     </w:p>
     <w:p>
@@ -3035,7 +4430,7 @@
         <w:pStyle w:val="Heading2"/>
       </w:pPr>
       <w:r>
-        <w:t>Tradução Português</w:t>
+        <w:t>ポルトガル語訳</w:t>
       </w:r>
     </w:p>
     <w:p>
@@ -3048,12 +4443,12 @@
         <w:pStyle w:val="Heading2"/>
       </w:pPr>
       <w:r>
-        <w:t>Definição Técnica</w:t>
-      </w:r>
-    </w:p>
-    <w:p>
-      <w:r>
-        <w:t>Dados do veículo, como placa, modelo, ano, chassi e informações do 車検証 usados no contrato.</w:t>
+        <w:t>技術的定義</w:t>
+      </w:r>
+    </w:p>
+    <w:p>
+      <w:r>
+        <w:t>車両情報とは、自動車保険の相談・契約・保険金請求または契約管理において確認すべき専門用語です。具体的な意味、適用範囲、必要書類、支払可否は、保険商品、契約条件、事故状況および保険会社の判断によって異なります。</w:t>
       </w:r>
     </w:p>
     <w:p>
@@ -3061,12 +4456,12 @@
         <w:pStyle w:val="Heading2"/>
       </w:pPr>
       <w:r>
-        <w:t>Explicação Simplificada</w:t>
-      </w:r>
-    </w:p>
-    <w:p>
-      <w:r>
-        <w:t>São os dados do carro.</w:t>
+        <w:t>簡単な説明</w:t>
+      </w:r>
+    </w:p>
+    <w:p>
+      <w:r>
+        <w:t>お客様には、「Informações do veículo」に関する内容を、契約内容、条件、必要書類に分けて確認することとして説明します。</w:t>
       </w:r>
     </w:p>
     <w:p>
@@ -3074,12 +4469,51 @@
         <w:pStyle w:val="Heading2"/>
       </w:pPr>
       <w:r>
-        <w:t>Como explicar ao cliente brasileiro</w:t>
-      </w:r>
-    </w:p>
-    <w:p>
-      <w:r>
-        <w:t>Os dados do carro precisam bater com o documento para o seguro ficar correto.</w:t>
+        <w:t>ブラジル人顧客への説明方法</w:t>
+      </w:r>
+    </w:p>
+    <w:p>
+      <w:pPr>
+        <w:pStyle w:val="Heading3"/>
+      </w:pPr>
+      <w:r>
+        <w:t>PT-Br</w:t>
+      </w:r>
+    </w:p>
+    <w:p>
+      <w:r>
+        <w:t>Vamos confirmar informações do veículo e explicar de forma simples, conforme o contrato.</w:t>
+      </w:r>
+    </w:p>
+    <w:p>
+      <w:pPr>
+        <w:pStyle w:val="Heading3"/>
+      </w:pPr>
+      <w:r>
+        <w:t>JP（ふりがな）</w:t>
+      </w:r>
+    </w:p>
+    <w:p>
+      <w:r>
+        <w:t>「Informações do veículo」について、契約内容に沿って分かりやすく確認します。</w:t>
+      </w:r>
+    </w:p>
+    <w:p>
+      <w:r>
+        <w:t>ふりがな: 「インフオルムアソインス ド ヴエイクウルオ」について、けいやくないようにそって、わかりやすくかくにんします。</w:t>
+      </w:r>
+    </w:p>
+    <w:p>
+      <w:pPr>
+        <w:pStyle w:val="Heading3"/>
+      </w:pPr>
+      <w:r>
+        <w:t>Leitura de apoio para o corretor</w:t>
+      </w:r>
+    </w:p>
+    <w:p>
+      <w:r>
+        <w:t>ヴァモス コンフィルマール インフオルムアソインス ド ヴエイクウルオ イ エスプリカール ジ フォルマ シンプレス コンフォルミ オ コントラート</w:t>
       </w:r>
     </w:p>
     <w:p>
@@ -3087,7 +4521,7 @@
         <w:pStyle w:val="Heading2"/>
       </w:pPr>
       <w:r>
-        <w:t>Frases utilizadas</w:t>
+        <w:t>使用フレーズ</w:t>
       </w:r>
     </w:p>
     <w:p>
@@ -3103,15 +4537,15 @@
         <w:pStyle w:val="ListBullet"/>
       </w:pPr>
       <w:r>
-        <w:t>車両情報を確認しましょう。</w:t>
-      </w:r>
-    </w:p>
-    <w:p>
-      <w:pPr>
-        <w:pStyle w:val="ListBullet"/>
-      </w:pPr>
-      <w:r>
-        <w:t>必要な情報を正確に整理します。</w:t>
+        <w:t>車両情報について確認しましょう。</w:t>
+      </w:r>
+    </w:p>
+    <w:p>
+      <w:pPr>
+        <w:pStyle w:val="ListBullet"/>
+      </w:pPr>
+      <w:r>
+        <w:t>契約内容と必要書類を分けて確認します.</w:t>
       </w:r>
     </w:p>
     <w:p>
@@ -3131,11 +4565,21 @@
       </w:r>
     </w:p>
     <w:p>
-      <w:pPr>
-        <w:pStyle w:val="ListBullet"/>
-      </w:pPr>
-      <w:r>
-        <w:t>Vamos organizar as informações necessárias corretamente.</w:t>
+      <w:r>
+        <w:t xml:space="preserve">  - Leitura de apoio: ヴァモス コンフィルマール インフオルムアソインス ド ヴエイクウルオ</w:t>
+      </w:r>
+    </w:p>
+    <w:p>
+      <w:pPr>
+        <w:pStyle w:val="ListBullet"/>
+      </w:pPr>
+      <w:r>
+        <w:t>Vou explicar de forma simples, conforme o contrato.</w:t>
+      </w:r>
+    </w:p>
+    <w:p>
+      <w:r>
+        <w:t xml:space="preserve">  - Leitura de apoio: ヴォウ エスプリカール ジ フォルマ シンプレス コンフォルミ オ コントラート</w:t>
       </w:r>
     </w:p>
     <w:p>
@@ -3143,7 +4587,7 @@
         <w:pStyle w:val="Heading2"/>
       </w:pPr>
       <w:r>
-        <w:t>Perguntas frequentes</w:t>
+        <w:t>よくある質問</w:t>
       </w:r>
     </w:p>
     <w:p>
@@ -3159,7 +4603,7 @@
         <w:pStyle w:val="Heading2"/>
       </w:pPr>
       <w:r>
-        <w:t>Termos relacionados</w:t>
+        <w:t>関連用語</w:t>
       </w:r>
     </w:p>
     <w:p>
@@ -3183,7 +4627,7 @@
         <w:pStyle w:val="Heading2"/>
       </w:pPr>
       <w:r>
-        <w:t>Referências cruzadas</w:t>
+        <w:t>相互参照</w:t>
       </w:r>
     </w:p>
     <w:p>
@@ -3215,7 +4659,7 @@
         <w:pStyle w:val="Heading2"/>
       </w:pPr>
       <w:r>
-        <w:t>Referências</w:t>
+        <w:t>参考資料</w:t>
       </w:r>
     </w:p>
     <w:p>
@@ -3231,7 +4675,7 @@
         <w:pStyle w:val="Heading2"/>
       </w:pPr>
       <w:r>
-        <w:t>Tags</w:t>
+        <w:t>タグ</w:t>
       </w:r>
     </w:p>
     <w:p>
@@ -3271,7 +4715,7 @@
         <w:pStyle w:val="Heading2"/>
       </w:pPr>
       <w:r>
-        <w:t>Veja também</w:t>
+        <w:t>関連項目</w:t>
       </w:r>
     </w:p>
     <w:p>
@@ -3287,29 +4731,149 @@
         <w:pStyle w:val="Heading2"/>
       </w:pPr>
       <w:r>
-        <w:t>Histórico de revisão</w:t>
-      </w:r>
-    </w:p>
-    <w:p>
-      <w:r>
-        <w:t>| Data | Versão | Autor | Alteração |</w:t>
-      </w:r>
-    </w:p>
-    <w:p>
-      <w:r>
-        <w:t>| --- | --- | --- | --- |</w:t>
-      </w:r>
-    </w:p>
-    <w:p>
-      <w:r>
-        <w:t>| 2026-06-25 | 0.1 | JP-BR Insurance Knowledge Base | Criação inicial. |</w:t>
-      </w:r>
-    </w:p>
-    <w:p>
-      <w:r>
-        <w:t>————————————————————————</w:t>
-      </w:r>
-    </w:p>
+        <w:t>改訂履歴</w:t>
+      </w:r>
+    </w:p>
+    <w:tbl>
+      <w:tblPr>
+        <w:tblStyle w:val="TableGrid"/>
+        <w:tblW w:type="auto" w:w="0"/>
+        <w:tblLook w:firstColumn="1" w:firstRow="1" w:lastColumn="0" w:lastRow="0" w:noHBand="0" w:noVBand="1" w:val="04A0"/>
+      </w:tblPr>
+      <w:tblGrid>
+        <w:gridCol w:w="2520"/>
+        <w:gridCol w:w="2520"/>
+        <w:gridCol w:w="2520"/>
+        <w:gridCol w:w="2520"/>
+      </w:tblGrid>
+      <w:tr>
+        <w:tc>
+          <w:tcPr>
+            <w:tcW w:type="dxa" w:w="2520"/>
+          </w:tcPr>
+          <w:p>
+            <w:r>
+              <w:t>Data</w:t>
+            </w:r>
+          </w:p>
+        </w:tc>
+        <w:tc>
+          <w:tcPr>
+            <w:tcW w:type="dxa" w:w="2520"/>
+          </w:tcPr>
+          <w:p>
+            <w:r>
+              <w:t>Versão</w:t>
+            </w:r>
+          </w:p>
+        </w:tc>
+        <w:tc>
+          <w:tcPr>
+            <w:tcW w:type="dxa" w:w="2520"/>
+          </w:tcPr>
+          <w:p>
+            <w:r>
+              <w:t>Autor</w:t>
+            </w:r>
+          </w:p>
+        </w:tc>
+        <w:tc>
+          <w:tcPr>
+            <w:tcW w:type="dxa" w:w="2520"/>
+          </w:tcPr>
+          <w:p>
+            <w:r>
+              <w:t>Alteração</w:t>
+            </w:r>
+          </w:p>
+        </w:tc>
+      </w:tr>
+      <w:tr>
+        <w:tc>
+          <w:tcPr>
+            <w:tcW w:type="dxa" w:w="2520"/>
+          </w:tcPr>
+          <w:p>
+            <w:r>
+              <w:t>2026-06-25</w:t>
+            </w:r>
+          </w:p>
+        </w:tc>
+        <w:tc>
+          <w:tcPr>
+            <w:tcW w:type="dxa" w:w="2520"/>
+          </w:tcPr>
+          <w:p>
+            <w:r>
+              <w:t>0.1</w:t>
+            </w:r>
+          </w:p>
+        </w:tc>
+        <w:tc>
+          <w:tcPr>
+            <w:tcW w:type="dxa" w:w="2520"/>
+          </w:tcPr>
+          <w:p>
+            <w:r>
+              <w:t>JP-BR Insurance Knowledge Base</w:t>
+            </w:r>
+          </w:p>
+        </w:tc>
+        <w:tc>
+          <w:tcPr>
+            <w:tcW w:type="dxa" w:w="2520"/>
+          </w:tcPr>
+          <w:p>
+            <w:r>
+              <w:t>Criação inicial.</w:t>
+            </w:r>
+          </w:p>
+        </w:tc>
+      </w:tr>
+      <w:tr>
+        <w:tc>
+          <w:tcPr>
+            <w:tcW w:type="dxa" w:w="2520"/>
+          </w:tcPr>
+          <w:p>
+            <w:r>
+              <w:t>2026-06-27</w:t>
+            </w:r>
+          </w:p>
+        </w:tc>
+        <w:tc>
+          <w:tcPr>
+            <w:tcW w:type="dxa" w:w="2520"/>
+          </w:tcPr>
+          <w:p>
+            <w:r>
+              <w:t>0.2</w:t>
+            </w:r>
+          </w:p>
+        </w:tc>
+        <w:tc>
+          <w:tcPr>
+            <w:tcW w:type="dxa" w:w="2520"/>
+          </w:tcPr>
+          <w:p>
+            <w:r>
+              <w:t>JP-BR Insurance Knowledge Base</w:t>
+            </w:r>
+          </w:p>
+        </w:tc>
+        <w:tc>
+          <w:tcPr>
+            <w:tcW w:type="dxa" w:w="2520"/>
+          </w:tcPr>
+          <w:p>
+            <w:r>
+              <w:t>Ajuste ao modelo aprovado com PT-Br, JP（ふりがな） e leitura de apoio para o corretor.</w:t>
+            </w:r>
+          </w:p>
+        </w:tc>
+      </w:tr>
+    </w:tbl>
+    <w:p/>
     <w:p>
       <w:pPr>
         <w:pStyle w:val="Heading1"/>
@@ -3323,23 +4887,23 @@
         <w:pStyle w:val="Heading2"/>
       </w:pPr>
       <w:r>
-        <w:t>Controle</w:t>
-      </w:r>
-    </w:p>
-    <w:p>
-      <w:pPr>
-        <w:pStyle w:val="ListBullet"/>
-      </w:pPr>
-      <w:r>
-        <w:t>Versão: 0.1</w:t>
-      </w:r>
-    </w:p>
-    <w:p>
-      <w:pPr>
-        <w:pStyle w:val="ListBullet"/>
-      </w:pPr>
-      <w:r>
-        <w:t>Data: 2026-06-25</w:t>
+        <w:t>管理情報</w:t>
+      </w:r>
+    </w:p>
+    <w:p>
+      <w:pPr>
+        <w:pStyle w:val="ListBullet"/>
+      </w:pPr>
+      <w:r>
+        <w:t>Versão: 0.2</w:t>
+      </w:r>
+    </w:p>
+    <w:p>
+      <w:pPr>
+        <w:pStyle w:val="ListBullet"/>
+      </w:pPr>
+      <w:r>
+        <w:t>Data: 2026-06-27</w:t>
       </w:r>
     </w:p>
     <w:p>
@@ -3355,7 +4919,7 @@
         <w:pStyle w:val="ListBullet"/>
       </w:pPr>
       <w:r>
-        <w:t>Histórico: Criação inicial.</w:t>
+        <w:t>Histórico: Ajuste ao modelo aprovado com títulos principais em japonês e camadas PT-Br/JP/leitura de apoio.</w:t>
       </w:r>
     </w:p>
     <w:p>
@@ -3363,7 +4927,7 @@
         <w:pStyle w:val="Heading2"/>
       </w:pPr>
       <w:r>
-        <w:t>Código</w:t>
+        <w:t>コード</w:t>
       </w:r>
     </w:p>
     <w:p>
@@ -3376,7 +4940,7 @@
         <w:pStyle w:val="Heading2"/>
       </w:pPr>
       <w:r>
-        <w:t>Categoria</w:t>
+        <w:t>カテゴリー</w:t>
       </w:r>
     </w:p>
     <w:p>
@@ -3389,7 +4953,7 @@
         <w:pStyle w:val="Heading2"/>
       </w:pPr>
       <w:r>
-        <w:t>Termo Japonês</w:t>
+        <w:t>日本語用語</w:t>
       </w:r>
     </w:p>
     <w:p>
@@ -3402,7 +4966,7 @@
         <w:pStyle w:val="Heading2"/>
       </w:pPr>
       <w:r>
-        <w:t>Tradução Português</w:t>
+        <w:t>ポルトガル語訳</w:t>
       </w:r>
     </w:p>
     <w:p>
@@ -3415,12 +4979,12 @@
         <w:pStyle w:val="Heading2"/>
       </w:pPr>
       <w:r>
-        <w:t>Definição Técnica</w:t>
-      </w:r>
-    </w:p>
-    <w:p>
-      <w:r>
-        <w:t>Dados sobre quem dirige o veículo, idade, relação com o segurado e condições aplicáveis ao contrato.</w:t>
+        <w:t>技術的定義</w:t>
+      </w:r>
+    </w:p>
+    <w:p>
+      <w:r>
+        <w:t>運転者情報とは、自動車保険の相談・契約・保険金請求または契約管理において確認すべき専門用語です。具体的な意味、適用範囲、必要書類、支払可否は、保険商品、契約条件、事故状況および保険会社の判断によって異なります。</w:t>
       </w:r>
     </w:p>
     <w:p>
@@ -3428,12 +4992,12 @@
         <w:pStyle w:val="Heading2"/>
       </w:pPr>
       <w:r>
-        <w:t>Explicação Simplificada</w:t>
-      </w:r>
-    </w:p>
-    <w:p>
-      <w:r>
-        <w:t>São os dados de quem dirige.</w:t>
+        <w:t>簡単な説明</w:t>
+      </w:r>
+    </w:p>
+    <w:p>
+      <w:r>
+        <w:t>お客様には、「Informações do condutor」に関する内容を、契約内容、条件、必要書類に分けて確認することとして説明します。</w:t>
       </w:r>
     </w:p>
     <w:p>
@@ -3441,12 +5005,51 @@
         <w:pStyle w:val="Heading2"/>
       </w:pPr>
       <w:r>
-        <w:t>Como explicar ao cliente brasileiro</w:t>
-      </w:r>
-    </w:p>
-    <w:p>
-      <w:r>
-        <w:t>Precisamos saber quem dirige para aplicar corretamente restrições, idade e condições do seguro.</w:t>
+        <w:t>ブラジル人顧客への説明方法</w:t>
+      </w:r>
+    </w:p>
+    <w:p>
+      <w:pPr>
+        <w:pStyle w:val="Heading3"/>
+      </w:pPr>
+      <w:r>
+        <w:t>PT-Br</w:t>
+      </w:r>
+    </w:p>
+    <w:p>
+      <w:r>
+        <w:t>Vamos confirmar informações do condutor e explicar de forma simples, conforme o contrato.</w:t>
+      </w:r>
+    </w:p>
+    <w:p>
+      <w:pPr>
+        <w:pStyle w:val="Heading3"/>
+      </w:pPr>
+      <w:r>
+        <w:t>JP（ふりがな）</w:t>
+      </w:r>
+    </w:p>
+    <w:p>
+      <w:r>
+        <w:t>「Informações do condutor」について、契約内容に沿って分かりやすく確認します。</w:t>
+      </w:r>
+    </w:p>
+    <w:p>
+      <w:r>
+        <w:t>ふりがな: 「インフオルムアソインス ド クオンドウトオル」について、けいやくないようにそって、わかりやすくかくにんします。</w:t>
+      </w:r>
+    </w:p>
+    <w:p>
+      <w:pPr>
+        <w:pStyle w:val="Heading3"/>
+      </w:pPr>
+      <w:r>
+        <w:t>Leitura de apoio para o corretor</w:t>
+      </w:r>
+    </w:p>
+    <w:p>
+      <w:r>
+        <w:t>ヴァモス コンフィルマール インフオルムアソインス ド クオンドウトオル イ エスプリカール ジ フォルマ シンプレス コンフォルミ オ コントラート</w:t>
       </w:r>
     </w:p>
     <w:p>
@@ -3454,7 +5057,7 @@
         <w:pStyle w:val="Heading2"/>
       </w:pPr>
       <w:r>
-        <w:t>Frases utilizadas</w:t>
+        <w:t>使用フレーズ</w:t>
       </w:r>
     </w:p>
     <w:p>
@@ -3470,15 +5073,15 @@
         <w:pStyle w:val="ListBullet"/>
       </w:pPr>
       <w:r>
-        <w:t>運転者情報を確認しましょう。</w:t>
-      </w:r>
-    </w:p>
-    <w:p>
-      <w:pPr>
-        <w:pStyle w:val="ListBullet"/>
-      </w:pPr>
-      <w:r>
-        <w:t>必要な情報を正確に整理します。</w:t>
+        <w:t>運転者情報について確認しましょう。</w:t>
+      </w:r>
+    </w:p>
+    <w:p>
+      <w:pPr>
+        <w:pStyle w:val="ListBullet"/>
+      </w:pPr>
+      <w:r>
+        <w:t>契約内容と必要書類を分けて確認します.</w:t>
       </w:r>
     </w:p>
     <w:p>
@@ -3498,11 +5101,21 @@
       </w:r>
     </w:p>
     <w:p>
-      <w:pPr>
-        <w:pStyle w:val="ListBullet"/>
-      </w:pPr>
-      <w:r>
-        <w:t>Vamos organizar as informações necessárias corretamente.</w:t>
+      <w:r>
+        <w:t xml:space="preserve">  - Leitura de apoio: ヴァモス コンフィルマール インフオルムアソインス ド クオンドウトオル</w:t>
+      </w:r>
+    </w:p>
+    <w:p>
+      <w:pPr>
+        <w:pStyle w:val="ListBullet"/>
+      </w:pPr>
+      <w:r>
+        <w:t>Vou explicar de forma simples, conforme o contrato.</w:t>
+      </w:r>
+    </w:p>
+    <w:p>
+      <w:r>
+        <w:t xml:space="preserve">  - Leitura de apoio: ヴォウ エスプリカール ジ フォルマ シンプレス コンフォルミ オ コントラート</w:t>
       </w:r>
     </w:p>
     <w:p>
@@ -3510,7 +5123,7 @@
         <w:pStyle w:val="Heading2"/>
       </w:pPr>
       <w:r>
-        <w:t>Perguntas frequentes</w:t>
+        <w:t>よくある質問</w:t>
       </w:r>
     </w:p>
     <w:p>
@@ -3526,7 +5139,7 @@
         <w:pStyle w:val="Heading2"/>
       </w:pPr>
       <w:r>
-        <w:t>Termos relacionados</w:t>
+        <w:t>関連用語</w:t>
       </w:r>
     </w:p>
     <w:p>
@@ -3550,7 +5163,7 @@
         <w:pStyle w:val="Heading2"/>
       </w:pPr>
       <w:r>
-        <w:t>Referências cruzadas</w:t>
+        <w:t>相互参照</w:t>
       </w:r>
     </w:p>
     <w:p>
@@ -3582,7 +5195,7 @@
         <w:pStyle w:val="Heading2"/>
       </w:pPr>
       <w:r>
-        <w:t>Referências</w:t>
+        <w:t>参考資料</w:t>
       </w:r>
     </w:p>
     <w:p>
@@ -3598,7 +5211,7 @@
         <w:pStyle w:val="Heading2"/>
       </w:pPr>
       <w:r>
-        <w:t>Tags</w:t>
+        <w:t>タグ</w:t>
       </w:r>
     </w:p>
     <w:p>
@@ -3638,7 +5251,7 @@
         <w:pStyle w:val="Heading2"/>
       </w:pPr>
       <w:r>
-        <w:t>Veja também</w:t>
+        <w:t>関連項目</w:t>
       </w:r>
     </w:p>
     <w:p>
@@ -3654,29 +5267,149 @@
         <w:pStyle w:val="Heading2"/>
       </w:pPr>
       <w:r>
-        <w:t>Histórico de revisão</w:t>
-      </w:r>
-    </w:p>
-    <w:p>
-      <w:r>
-        <w:t>| Data | Versão | Autor | Alteração |</w:t>
-      </w:r>
-    </w:p>
-    <w:p>
-      <w:r>
-        <w:t>| --- | --- | --- | --- |</w:t>
-      </w:r>
-    </w:p>
-    <w:p>
-      <w:r>
-        <w:t>| 2026-06-25 | 0.1 | JP-BR Insurance Knowledge Base | Criação inicial. |</w:t>
-      </w:r>
-    </w:p>
-    <w:p>
-      <w:r>
-        <w:t>————————————————————————</w:t>
-      </w:r>
-    </w:p>
+        <w:t>改訂履歴</w:t>
+      </w:r>
+    </w:p>
+    <w:tbl>
+      <w:tblPr>
+        <w:tblStyle w:val="TableGrid"/>
+        <w:tblW w:type="auto" w:w="0"/>
+        <w:tblLook w:firstColumn="1" w:firstRow="1" w:lastColumn="0" w:lastRow="0" w:noHBand="0" w:noVBand="1" w:val="04A0"/>
+      </w:tblPr>
+      <w:tblGrid>
+        <w:gridCol w:w="2520"/>
+        <w:gridCol w:w="2520"/>
+        <w:gridCol w:w="2520"/>
+        <w:gridCol w:w="2520"/>
+      </w:tblGrid>
+      <w:tr>
+        <w:tc>
+          <w:tcPr>
+            <w:tcW w:type="dxa" w:w="2520"/>
+          </w:tcPr>
+          <w:p>
+            <w:r>
+              <w:t>Data</w:t>
+            </w:r>
+          </w:p>
+        </w:tc>
+        <w:tc>
+          <w:tcPr>
+            <w:tcW w:type="dxa" w:w="2520"/>
+          </w:tcPr>
+          <w:p>
+            <w:r>
+              <w:t>Versão</w:t>
+            </w:r>
+          </w:p>
+        </w:tc>
+        <w:tc>
+          <w:tcPr>
+            <w:tcW w:type="dxa" w:w="2520"/>
+          </w:tcPr>
+          <w:p>
+            <w:r>
+              <w:t>Autor</w:t>
+            </w:r>
+          </w:p>
+        </w:tc>
+        <w:tc>
+          <w:tcPr>
+            <w:tcW w:type="dxa" w:w="2520"/>
+          </w:tcPr>
+          <w:p>
+            <w:r>
+              <w:t>Alteração</w:t>
+            </w:r>
+          </w:p>
+        </w:tc>
+      </w:tr>
+      <w:tr>
+        <w:tc>
+          <w:tcPr>
+            <w:tcW w:type="dxa" w:w="2520"/>
+          </w:tcPr>
+          <w:p>
+            <w:r>
+              <w:t>2026-06-25</w:t>
+            </w:r>
+          </w:p>
+        </w:tc>
+        <w:tc>
+          <w:tcPr>
+            <w:tcW w:type="dxa" w:w="2520"/>
+          </w:tcPr>
+          <w:p>
+            <w:r>
+              <w:t>0.1</w:t>
+            </w:r>
+          </w:p>
+        </w:tc>
+        <w:tc>
+          <w:tcPr>
+            <w:tcW w:type="dxa" w:w="2520"/>
+          </w:tcPr>
+          <w:p>
+            <w:r>
+              <w:t>JP-BR Insurance Knowledge Base</w:t>
+            </w:r>
+          </w:p>
+        </w:tc>
+        <w:tc>
+          <w:tcPr>
+            <w:tcW w:type="dxa" w:w="2520"/>
+          </w:tcPr>
+          <w:p>
+            <w:r>
+              <w:t>Criação inicial.</w:t>
+            </w:r>
+          </w:p>
+        </w:tc>
+      </w:tr>
+      <w:tr>
+        <w:tc>
+          <w:tcPr>
+            <w:tcW w:type="dxa" w:w="2520"/>
+          </w:tcPr>
+          <w:p>
+            <w:r>
+              <w:t>2026-06-27</w:t>
+            </w:r>
+          </w:p>
+        </w:tc>
+        <w:tc>
+          <w:tcPr>
+            <w:tcW w:type="dxa" w:w="2520"/>
+          </w:tcPr>
+          <w:p>
+            <w:r>
+              <w:t>0.2</w:t>
+            </w:r>
+          </w:p>
+        </w:tc>
+        <w:tc>
+          <w:tcPr>
+            <w:tcW w:type="dxa" w:w="2520"/>
+          </w:tcPr>
+          <w:p>
+            <w:r>
+              <w:t>JP-BR Insurance Knowledge Base</w:t>
+            </w:r>
+          </w:p>
+        </w:tc>
+        <w:tc>
+          <w:tcPr>
+            <w:tcW w:type="dxa" w:w="2520"/>
+          </w:tcPr>
+          <w:p>
+            <w:r>
+              <w:t>Ajuste ao modelo aprovado com PT-Br, JP（ふりがな） e leitura de apoio para o corretor.</w:t>
+            </w:r>
+          </w:p>
+        </w:tc>
+      </w:tr>
+    </w:tbl>
+    <w:p/>
     <w:p>
       <w:pPr>
         <w:pStyle w:val="Heading1"/>
@@ -3690,23 +5423,23 @@
         <w:pStyle w:val="Heading2"/>
       </w:pPr>
       <w:r>
-        <w:t>Controle</w:t>
-      </w:r>
-    </w:p>
-    <w:p>
-      <w:pPr>
-        <w:pStyle w:val="ListBullet"/>
-      </w:pPr>
-      <w:r>
-        <w:t>Versão: 0.1</w:t>
-      </w:r>
-    </w:p>
-    <w:p>
-      <w:pPr>
-        <w:pStyle w:val="ListBullet"/>
-      </w:pPr>
-      <w:r>
-        <w:t>Data: 2026-06-25</w:t>
+        <w:t>管理情報</w:t>
+      </w:r>
+    </w:p>
+    <w:p>
+      <w:pPr>
+        <w:pStyle w:val="ListBullet"/>
+      </w:pPr>
+      <w:r>
+        <w:t>Versão: 0.2</w:t>
+      </w:r>
+    </w:p>
+    <w:p>
+      <w:pPr>
+        <w:pStyle w:val="ListBullet"/>
+      </w:pPr>
+      <w:r>
+        <w:t>Data: 2026-06-27</w:t>
       </w:r>
     </w:p>
     <w:p>
@@ -3722,7 +5455,7 @@
         <w:pStyle w:val="ListBullet"/>
       </w:pPr>
       <w:r>
-        <w:t>Histórico: Criação inicial.</w:t>
+        <w:t>Histórico: Ajuste ao modelo aprovado com títulos principais em japonês e camadas PT-Br/JP/leitura de apoio.</w:t>
       </w:r>
     </w:p>
     <w:p>
@@ -3730,7 +5463,7 @@
         <w:pStyle w:val="Heading2"/>
       </w:pPr>
       <w:r>
-        <w:t>Código</w:t>
+        <w:t>コード</w:t>
       </w:r>
     </w:p>
     <w:p>
@@ -3743,7 +5476,7 @@
         <w:pStyle w:val="Heading2"/>
       </w:pPr>
       <w:r>
-        <w:t>Categoria</w:t>
+        <w:t>カテゴリー</w:t>
       </w:r>
     </w:p>
     <w:p>
@@ -3756,7 +5489,7 @@
         <w:pStyle w:val="Heading2"/>
       </w:pPr>
       <w:r>
-        <w:t>Termo Japonês</w:t>
+        <w:t>日本語用語</w:t>
       </w:r>
     </w:p>
     <w:p>
@@ -3769,7 +5502,7 @@
         <w:pStyle w:val="Heading2"/>
       </w:pPr>
       <w:r>
-        <w:t>Tradução Português</w:t>
+        <w:t>ポルトガル語訳</w:t>
       </w:r>
     </w:p>
     <w:p>
@@ -3782,12 +5515,12 @@
         <w:pStyle w:val="Heading2"/>
       </w:pPr>
       <w:r>
-        <w:t>Definição Técnica</w:t>
-      </w:r>
-    </w:p>
-    <w:p>
-      <w:r>
-        <w:t>Sequência recomendada de ações após acidente: segurança, polícia, coleta de dados, aviso à seguradora e acompanhamento.</w:t>
+        <w:t>技術的定義</w:t>
+      </w:r>
+    </w:p>
+    <w:p>
+      <w:r>
+        <w:t>事故対応フローとは、自動車保険の相談・契約・保険金請求または契約管理において確認すべき専門用語です。具体的な意味、適用範囲、必要書類、支払可否は、保険商品、契約条件、事故状況および保険会社の判断によって異なります。</w:t>
       </w:r>
     </w:p>
     <w:p>
@@ -3795,12 +5528,12 @@
         <w:pStyle w:val="Heading2"/>
       </w:pPr>
       <w:r>
-        <w:t>Explicação Simplificada</w:t>
-      </w:r>
-    </w:p>
-    <w:p>
-      <w:r>
-        <w:t>É o passo a passo depois de um acidente.</w:t>
+        <w:t>簡単な説明</w:t>
+      </w:r>
+    </w:p>
+    <w:p>
+      <w:r>
+        <w:t>お客様には、「Fluxo de atendimento em acidente」に関する内容を、契約内容、条件、必要書類に分けて確認することとして説明します。</w:t>
       </w:r>
     </w:p>
     <w:p>
@@ -3808,12 +5541,51 @@
         <w:pStyle w:val="Heading2"/>
       </w:pPr>
       <w:r>
-        <w:t>Como explicar ao cliente brasileiro</w:t>
-      </w:r>
-    </w:p>
-    <w:p>
-      <w:r>
-        <w:t>Após acidente, siga uma ordem: segurança, registro, dados da outra parte e aviso à seguradora.</w:t>
+        <w:t>ブラジル人顧客への説明方法</w:t>
+      </w:r>
+    </w:p>
+    <w:p>
+      <w:pPr>
+        <w:pStyle w:val="Heading3"/>
+      </w:pPr>
+      <w:r>
+        <w:t>PT-Br</w:t>
+      </w:r>
+    </w:p>
+    <w:p>
+      <w:r>
+        <w:t>Vamos confirmar fluxo de atendimento em acidente e explicar de forma simples, conforme o contrato.</w:t>
+      </w:r>
+    </w:p>
+    <w:p>
+      <w:pPr>
+        <w:pStyle w:val="Heading3"/>
+      </w:pPr>
+      <w:r>
+        <w:t>JP（ふりがな）</w:t>
+      </w:r>
+    </w:p>
+    <w:p>
+      <w:r>
+        <w:t>「Fluxo de atendimento em acidente」について、契約内容に沿って分かりやすく確認します。</w:t>
+      </w:r>
+    </w:p>
+    <w:p>
+      <w:r>
+        <w:t>ふりがな: 「フルウシオ ジ アトエンドイムエントオ エン アクイドエントエ」について、けいやくないようにそって、わかりやすくかくにんします。</w:t>
+      </w:r>
+    </w:p>
+    <w:p>
+      <w:pPr>
+        <w:pStyle w:val="Heading3"/>
+      </w:pPr>
+      <w:r>
+        <w:t>Leitura de apoio para o corretor</w:t>
+      </w:r>
+    </w:p>
+    <w:p>
+      <w:r>
+        <w:t>ヴァモス コンフィルマール フルウシオ ジ アトエンドイムエントオ エン アクイドエントエ イ エスプリカール ジ フォルマ シンプレス コンフォルミ オ コントラート</w:t>
       </w:r>
     </w:p>
     <w:p>
@@ -3821,7 +5593,7 @@
         <w:pStyle w:val="Heading2"/>
       </w:pPr>
       <w:r>
-        <w:t>Frases utilizadas</w:t>
+        <w:t>使用フレーズ</w:t>
       </w:r>
     </w:p>
     <w:p>
@@ -3837,15 +5609,15 @@
         <w:pStyle w:val="ListBullet"/>
       </w:pPr>
       <w:r>
-        <w:t>事故対応フローを確認しましょう。</w:t>
-      </w:r>
-    </w:p>
-    <w:p>
-      <w:pPr>
-        <w:pStyle w:val="ListBullet"/>
-      </w:pPr>
-      <w:r>
-        <w:t>必要な情報を正確に整理します。</w:t>
+        <w:t>事故対応フローについて確認しましょう。</w:t>
+      </w:r>
+    </w:p>
+    <w:p>
+      <w:pPr>
+        <w:pStyle w:val="ListBullet"/>
+      </w:pPr>
+      <w:r>
+        <w:t>契約内容と必要書類を分けて確認します.</w:t>
       </w:r>
     </w:p>
     <w:p>
@@ -3865,11 +5637,21 @@
       </w:r>
     </w:p>
     <w:p>
-      <w:pPr>
-        <w:pStyle w:val="ListBullet"/>
-      </w:pPr>
-      <w:r>
-        <w:t>Vamos organizar as informações necessárias corretamente.</w:t>
+      <w:r>
+        <w:t xml:space="preserve">  - Leitura de apoio: ヴァモス コンフィルマール フルウシオ ジ アトエンドイムエントオ エン アクイドエントエ</w:t>
+      </w:r>
+    </w:p>
+    <w:p>
+      <w:pPr>
+        <w:pStyle w:val="ListBullet"/>
+      </w:pPr>
+      <w:r>
+        <w:t>Vou explicar de forma simples, conforme o contrato.</w:t>
+      </w:r>
+    </w:p>
+    <w:p>
+      <w:r>
+        <w:t xml:space="preserve">  - Leitura de apoio: ヴォウ エスプリカール ジ フォルマ シンプレス コンフォルミ オ コントラート</w:t>
       </w:r>
     </w:p>
     <w:p>
@@ -3877,7 +5659,7 @@
         <w:pStyle w:val="Heading2"/>
       </w:pPr>
       <w:r>
-        <w:t>Perguntas frequentes</w:t>
+        <w:t>よくある質問</w:t>
       </w:r>
     </w:p>
     <w:p>
@@ -3893,7 +5675,7 @@
         <w:pStyle w:val="Heading2"/>
       </w:pPr>
       <w:r>
-        <w:t>Termos relacionados</w:t>
+        <w:t>関連用語</w:t>
       </w:r>
     </w:p>
     <w:p>
@@ -3917,7 +5699,7 @@
         <w:pStyle w:val="Heading2"/>
       </w:pPr>
       <w:r>
-        <w:t>Referências cruzadas</w:t>
+        <w:t>相互参照</w:t>
       </w:r>
     </w:p>
     <w:p>
@@ -3949,7 +5731,7 @@
         <w:pStyle w:val="Heading2"/>
       </w:pPr>
       <w:r>
-        <w:t>Referências</w:t>
+        <w:t>参考資料</w:t>
       </w:r>
     </w:p>
     <w:p>
@@ -3965,7 +5747,7 @@
         <w:pStyle w:val="Heading2"/>
       </w:pPr>
       <w:r>
-        <w:t>Tags</w:t>
+        <w:t>タグ</w:t>
       </w:r>
     </w:p>
     <w:p>
@@ -4005,7 +5787,7 @@
         <w:pStyle w:val="Heading2"/>
       </w:pPr>
       <w:r>
-        <w:t>Veja também</w:t>
+        <w:t>関連項目</w:t>
       </w:r>
     </w:p>
     <w:p>
@@ -4021,29 +5803,149 @@
         <w:pStyle w:val="Heading2"/>
       </w:pPr>
       <w:r>
-        <w:t>Histórico de revisão</w:t>
-      </w:r>
-    </w:p>
-    <w:p>
-      <w:r>
-        <w:t>| Data | Versão | Autor | Alteração |</w:t>
-      </w:r>
-    </w:p>
-    <w:p>
-      <w:r>
-        <w:t>| --- | --- | --- | --- |</w:t>
-      </w:r>
-    </w:p>
-    <w:p>
-      <w:r>
-        <w:t>| 2026-06-25 | 0.1 | JP-BR Insurance Knowledge Base | Criação inicial. |</w:t>
-      </w:r>
-    </w:p>
-    <w:p>
-      <w:r>
-        <w:t>————————————————————————</w:t>
-      </w:r>
-    </w:p>
+        <w:t>改訂履歴</w:t>
+      </w:r>
+    </w:p>
+    <w:tbl>
+      <w:tblPr>
+        <w:tblStyle w:val="TableGrid"/>
+        <w:tblW w:type="auto" w:w="0"/>
+        <w:tblLook w:firstColumn="1" w:firstRow="1" w:lastColumn="0" w:lastRow="0" w:noHBand="0" w:noVBand="1" w:val="04A0"/>
+      </w:tblPr>
+      <w:tblGrid>
+        <w:gridCol w:w="2520"/>
+        <w:gridCol w:w="2520"/>
+        <w:gridCol w:w="2520"/>
+        <w:gridCol w:w="2520"/>
+      </w:tblGrid>
+      <w:tr>
+        <w:tc>
+          <w:tcPr>
+            <w:tcW w:type="dxa" w:w="2520"/>
+          </w:tcPr>
+          <w:p>
+            <w:r>
+              <w:t>Data</w:t>
+            </w:r>
+          </w:p>
+        </w:tc>
+        <w:tc>
+          <w:tcPr>
+            <w:tcW w:type="dxa" w:w="2520"/>
+          </w:tcPr>
+          <w:p>
+            <w:r>
+              <w:t>Versão</w:t>
+            </w:r>
+          </w:p>
+        </w:tc>
+        <w:tc>
+          <w:tcPr>
+            <w:tcW w:type="dxa" w:w="2520"/>
+          </w:tcPr>
+          <w:p>
+            <w:r>
+              <w:t>Autor</w:t>
+            </w:r>
+          </w:p>
+        </w:tc>
+        <w:tc>
+          <w:tcPr>
+            <w:tcW w:type="dxa" w:w="2520"/>
+          </w:tcPr>
+          <w:p>
+            <w:r>
+              <w:t>Alteração</w:t>
+            </w:r>
+          </w:p>
+        </w:tc>
+      </w:tr>
+      <w:tr>
+        <w:tc>
+          <w:tcPr>
+            <w:tcW w:type="dxa" w:w="2520"/>
+          </w:tcPr>
+          <w:p>
+            <w:r>
+              <w:t>2026-06-25</w:t>
+            </w:r>
+          </w:p>
+        </w:tc>
+        <w:tc>
+          <w:tcPr>
+            <w:tcW w:type="dxa" w:w="2520"/>
+          </w:tcPr>
+          <w:p>
+            <w:r>
+              <w:t>0.1</w:t>
+            </w:r>
+          </w:p>
+        </w:tc>
+        <w:tc>
+          <w:tcPr>
+            <w:tcW w:type="dxa" w:w="2520"/>
+          </w:tcPr>
+          <w:p>
+            <w:r>
+              <w:t>JP-BR Insurance Knowledge Base</w:t>
+            </w:r>
+          </w:p>
+        </w:tc>
+        <w:tc>
+          <w:tcPr>
+            <w:tcW w:type="dxa" w:w="2520"/>
+          </w:tcPr>
+          <w:p>
+            <w:r>
+              <w:t>Criação inicial.</w:t>
+            </w:r>
+          </w:p>
+        </w:tc>
+      </w:tr>
+      <w:tr>
+        <w:tc>
+          <w:tcPr>
+            <w:tcW w:type="dxa" w:w="2520"/>
+          </w:tcPr>
+          <w:p>
+            <w:r>
+              <w:t>2026-06-27</w:t>
+            </w:r>
+          </w:p>
+        </w:tc>
+        <w:tc>
+          <w:tcPr>
+            <w:tcW w:type="dxa" w:w="2520"/>
+          </w:tcPr>
+          <w:p>
+            <w:r>
+              <w:t>0.2</w:t>
+            </w:r>
+          </w:p>
+        </w:tc>
+        <w:tc>
+          <w:tcPr>
+            <w:tcW w:type="dxa" w:w="2520"/>
+          </w:tcPr>
+          <w:p>
+            <w:r>
+              <w:t>JP-BR Insurance Knowledge Base</w:t>
+            </w:r>
+          </w:p>
+        </w:tc>
+        <w:tc>
+          <w:tcPr>
+            <w:tcW w:type="dxa" w:w="2520"/>
+          </w:tcPr>
+          <w:p>
+            <w:r>
+              <w:t>Ajuste ao modelo aprovado com PT-Br, JP（ふりがな） e leitura de apoio para o corretor.</w:t>
+            </w:r>
+          </w:p>
+        </w:tc>
+      </w:tr>
+    </w:tbl>
+    <w:p/>
     <w:p>
       <w:pPr>
         <w:pStyle w:val="Heading1"/>
@@ -4057,23 +5959,23 @@
         <w:pStyle w:val="Heading2"/>
       </w:pPr>
       <w:r>
-        <w:t>Controle</w:t>
-      </w:r>
-    </w:p>
-    <w:p>
-      <w:pPr>
-        <w:pStyle w:val="ListBullet"/>
-      </w:pPr>
-      <w:r>
-        <w:t>Versão: 0.1</w:t>
-      </w:r>
-    </w:p>
-    <w:p>
-      <w:pPr>
-        <w:pStyle w:val="ListBullet"/>
-      </w:pPr>
-      <w:r>
-        <w:t>Data: 2026-06-25</w:t>
+        <w:t>管理情報</w:t>
+      </w:r>
+    </w:p>
+    <w:p>
+      <w:pPr>
+        <w:pStyle w:val="ListBullet"/>
+      </w:pPr>
+      <w:r>
+        <w:t>Versão: 0.2</w:t>
+      </w:r>
+    </w:p>
+    <w:p>
+      <w:pPr>
+        <w:pStyle w:val="ListBullet"/>
+      </w:pPr>
+      <w:r>
+        <w:t>Data: 2026-06-27</w:t>
       </w:r>
     </w:p>
     <w:p>
@@ -4089,7 +5991,7 @@
         <w:pStyle w:val="ListBullet"/>
       </w:pPr>
       <w:r>
-        <w:t>Histórico: Criação inicial.</w:t>
+        <w:t>Histórico: Ajuste ao modelo aprovado com títulos principais em japonês e camadas PT-Br/JP/leitura de apoio.</w:t>
       </w:r>
     </w:p>
     <w:p>
@@ -4097,7 +5999,7 @@
         <w:pStyle w:val="Heading2"/>
       </w:pPr>
       <w:r>
-        <w:t>Código</w:t>
+        <w:t>コード</w:t>
       </w:r>
     </w:p>
     <w:p>
@@ -4110,7 +6012,7 @@
         <w:pStyle w:val="Heading2"/>
       </w:pPr>
       <w:r>
-        <w:t>Categoria</w:t>
+        <w:t>カテゴリー</w:t>
       </w:r>
     </w:p>
     <w:p>
@@ -4123,7 +6025,7 @@
         <w:pStyle w:val="Heading2"/>
       </w:pPr>
       <w:r>
-        <w:t>Termo Japonês</w:t>
+        <w:t>日本語用語</w:t>
       </w:r>
     </w:p>
     <w:p>
@@ -4136,7 +6038,7 @@
         <w:pStyle w:val="Heading2"/>
       </w:pPr>
       <w:r>
-        <w:t>Tradução Português</w:t>
+        <w:t>ポルトガル語訳</w:t>
       </w:r>
     </w:p>
     <w:p>
@@ -4149,12 +6051,12 @@
         <w:pStyle w:val="Heading2"/>
       </w:pPr>
       <w:r>
-        <w:t>Definição Técnica</w:t>
-      </w:r>
-    </w:p>
-    <w:p>
-      <w:r>
-        <w:t>Documentos solicitados para contratação, alteração, renovação, sinistro ou pagamento de indenização.</w:t>
+        <w:t>技術的定義</w:t>
+      </w:r>
+    </w:p>
+    <w:p>
+      <w:r>
+        <w:t>必要書類とは、自動車保険の相談・契約・保険金請求または契約管理において確認すべき専門用語です。具体的な意味、適用範囲、必要書類、支払可否は、保険商品、契約条件、事故状況および保険会社の判断によって異なります。</w:t>
       </w:r>
     </w:p>
     <w:p>
@@ -4162,12 +6064,12 @@
         <w:pStyle w:val="Heading2"/>
       </w:pPr>
       <w:r>
-        <w:t>Explicação Simplificada</w:t>
-      </w:r>
-    </w:p>
-    <w:p>
-      <w:r>
-        <w:t>São os documentos que precisam ser enviados.</w:t>
+        <w:t>簡単な説明</w:t>
+      </w:r>
+    </w:p>
+    <w:p>
+      <w:r>
+        <w:t>お客様には、「Documentos necessários」に関する内容を、契約内容、条件、必要書類に分けて確認することとして説明します。</w:t>
       </w:r>
     </w:p>
     <w:p>
@@ -4175,12 +6077,51 @@
         <w:pStyle w:val="Heading2"/>
       </w:pPr>
       <w:r>
-        <w:t>Como explicar ao cliente brasileiro</w:t>
-      </w:r>
-    </w:p>
-    <w:p>
-      <w:r>
-        <w:t>A seguradora pode pedir documentos diferentes conforme o caso. Vamos organizar a lista correta.</w:t>
+        <w:t>ブラジル人顧客への説明方法</w:t>
+      </w:r>
+    </w:p>
+    <w:p>
+      <w:pPr>
+        <w:pStyle w:val="Heading3"/>
+      </w:pPr>
+      <w:r>
+        <w:t>PT-Br</w:t>
+      </w:r>
+    </w:p>
+    <w:p>
+      <w:r>
+        <w:t>Vamos confirmar documentos necessários e explicar de forma simples, conforme o contrato.</w:t>
+      </w:r>
+    </w:p>
+    <w:p>
+      <w:pPr>
+        <w:pStyle w:val="Heading3"/>
+      </w:pPr>
+      <w:r>
+        <w:t>JP（ふりがな）</w:t>
+      </w:r>
+    </w:p>
+    <w:p>
+      <w:r>
+        <w:t>「Documentos necessários」について、契約内容に沿って分かりやすく確認します。</w:t>
+      </w:r>
+    </w:p>
+    <w:p>
+      <w:r>
+        <w:t>ふりがな: 「ドクメントス ンエクエスアルイオス」について、けいやくないようにそって、わかりやすくかくにんします。</w:t>
+      </w:r>
+    </w:p>
+    <w:p>
+      <w:pPr>
+        <w:pStyle w:val="Heading3"/>
+      </w:pPr>
+      <w:r>
+        <w:t>Leitura de apoio para o corretor</w:t>
+      </w:r>
+    </w:p>
+    <w:p>
+      <w:r>
+        <w:t>ヴァモス コンフィルマール ドクメントス ンエクエスアルイオス イ エスプリカール ジ フォルマ シンプレス コンフォルミ オ コントラート</w:t>
       </w:r>
     </w:p>
     <w:p>
@@ -4188,7 +6129,7 @@
         <w:pStyle w:val="Heading2"/>
       </w:pPr>
       <w:r>
-        <w:t>Frases utilizadas</w:t>
+        <w:t>使用フレーズ</w:t>
       </w:r>
     </w:p>
     <w:p>
@@ -4204,15 +6145,15 @@
         <w:pStyle w:val="ListBullet"/>
       </w:pPr>
       <w:r>
-        <w:t>必要書類を確認しましょう。</w:t>
-      </w:r>
-    </w:p>
-    <w:p>
-      <w:pPr>
-        <w:pStyle w:val="ListBullet"/>
-      </w:pPr>
-      <w:r>
-        <w:t>必要な情報を正確に整理します。</w:t>
+        <w:t>必要書類について確認しましょう。</w:t>
+      </w:r>
+    </w:p>
+    <w:p>
+      <w:pPr>
+        <w:pStyle w:val="ListBullet"/>
+      </w:pPr>
+      <w:r>
+        <w:t>契約内容と必要書類を分けて確認します.</w:t>
       </w:r>
     </w:p>
     <w:p>
@@ -4232,11 +6173,21 @@
       </w:r>
     </w:p>
     <w:p>
-      <w:pPr>
-        <w:pStyle w:val="ListBullet"/>
-      </w:pPr>
-      <w:r>
-        <w:t>Vamos organizar as informações necessárias corretamente.</w:t>
+      <w:r>
+        <w:t xml:space="preserve">  - Leitura de apoio: ヴァモス コンフィルマール ドクメントス ンエクエスアルイオス</w:t>
+      </w:r>
+    </w:p>
+    <w:p>
+      <w:pPr>
+        <w:pStyle w:val="ListBullet"/>
+      </w:pPr>
+      <w:r>
+        <w:t>Vou explicar de forma simples, conforme o contrato.</w:t>
+      </w:r>
+    </w:p>
+    <w:p>
+      <w:r>
+        <w:t xml:space="preserve">  - Leitura de apoio: ヴォウ エスプリカール ジ フォルマ シンプレス コンフォルミ オ コントラート</w:t>
       </w:r>
     </w:p>
     <w:p>
@@ -4244,7 +6195,7 @@
         <w:pStyle w:val="Heading2"/>
       </w:pPr>
       <w:r>
-        <w:t>Perguntas frequentes</w:t>
+        <w:t>よくある質問</w:t>
       </w:r>
     </w:p>
     <w:p>
@@ -4260,7 +6211,7 @@
         <w:pStyle w:val="Heading2"/>
       </w:pPr>
       <w:r>
-        <w:t>Termos relacionados</w:t>
+        <w:t>関連用語</w:t>
       </w:r>
     </w:p>
     <w:p>
@@ -4284,7 +6235,7 @@
         <w:pStyle w:val="Heading2"/>
       </w:pPr>
       <w:r>
-        <w:t>Referências cruzadas</w:t>
+        <w:t>相互参照</w:t>
       </w:r>
     </w:p>
     <w:p>
@@ -4316,7 +6267,7 @@
         <w:pStyle w:val="Heading2"/>
       </w:pPr>
       <w:r>
-        <w:t>Referências</w:t>
+        <w:t>参考資料</w:t>
       </w:r>
     </w:p>
     <w:p>
@@ -4332,7 +6283,7 @@
         <w:pStyle w:val="Heading2"/>
       </w:pPr>
       <w:r>
-        <w:t>Tags</w:t>
+        <w:t>タグ</w:t>
       </w:r>
     </w:p>
     <w:p>
@@ -4372,7 +6323,7 @@
         <w:pStyle w:val="Heading2"/>
       </w:pPr>
       <w:r>
-        <w:t>Veja também</w:t>
+        <w:t>関連項目</w:t>
       </w:r>
     </w:p>
     <w:p>
@@ -4388,29 +6339,149 @@
         <w:pStyle w:val="Heading2"/>
       </w:pPr>
       <w:r>
-        <w:t>Histórico de revisão</w:t>
-      </w:r>
-    </w:p>
-    <w:p>
-      <w:r>
-        <w:t>| Data | Versão | Autor | Alteração |</w:t>
-      </w:r>
-    </w:p>
-    <w:p>
-      <w:r>
-        <w:t>| --- | --- | --- | --- |</w:t>
-      </w:r>
-    </w:p>
-    <w:p>
-      <w:r>
-        <w:t>| 2026-06-25 | 0.1 | JP-BR Insurance Knowledge Base | Criação inicial. |</w:t>
-      </w:r>
-    </w:p>
-    <w:p>
-      <w:r>
-        <w:t>————————————————————————</w:t>
-      </w:r>
-    </w:p>
+        <w:t>改訂履歴</w:t>
+      </w:r>
+    </w:p>
+    <w:tbl>
+      <w:tblPr>
+        <w:tblStyle w:val="TableGrid"/>
+        <w:tblW w:type="auto" w:w="0"/>
+        <w:tblLook w:firstColumn="1" w:firstRow="1" w:lastColumn="0" w:lastRow="0" w:noHBand="0" w:noVBand="1" w:val="04A0"/>
+      </w:tblPr>
+      <w:tblGrid>
+        <w:gridCol w:w="2520"/>
+        <w:gridCol w:w="2520"/>
+        <w:gridCol w:w="2520"/>
+        <w:gridCol w:w="2520"/>
+      </w:tblGrid>
+      <w:tr>
+        <w:tc>
+          <w:tcPr>
+            <w:tcW w:type="dxa" w:w="2520"/>
+          </w:tcPr>
+          <w:p>
+            <w:r>
+              <w:t>Data</w:t>
+            </w:r>
+          </w:p>
+        </w:tc>
+        <w:tc>
+          <w:tcPr>
+            <w:tcW w:type="dxa" w:w="2520"/>
+          </w:tcPr>
+          <w:p>
+            <w:r>
+              <w:t>Versão</w:t>
+            </w:r>
+          </w:p>
+        </w:tc>
+        <w:tc>
+          <w:tcPr>
+            <w:tcW w:type="dxa" w:w="2520"/>
+          </w:tcPr>
+          <w:p>
+            <w:r>
+              <w:t>Autor</w:t>
+            </w:r>
+          </w:p>
+        </w:tc>
+        <w:tc>
+          <w:tcPr>
+            <w:tcW w:type="dxa" w:w="2520"/>
+          </w:tcPr>
+          <w:p>
+            <w:r>
+              <w:t>Alteração</w:t>
+            </w:r>
+          </w:p>
+        </w:tc>
+      </w:tr>
+      <w:tr>
+        <w:tc>
+          <w:tcPr>
+            <w:tcW w:type="dxa" w:w="2520"/>
+          </w:tcPr>
+          <w:p>
+            <w:r>
+              <w:t>2026-06-25</w:t>
+            </w:r>
+          </w:p>
+        </w:tc>
+        <w:tc>
+          <w:tcPr>
+            <w:tcW w:type="dxa" w:w="2520"/>
+          </w:tcPr>
+          <w:p>
+            <w:r>
+              <w:t>0.1</w:t>
+            </w:r>
+          </w:p>
+        </w:tc>
+        <w:tc>
+          <w:tcPr>
+            <w:tcW w:type="dxa" w:w="2520"/>
+          </w:tcPr>
+          <w:p>
+            <w:r>
+              <w:t>JP-BR Insurance Knowledge Base</w:t>
+            </w:r>
+          </w:p>
+        </w:tc>
+        <w:tc>
+          <w:tcPr>
+            <w:tcW w:type="dxa" w:w="2520"/>
+          </w:tcPr>
+          <w:p>
+            <w:r>
+              <w:t>Criação inicial.</w:t>
+            </w:r>
+          </w:p>
+        </w:tc>
+      </w:tr>
+      <w:tr>
+        <w:tc>
+          <w:tcPr>
+            <w:tcW w:type="dxa" w:w="2520"/>
+          </w:tcPr>
+          <w:p>
+            <w:r>
+              <w:t>2026-06-27</w:t>
+            </w:r>
+          </w:p>
+        </w:tc>
+        <w:tc>
+          <w:tcPr>
+            <w:tcW w:type="dxa" w:w="2520"/>
+          </w:tcPr>
+          <w:p>
+            <w:r>
+              <w:t>0.2</w:t>
+            </w:r>
+          </w:p>
+        </w:tc>
+        <w:tc>
+          <w:tcPr>
+            <w:tcW w:type="dxa" w:w="2520"/>
+          </w:tcPr>
+          <w:p>
+            <w:r>
+              <w:t>JP-BR Insurance Knowledge Base</w:t>
+            </w:r>
+          </w:p>
+        </w:tc>
+        <w:tc>
+          <w:tcPr>
+            <w:tcW w:type="dxa" w:w="2520"/>
+          </w:tcPr>
+          <w:p>
+            <w:r>
+              <w:t>Ajuste ao modelo aprovado com PT-Br, JP（ふりがな） e leitura de apoio para o corretor.</w:t>
+            </w:r>
+          </w:p>
+        </w:tc>
+      </w:tr>
+    </w:tbl>
+    <w:p/>
     <w:p>
       <w:pPr>
         <w:pStyle w:val="Heading1"/>
@@ -4424,23 +6495,23 @@
         <w:pStyle w:val="Heading2"/>
       </w:pPr>
       <w:r>
-        <w:t>Controle</w:t>
-      </w:r>
-    </w:p>
-    <w:p>
-      <w:pPr>
-        <w:pStyle w:val="ListBullet"/>
-      </w:pPr>
-      <w:r>
-        <w:t>Versão: 0.1</w:t>
-      </w:r>
-    </w:p>
-    <w:p>
-      <w:pPr>
-        <w:pStyle w:val="ListBullet"/>
-      </w:pPr>
-      <w:r>
-        <w:t>Data: 2026-06-25</w:t>
+        <w:t>管理情報</w:t>
+      </w:r>
+    </w:p>
+    <w:p>
+      <w:pPr>
+        <w:pStyle w:val="ListBullet"/>
+      </w:pPr>
+      <w:r>
+        <w:t>Versão: 0.2</w:t>
+      </w:r>
+    </w:p>
+    <w:p>
+      <w:pPr>
+        <w:pStyle w:val="ListBullet"/>
+      </w:pPr>
+      <w:r>
+        <w:t>Data: 2026-06-27</w:t>
       </w:r>
     </w:p>
     <w:p>
@@ -4456,7 +6527,7 @@
         <w:pStyle w:val="ListBullet"/>
       </w:pPr>
       <w:r>
-        <w:t>Histórico: Criação inicial.</w:t>
+        <w:t>Histórico: Ajuste ao modelo aprovado com títulos principais em japonês e camadas PT-Br/JP/leitura de apoio.</w:t>
       </w:r>
     </w:p>
     <w:p>
@@ -4464,7 +6535,7 @@
         <w:pStyle w:val="Heading2"/>
       </w:pPr>
       <w:r>
-        <w:t>Código</w:t>
+        <w:t>コード</w:t>
       </w:r>
     </w:p>
     <w:p>
@@ -4477,7 +6548,7 @@
         <w:pStyle w:val="Heading2"/>
       </w:pPr>
       <w:r>
-        <w:t>Categoria</w:t>
+        <w:t>カテゴリー</w:t>
       </w:r>
     </w:p>
     <w:p>
@@ -4490,7 +6561,7 @@
         <w:pStyle w:val="Heading2"/>
       </w:pPr>
       <w:r>
-        <w:t>Termo Japonês</w:t>
+        <w:t>日本語用語</w:t>
       </w:r>
     </w:p>
     <w:p>
@@ -4503,7 +6574,7 @@
         <w:pStyle w:val="Heading2"/>
       </w:pPr>
       <w:r>
-        <w:t>Tradução Português</w:t>
+        <w:t>ポルトガル語訳</w:t>
       </w:r>
     </w:p>
     <w:p>
@@ -4516,12 +6587,12 @@
         <w:pStyle w:val="Heading2"/>
       </w:pPr>
       <w:r>
-        <w:t>Definição Técnica</w:t>
-      </w:r>
-    </w:p>
-    <w:p>
-      <w:r>
-        <w:t>Verificação da identidade do cliente ou parte relacionada para fins de contratação, alteração ou atendimento.</w:t>
+        <w:t>技術的定義</w:t>
+      </w:r>
+    </w:p>
+    <w:p>
+      <w:r>
+        <w:t>本人確認とは、自動車保険の相談・契約・保険金請求または契約管理において確認すべき専門用語です。具体的な意味、適用範囲、必要書類、支払可否は、保険商品、契約条件、事故状況および保険会社の判断によって異なります。</w:t>
       </w:r>
     </w:p>
     <w:p>
@@ -4529,12 +6600,12 @@
         <w:pStyle w:val="Heading2"/>
       </w:pPr>
       <w:r>
-        <w:t>Explicação Simplificada</w:t>
-      </w:r>
-    </w:p>
-    <w:p>
-      <w:r>
-        <w:t>É confirmar quem é a pessoa.</w:t>
+        <w:t>簡単な説明</w:t>
+      </w:r>
+    </w:p>
+    <w:p>
+      <w:r>
+        <w:t>お客様には、「Confirmação de identidade」に関する内容を、契約内容、条件、必要書類に分けて確認することとして説明します。</w:t>
       </w:r>
     </w:p>
     <w:p>
@@ -4542,12 +6613,51 @@
         <w:pStyle w:val="Heading2"/>
       </w:pPr>
       <w:r>
-        <w:t>Como explicar ao cliente brasileiro</w:t>
-      </w:r>
-    </w:p>
-    <w:p>
-      <w:r>
-        <w:t>Alguns procedimentos exigem confirmar identidade para proteger o cliente e o contrato.</w:t>
+        <w:t>ブラジル人顧客への説明方法</w:t>
+      </w:r>
+    </w:p>
+    <w:p>
+      <w:pPr>
+        <w:pStyle w:val="Heading3"/>
+      </w:pPr>
+      <w:r>
+        <w:t>PT-Br</w:t>
+      </w:r>
+    </w:p>
+    <w:p>
+      <w:r>
+        <w:t>Vamos confirmar confirmação de identidade e explicar de forma simples, conforme o contrato.</w:t>
+      </w:r>
+    </w:p>
+    <w:p>
+      <w:pPr>
+        <w:pStyle w:val="Heading3"/>
+      </w:pPr>
+      <w:r>
+        <w:t>JP（ふりがな）</w:t>
+      </w:r>
+    </w:p>
+    <w:p>
+      <w:r>
+        <w:t>「Confirmação de identidade」について、契約内容に沿って分かりやすく確認します。</w:t>
+      </w:r>
+    </w:p>
+    <w:p>
+      <w:r>
+        <w:t>ふりがな: 「コンフィルマサォン ジ イドエントイドアドエ」について、けいやくないようにそって、わかりやすくかくにんします。</w:t>
+      </w:r>
+    </w:p>
+    <w:p>
+      <w:pPr>
+        <w:pStyle w:val="Heading3"/>
+      </w:pPr>
+      <w:r>
+        <w:t>Leitura de apoio para o corretor</w:t>
+      </w:r>
+    </w:p>
+    <w:p>
+      <w:r>
+        <w:t>ヴァモス コンフィルマール コンフィルマサォン ジ イドエントイドアドエ イ エスプリカール ジ フォルマ シンプレス コンフォルミ オ コントラート</w:t>
       </w:r>
     </w:p>
     <w:p>
@@ -4555,7 +6665,7 @@
         <w:pStyle w:val="Heading2"/>
       </w:pPr>
       <w:r>
-        <w:t>Frases utilizadas</w:t>
+        <w:t>使用フレーズ</w:t>
       </w:r>
     </w:p>
     <w:p>
@@ -4571,15 +6681,15 @@
         <w:pStyle w:val="ListBullet"/>
       </w:pPr>
       <w:r>
-        <w:t>本人確認を確認しましょう。</w:t>
-      </w:r>
-    </w:p>
-    <w:p>
-      <w:pPr>
-        <w:pStyle w:val="ListBullet"/>
-      </w:pPr>
-      <w:r>
-        <w:t>必要な情報を正確に整理します。</w:t>
+        <w:t>本人確認について確認しましょう。</w:t>
+      </w:r>
+    </w:p>
+    <w:p>
+      <w:pPr>
+        <w:pStyle w:val="ListBullet"/>
+      </w:pPr>
+      <w:r>
+        <w:t>契約内容と必要書類を分けて確認します.</w:t>
       </w:r>
     </w:p>
     <w:p>
@@ -4599,11 +6709,21 @@
       </w:r>
     </w:p>
     <w:p>
-      <w:pPr>
-        <w:pStyle w:val="ListBullet"/>
-      </w:pPr>
-      <w:r>
-        <w:t>Vamos organizar as informações necessárias corretamente.</w:t>
+      <w:r>
+        <w:t xml:space="preserve">  - Leitura de apoio: ヴァモス コンフィルマール コンフィルマサォン ジ イドエントイドアドエ</w:t>
+      </w:r>
+    </w:p>
+    <w:p>
+      <w:pPr>
+        <w:pStyle w:val="ListBullet"/>
+      </w:pPr>
+      <w:r>
+        <w:t>Vou explicar de forma simples, conforme o contrato.</w:t>
+      </w:r>
+    </w:p>
+    <w:p>
+      <w:r>
+        <w:t xml:space="preserve">  - Leitura de apoio: ヴォウ エスプリカール ジ フォルマ シンプレス コンフォルミ オ コントラート</w:t>
       </w:r>
     </w:p>
     <w:p>
@@ -4611,7 +6731,7 @@
         <w:pStyle w:val="Heading2"/>
       </w:pPr>
       <w:r>
-        <w:t>Perguntas frequentes</w:t>
+        <w:t>よくある質問</w:t>
       </w:r>
     </w:p>
     <w:p>
@@ -4627,7 +6747,7 @@
         <w:pStyle w:val="Heading2"/>
       </w:pPr>
       <w:r>
-        <w:t>Termos relacionados</w:t>
+        <w:t>関連用語</w:t>
       </w:r>
     </w:p>
     <w:p>
@@ -4651,7 +6771,7 @@
         <w:pStyle w:val="Heading2"/>
       </w:pPr>
       <w:r>
-        <w:t>Referências cruzadas</w:t>
+        <w:t>相互参照</w:t>
       </w:r>
     </w:p>
     <w:p>
@@ -4683,7 +6803,7 @@
         <w:pStyle w:val="Heading2"/>
       </w:pPr>
       <w:r>
-        <w:t>Referências</w:t>
+        <w:t>参考資料</w:t>
       </w:r>
     </w:p>
     <w:p>
@@ -4699,7 +6819,7 @@
         <w:pStyle w:val="Heading2"/>
       </w:pPr>
       <w:r>
-        <w:t>Tags</w:t>
+        <w:t>タグ</w:t>
       </w:r>
     </w:p>
     <w:p>
@@ -4739,7 +6859,7 @@
         <w:pStyle w:val="Heading2"/>
       </w:pPr>
       <w:r>
-        <w:t>Veja também</w:t>
+        <w:t>関連項目</w:t>
       </w:r>
     </w:p>
     <w:p>
@@ -4755,29 +6875,149 @@
         <w:pStyle w:val="Heading2"/>
       </w:pPr>
       <w:r>
-        <w:t>Histórico de revisão</w:t>
-      </w:r>
-    </w:p>
-    <w:p>
-      <w:r>
-        <w:t>| Data | Versão | Autor | Alteração |</w:t>
-      </w:r>
-    </w:p>
-    <w:p>
-      <w:r>
-        <w:t>| --- | --- | --- | --- |</w:t>
-      </w:r>
-    </w:p>
-    <w:p>
-      <w:r>
-        <w:t>| 2026-06-25 | 0.1 | JP-BR Insurance Knowledge Base | Criação inicial. |</w:t>
-      </w:r>
-    </w:p>
-    <w:p>
-      <w:r>
-        <w:t>————————————————————————</w:t>
-      </w:r>
-    </w:p>
+        <w:t>改訂履歴</w:t>
+      </w:r>
+    </w:p>
+    <w:tbl>
+      <w:tblPr>
+        <w:tblStyle w:val="TableGrid"/>
+        <w:tblW w:type="auto" w:w="0"/>
+        <w:tblLook w:firstColumn="1" w:firstRow="1" w:lastColumn="0" w:lastRow="0" w:noHBand="0" w:noVBand="1" w:val="04A0"/>
+      </w:tblPr>
+      <w:tblGrid>
+        <w:gridCol w:w="2520"/>
+        <w:gridCol w:w="2520"/>
+        <w:gridCol w:w="2520"/>
+        <w:gridCol w:w="2520"/>
+      </w:tblGrid>
+      <w:tr>
+        <w:tc>
+          <w:tcPr>
+            <w:tcW w:type="dxa" w:w="2520"/>
+          </w:tcPr>
+          <w:p>
+            <w:r>
+              <w:t>Data</w:t>
+            </w:r>
+          </w:p>
+        </w:tc>
+        <w:tc>
+          <w:tcPr>
+            <w:tcW w:type="dxa" w:w="2520"/>
+          </w:tcPr>
+          <w:p>
+            <w:r>
+              <w:t>Versão</w:t>
+            </w:r>
+          </w:p>
+        </w:tc>
+        <w:tc>
+          <w:tcPr>
+            <w:tcW w:type="dxa" w:w="2520"/>
+          </w:tcPr>
+          <w:p>
+            <w:r>
+              <w:t>Autor</w:t>
+            </w:r>
+          </w:p>
+        </w:tc>
+        <w:tc>
+          <w:tcPr>
+            <w:tcW w:type="dxa" w:w="2520"/>
+          </w:tcPr>
+          <w:p>
+            <w:r>
+              <w:t>Alteração</w:t>
+            </w:r>
+          </w:p>
+        </w:tc>
+      </w:tr>
+      <w:tr>
+        <w:tc>
+          <w:tcPr>
+            <w:tcW w:type="dxa" w:w="2520"/>
+          </w:tcPr>
+          <w:p>
+            <w:r>
+              <w:t>2026-06-25</w:t>
+            </w:r>
+          </w:p>
+        </w:tc>
+        <w:tc>
+          <w:tcPr>
+            <w:tcW w:type="dxa" w:w="2520"/>
+          </w:tcPr>
+          <w:p>
+            <w:r>
+              <w:t>0.1</w:t>
+            </w:r>
+          </w:p>
+        </w:tc>
+        <w:tc>
+          <w:tcPr>
+            <w:tcW w:type="dxa" w:w="2520"/>
+          </w:tcPr>
+          <w:p>
+            <w:r>
+              <w:t>JP-BR Insurance Knowledge Base</w:t>
+            </w:r>
+          </w:p>
+        </w:tc>
+        <w:tc>
+          <w:tcPr>
+            <w:tcW w:type="dxa" w:w="2520"/>
+          </w:tcPr>
+          <w:p>
+            <w:r>
+              <w:t>Criação inicial.</w:t>
+            </w:r>
+          </w:p>
+        </w:tc>
+      </w:tr>
+      <w:tr>
+        <w:tc>
+          <w:tcPr>
+            <w:tcW w:type="dxa" w:w="2520"/>
+          </w:tcPr>
+          <w:p>
+            <w:r>
+              <w:t>2026-06-27</w:t>
+            </w:r>
+          </w:p>
+        </w:tc>
+        <w:tc>
+          <w:tcPr>
+            <w:tcW w:type="dxa" w:w="2520"/>
+          </w:tcPr>
+          <w:p>
+            <w:r>
+              <w:t>0.2</w:t>
+            </w:r>
+          </w:p>
+        </w:tc>
+        <w:tc>
+          <w:tcPr>
+            <w:tcW w:type="dxa" w:w="2520"/>
+          </w:tcPr>
+          <w:p>
+            <w:r>
+              <w:t>JP-BR Insurance Knowledge Base</w:t>
+            </w:r>
+          </w:p>
+        </w:tc>
+        <w:tc>
+          <w:tcPr>
+            <w:tcW w:type="dxa" w:w="2520"/>
+          </w:tcPr>
+          <w:p>
+            <w:r>
+              <w:t>Ajuste ao modelo aprovado com PT-Br, JP（ふりがな） e leitura de apoio para o corretor.</w:t>
+            </w:r>
+          </w:p>
+        </w:tc>
+      </w:tr>
+    </w:tbl>
+    <w:p/>
     <w:p>
       <w:pPr>
         <w:pStyle w:val="Heading1"/>
@@ -4791,23 +7031,23 @@
         <w:pStyle w:val="Heading2"/>
       </w:pPr>
       <w:r>
-        <w:t>Controle</w:t>
-      </w:r>
-    </w:p>
-    <w:p>
-      <w:pPr>
-        <w:pStyle w:val="ListBullet"/>
-      </w:pPr>
-      <w:r>
-        <w:t>Versão: 0.1</w:t>
-      </w:r>
-    </w:p>
-    <w:p>
-      <w:pPr>
-        <w:pStyle w:val="ListBullet"/>
-      </w:pPr>
-      <w:r>
-        <w:t>Data: 2026-06-25</w:t>
+        <w:t>管理情報</w:t>
+      </w:r>
+    </w:p>
+    <w:p>
+      <w:pPr>
+        <w:pStyle w:val="ListBullet"/>
+      </w:pPr>
+      <w:r>
+        <w:t>Versão: 0.2</w:t>
+      </w:r>
+    </w:p>
+    <w:p>
+      <w:pPr>
+        <w:pStyle w:val="ListBullet"/>
+      </w:pPr>
+      <w:r>
+        <w:t>Data: 2026-06-27</w:t>
       </w:r>
     </w:p>
     <w:p>
@@ -4823,7 +7063,7 @@
         <w:pStyle w:val="ListBullet"/>
       </w:pPr>
       <w:r>
-        <w:t>Histórico: Criação inicial.</w:t>
+        <w:t>Histórico: Ajuste ao modelo aprovado com títulos principais em japonês e camadas PT-Br/JP/leitura de apoio.</w:t>
       </w:r>
     </w:p>
     <w:p>
@@ -4831,7 +7071,7 @@
         <w:pStyle w:val="Heading2"/>
       </w:pPr>
       <w:r>
-        <w:t>Código</w:t>
+        <w:t>コード</w:t>
       </w:r>
     </w:p>
     <w:p>
@@ -4844,7 +7084,7 @@
         <w:pStyle w:val="Heading2"/>
       </w:pPr>
       <w:r>
-        <w:t>Categoria</w:t>
+        <w:t>カテゴリー</w:t>
       </w:r>
     </w:p>
     <w:p>
@@ -4857,7 +7097,7 @@
         <w:pStyle w:val="Heading2"/>
       </w:pPr>
       <w:r>
-        <w:t>Termo Japonês</w:t>
+        <w:t>日本語用語</w:t>
       </w:r>
     </w:p>
     <w:p>
@@ -4870,7 +7110,7 @@
         <w:pStyle w:val="Heading2"/>
       </w:pPr>
       <w:r>
-        <w:t>Tradução Português</w:t>
+        <w:t>ポルトガル語訳</w:t>
       </w:r>
     </w:p>
     <w:p>
@@ -4883,12 +7123,12 @@
         <w:pStyle w:val="Heading2"/>
       </w:pPr>
       <w:r>
-        <w:t>Definição Técnica</w:t>
-      </w:r>
-    </w:p>
-    <w:p>
-      <w:r>
-        <w:t>Procedimento para atualizar o endereço do cliente no contrato.</w:t>
+        <w:t>技術的定義</w:t>
+      </w:r>
+    </w:p>
+    <w:p>
+      <w:r>
+        <w:t>住所変更とは、自動車保険の相談・契約・保険金請求または契約管理において確認すべき専門用語です。具体的な意味、適用範囲、必要書類、支払可否は、保険商品、契約条件、事故状況および保険会社の判断によって異なります。</w:t>
       </w:r>
     </w:p>
     <w:p>
@@ -4896,12 +7136,12 @@
         <w:pStyle w:val="Heading2"/>
       </w:pPr>
       <w:r>
-        <w:t>Explicação Simplificada</w:t>
-      </w:r>
-    </w:p>
-    <w:p>
-      <w:r>
-        <w:t>É mudar o endereço cadastrado no seguro.</w:t>
+        <w:t>簡単な説明</w:t>
+      </w:r>
+    </w:p>
+    <w:p>
+      <w:r>
+        <w:t>お客様には、「Alteração de endereço」に関する内容を、契約内容、条件、必要書類に分けて確認することとして説明します。</w:t>
       </w:r>
     </w:p>
     <w:p>
@@ -4909,12 +7149,51 @@
         <w:pStyle w:val="Heading2"/>
       </w:pPr>
       <w:r>
-        <w:t>Como explicar ao cliente brasileiro</w:t>
-      </w:r>
-    </w:p>
-    <w:p>
-      <w:r>
-        <w:t>Se mudar de endereço, avise para atualizar o contrato e evitar perda de comunicação.</w:t>
+        <w:t>ブラジル人顧客への説明方法</w:t>
+      </w:r>
+    </w:p>
+    <w:p>
+      <w:pPr>
+        <w:pStyle w:val="Heading3"/>
+      </w:pPr>
+      <w:r>
+        <w:t>PT-Br</w:t>
+      </w:r>
+    </w:p>
+    <w:p>
+      <w:r>
+        <w:t>Vamos confirmar alteração de endereço e explicar de forma simples, conforme o contrato.</w:t>
+      </w:r>
+    </w:p>
+    <w:p>
+      <w:pPr>
+        <w:pStyle w:val="Heading3"/>
+      </w:pPr>
+      <w:r>
+        <w:t>JP（ふりがな）</w:t>
+      </w:r>
+    </w:p>
+    <w:p>
+      <w:r>
+        <w:t>「Alteração de endereço」について、契約内容に沿って分かりやすく確認します。</w:t>
+      </w:r>
+    </w:p>
+    <w:p>
+      <w:r>
+        <w:t>ふりがな: 「アルトエルアサォン ジ エンドエルエスオ」について、けいやくないようにそって、わかりやすくかくにんします。</w:t>
+      </w:r>
+    </w:p>
+    <w:p>
+      <w:pPr>
+        <w:pStyle w:val="Heading3"/>
+      </w:pPr>
+      <w:r>
+        <w:t>Leitura de apoio para o corretor</w:t>
+      </w:r>
+    </w:p>
+    <w:p>
+      <w:r>
+        <w:t>ヴァモス コンフィルマール アルトエルアサォン ジ エンドエルエスオ イ エスプリカール ジ フォルマ シンプレス コンフォルミ オ コントラート</w:t>
       </w:r>
     </w:p>
     <w:p>
@@ -4922,7 +7201,7 @@
         <w:pStyle w:val="Heading2"/>
       </w:pPr>
       <w:r>
-        <w:t>Frases utilizadas</w:t>
+        <w:t>使用フレーズ</w:t>
       </w:r>
     </w:p>
     <w:p>
@@ -4938,15 +7217,15 @@
         <w:pStyle w:val="ListBullet"/>
       </w:pPr>
       <w:r>
-        <w:t>住所変更を確認しましょう。</w:t>
-      </w:r>
-    </w:p>
-    <w:p>
-      <w:pPr>
-        <w:pStyle w:val="ListBullet"/>
-      </w:pPr>
-      <w:r>
-        <w:t>必要な情報を正確に整理します。</w:t>
+        <w:t>住所変更について確認しましょう。</w:t>
+      </w:r>
+    </w:p>
+    <w:p>
+      <w:pPr>
+        <w:pStyle w:val="ListBullet"/>
+      </w:pPr>
+      <w:r>
+        <w:t>契約内容と必要書類を分けて確認します.</w:t>
       </w:r>
     </w:p>
     <w:p>
@@ -4966,11 +7245,21 @@
       </w:r>
     </w:p>
     <w:p>
-      <w:pPr>
-        <w:pStyle w:val="ListBullet"/>
-      </w:pPr>
-      <w:r>
-        <w:t>Vamos organizar as informações necessárias corretamente.</w:t>
+      <w:r>
+        <w:t xml:space="preserve">  - Leitura de apoio: ヴァモス コンフィルマール アルトエルアサォン ジ エンドエルエスオ</w:t>
+      </w:r>
+    </w:p>
+    <w:p>
+      <w:pPr>
+        <w:pStyle w:val="ListBullet"/>
+      </w:pPr>
+      <w:r>
+        <w:t>Vou explicar de forma simples, conforme o contrato.</w:t>
+      </w:r>
+    </w:p>
+    <w:p>
+      <w:r>
+        <w:t xml:space="preserve">  - Leitura de apoio: ヴォウ エスプリカール ジ フォルマ シンプレス コンフォルミ オ コントラート</w:t>
       </w:r>
     </w:p>
     <w:p>
@@ -4978,7 +7267,7 @@
         <w:pStyle w:val="Heading2"/>
       </w:pPr>
       <w:r>
-        <w:t>Perguntas frequentes</w:t>
+        <w:t>よくある質問</w:t>
       </w:r>
     </w:p>
     <w:p>
@@ -4994,7 +7283,7 @@
         <w:pStyle w:val="Heading2"/>
       </w:pPr>
       <w:r>
-        <w:t>Termos relacionados</w:t>
+        <w:t>関連用語</w:t>
       </w:r>
     </w:p>
     <w:p>
@@ -5018,7 +7307,7 @@
         <w:pStyle w:val="Heading2"/>
       </w:pPr>
       <w:r>
-        <w:t>Referências cruzadas</w:t>
+        <w:t>相互参照</w:t>
       </w:r>
     </w:p>
     <w:p>
@@ -5050,7 +7339,7 @@
         <w:pStyle w:val="Heading2"/>
       </w:pPr>
       <w:r>
-        <w:t>Referências</w:t>
+        <w:t>参考資料</w:t>
       </w:r>
     </w:p>
     <w:p>
@@ -5066,7 +7355,7 @@
         <w:pStyle w:val="Heading2"/>
       </w:pPr>
       <w:r>
-        <w:t>Tags</w:t>
+        <w:t>タグ</w:t>
       </w:r>
     </w:p>
     <w:p>
@@ -5106,7 +7395,7 @@
         <w:pStyle w:val="Heading2"/>
       </w:pPr>
       <w:r>
-        <w:t>Veja também</w:t>
+        <w:t>関連項目</w:t>
       </w:r>
     </w:p>
     <w:p>
@@ -5122,29 +7411,149 @@
         <w:pStyle w:val="Heading2"/>
       </w:pPr>
       <w:r>
-        <w:t>Histórico de revisão</w:t>
-      </w:r>
-    </w:p>
-    <w:p>
-      <w:r>
-        <w:t>| Data | Versão | Autor | Alteração |</w:t>
-      </w:r>
-    </w:p>
-    <w:p>
-      <w:r>
-        <w:t>| --- | --- | --- | --- |</w:t>
-      </w:r>
-    </w:p>
-    <w:p>
-      <w:r>
-        <w:t>| 2026-06-25 | 0.1 | JP-BR Insurance Knowledge Base | Criação inicial. |</w:t>
-      </w:r>
-    </w:p>
-    <w:p>
-      <w:r>
-        <w:t>————————————————————————</w:t>
-      </w:r>
-    </w:p>
+        <w:t>改訂履歴</w:t>
+      </w:r>
+    </w:p>
+    <w:tbl>
+      <w:tblPr>
+        <w:tblStyle w:val="TableGrid"/>
+        <w:tblW w:type="auto" w:w="0"/>
+        <w:tblLook w:firstColumn="1" w:firstRow="1" w:lastColumn="0" w:lastRow="0" w:noHBand="0" w:noVBand="1" w:val="04A0"/>
+      </w:tblPr>
+      <w:tblGrid>
+        <w:gridCol w:w="2520"/>
+        <w:gridCol w:w="2520"/>
+        <w:gridCol w:w="2520"/>
+        <w:gridCol w:w="2520"/>
+      </w:tblGrid>
+      <w:tr>
+        <w:tc>
+          <w:tcPr>
+            <w:tcW w:type="dxa" w:w="2520"/>
+          </w:tcPr>
+          <w:p>
+            <w:r>
+              <w:t>Data</w:t>
+            </w:r>
+          </w:p>
+        </w:tc>
+        <w:tc>
+          <w:tcPr>
+            <w:tcW w:type="dxa" w:w="2520"/>
+          </w:tcPr>
+          <w:p>
+            <w:r>
+              <w:t>Versão</w:t>
+            </w:r>
+          </w:p>
+        </w:tc>
+        <w:tc>
+          <w:tcPr>
+            <w:tcW w:type="dxa" w:w="2520"/>
+          </w:tcPr>
+          <w:p>
+            <w:r>
+              <w:t>Autor</w:t>
+            </w:r>
+          </w:p>
+        </w:tc>
+        <w:tc>
+          <w:tcPr>
+            <w:tcW w:type="dxa" w:w="2520"/>
+          </w:tcPr>
+          <w:p>
+            <w:r>
+              <w:t>Alteração</w:t>
+            </w:r>
+          </w:p>
+        </w:tc>
+      </w:tr>
+      <w:tr>
+        <w:tc>
+          <w:tcPr>
+            <w:tcW w:type="dxa" w:w="2520"/>
+          </w:tcPr>
+          <w:p>
+            <w:r>
+              <w:t>2026-06-25</w:t>
+            </w:r>
+          </w:p>
+        </w:tc>
+        <w:tc>
+          <w:tcPr>
+            <w:tcW w:type="dxa" w:w="2520"/>
+          </w:tcPr>
+          <w:p>
+            <w:r>
+              <w:t>0.1</w:t>
+            </w:r>
+          </w:p>
+        </w:tc>
+        <w:tc>
+          <w:tcPr>
+            <w:tcW w:type="dxa" w:w="2520"/>
+          </w:tcPr>
+          <w:p>
+            <w:r>
+              <w:t>JP-BR Insurance Knowledge Base</w:t>
+            </w:r>
+          </w:p>
+        </w:tc>
+        <w:tc>
+          <w:tcPr>
+            <w:tcW w:type="dxa" w:w="2520"/>
+          </w:tcPr>
+          <w:p>
+            <w:r>
+              <w:t>Criação inicial.</w:t>
+            </w:r>
+          </w:p>
+        </w:tc>
+      </w:tr>
+      <w:tr>
+        <w:tc>
+          <w:tcPr>
+            <w:tcW w:type="dxa" w:w="2520"/>
+          </w:tcPr>
+          <w:p>
+            <w:r>
+              <w:t>2026-06-27</w:t>
+            </w:r>
+          </w:p>
+        </w:tc>
+        <w:tc>
+          <w:tcPr>
+            <w:tcW w:type="dxa" w:w="2520"/>
+          </w:tcPr>
+          <w:p>
+            <w:r>
+              <w:t>0.2</w:t>
+            </w:r>
+          </w:p>
+        </w:tc>
+        <w:tc>
+          <w:tcPr>
+            <w:tcW w:type="dxa" w:w="2520"/>
+          </w:tcPr>
+          <w:p>
+            <w:r>
+              <w:t>JP-BR Insurance Knowledge Base</w:t>
+            </w:r>
+          </w:p>
+        </w:tc>
+        <w:tc>
+          <w:tcPr>
+            <w:tcW w:type="dxa" w:w="2520"/>
+          </w:tcPr>
+          <w:p>
+            <w:r>
+              <w:t>Ajuste ao modelo aprovado com PT-Br, JP（ふりがな） e leitura de apoio para o corretor.</w:t>
+            </w:r>
+          </w:p>
+        </w:tc>
+      </w:tr>
+    </w:tbl>
+    <w:p/>
     <w:p>
       <w:pPr>
         <w:pStyle w:val="Heading1"/>
@@ -5158,23 +7567,23 @@
         <w:pStyle w:val="Heading2"/>
       </w:pPr>
       <w:r>
-        <w:t>Controle</w:t>
-      </w:r>
-    </w:p>
-    <w:p>
-      <w:pPr>
-        <w:pStyle w:val="ListBullet"/>
-      </w:pPr>
-      <w:r>
-        <w:t>Versão: 0.1</w:t>
-      </w:r>
-    </w:p>
-    <w:p>
-      <w:pPr>
-        <w:pStyle w:val="ListBullet"/>
-      </w:pPr>
-      <w:r>
-        <w:t>Data: 2026-06-25</w:t>
+        <w:t>管理情報</w:t>
+      </w:r>
+    </w:p>
+    <w:p>
+      <w:pPr>
+        <w:pStyle w:val="ListBullet"/>
+      </w:pPr>
+      <w:r>
+        <w:t>Versão: 0.2</w:t>
+      </w:r>
+    </w:p>
+    <w:p>
+      <w:pPr>
+        <w:pStyle w:val="ListBullet"/>
+      </w:pPr>
+      <w:r>
+        <w:t>Data: 2026-06-27</w:t>
       </w:r>
     </w:p>
     <w:p>
@@ -5190,7 +7599,7 @@
         <w:pStyle w:val="ListBullet"/>
       </w:pPr>
       <w:r>
-        <w:t>Histórico: Criação inicial.</w:t>
+        <w:t>Histórico: Ajuste ao modelo aprovado com títulos principais em japonês e camadas PT-Br/JP/leitura de apoio.</w:t>
       </w:r>
     </w:p>
     <w:p>
@@ -5198,7 +7607,7 @@
         <w:pStyle w:val="Heading2"/>
       </w:pPr>
       <w:r>
-        <w:t>Código</w:t>
+        <w:t>コード</w:t>
       </w:r>
     </w:p>
     <w:p>
@@ -5211,7 +7620,7 @@
         <w:pStyle w:val="Heading2"/>
       </w:pPr>
       <w:r>
-        <w:t>Categoria</w:t>
+        <w:t>カテゴリー</w:t>
       </w:r>
     </w:p>
     <w:p>
@@ -5224,7 +7633,7 @@
         <w:pStyle w:val="Heading2"/>
       </w:pPr>
       <w:r>
-        <w:t>Termo Japonês</w:t>
+        <w:t>日本語用語</w:t>
       </w:r>
     </w:p>
     <w:p>
@@ -5237,7 +7646,7 @@
         <w:pStyle w:val="Heading2"/>
       </w:pPr>
       <w:r>
-        <w:t>Tradução Português</w:t>
+        <w:t>ポルトガル語訳</w:t>
       </w:r>
     </w:p>
     <w:p>
@@ -5250,12 +7659,12 @@
         <w:pStyle w:val="Heading2"/>
       </w:pPr>
       <w:r>
-        <w:t>Definição Técnica</w:t>
-      </w:r>
-    </w:p>
-    <w:p>
-      <w:r>
-        <w:t>Atualização de telefone, e-mail ou outro meio de contato usado para comunicação com o cliente.</w:t>
+        <w:t>技術的定義</w:t>
+      </w:r>
+    </w:p>
+    <w:p>
+      <w:r>
+        <w:t>連絡先変更とは、自動車保険の相談・契約・保険金請求または契約管理において確認すべき専門用語です。具体的な意味、適用範囲、必要書類、支払可否は、保険商品、契約条件、事故状況および保険会社の判断によって異なります。</w:t>
       </w:r>
     </w:p>
     <w:p>
@@ -5263,12 +7672,12 @@
         <w:pStyle w:val="Heading2"/>
       </w:pPr>
       <w:r>
-        <w:t>Explicação Simplificada</w:t>
-      </w:r>
-    </w:p>
-    <w:p>
-      <w:r>
-        <w:t>É atualizar telefone ou e-mail.</w:t>
+        <w:t>簡単な説明</w:t>
+      </w:r>
+    </w:p>
+    <w:p>
+      <w:r>
+        <w:t>お客様には、「Alteração de contato」に関する内容を、契約内容、条件、必要書類に分けて確認することとして説明します。</w:t>
       </w:r>
     </w:p>
     <w:p>
@@ -5276,12 +7685,51 @@
         <w:pStyle w:val="Heading2"/>
       </w:pPr>
       <w:r>
-        <w:t>Como explicar ao cliente brasileiro</w:t>
-      </w:r>
-    </w:p>
-    <w:p>
-      <w:r>
-        <w:t>Contato desatualizado pode impedir avisos importantes. Por isso precisamos manter esses dados corretos.</w:t>
+        <w:t>ブラジル人顧客への説明方法</w:t>
+      </w:r>
+    </w:p>
+    <w:p>
+      <w:pPr>
+        <w:pStyle w:val="Heading3"/>
+      </w:pPr>
+      <w:r>
+        <w:t>PT-Br</w:t>
+      </w:r>
+    </w:p>
+    <w:p>
+      <w:r>
+        <w:t>Vamos confirmar alteração de contato e explicar de forma simples, conforme o contrato.</w:t>
+      </w:r>
+    </w:p>
+    <w:p>
+      <w:pPr>
+        <w:pStyle w:val="Heading3"/>
+      </w:pPr>
+      <w:r>
+        <w:t>JP（ふりがな）</w:t>
+      </w:r>
+    </w:p>
+    <w:p>
+      <w:r>
+        <w:t>「Alteração de contato」について、契約内容に沿って分かりやすく確認します。</w:t>
+      </w:r>
+    </w:p>
+    <w:p>
+      <w:r>
+        <w:t>ふりがな: 「アルトエルアサォン ジ クオントアトオ」について、けいやくないようにそって、わかりやすくかくにんします。</w:t>
+      </w:r>
+    </w:p>
+    <w:p>
+      <w:pPr>
+        <w:pStyle w:val="Heading3"/>
+      </w:pPr>
+      <w:r>
+        <w:t>Leitura de apoio para o corretor</w:t>
+      </w:r>
+    </w:p>
+    <w:p>
+      <w:r>
+        <w:t>ヴァモス コンフィルマール アルトエルアサォン ジ クオントアトオ イ エスプリカール ジ フォルマ シンプレス コンフォルミ オ コントラート</w:t>
       </w:r>
     </w:p>
     <w:p>
@@ -5289,7 +7737,7 @@
         <w:pStyle w:val="Heading2"/>
       </w:pPr>
       <w:r>
-        <w:t>Frases utilizadas</w:t>
+        <w:t>使用フレーズ</w:t>
       </w:r>
     </w:p>
     <w:p>
@@ -5305,15 +7753,15 @@
         <w:pStyle w:val="ListBullet"/>
       </w:pPr>
       <w:r>
-        <w:t>連絡先変更を確認しましょう。</w:t>
-      </w:r>
-    </w:p>
-    <w:p>
-      <w:pPr>
-        <w:pStyle w:val="ListBullet"/>
-      </w:pPr>
-      <w:r>
-        <w:t>必要な情報を正確に整理します。</w:t>
+        <w:t>連絡先変更について確認しましょう。</w:t>
+      </w:r>
+    </w:p>
+    <w:p>
+      <w:pPr>
+        <w:pStyle w:val="ListBullet"/>
+      </w:pPr>
+      <w:r>
+        <w:t>契約内容と必要書類を分けて確認します.</w:t>
       </w:r>
     </w:p>
     <w:p>
@@ -5333,11 +7781,21 @@
       </w:r>
     </w:p>
     <w:p>
-      <w:pPr>
-        <w:pStyle w:val="ListBullet"/>
-      </w:pPr>
-      <w:r>
-        <w:t>Vamos organizar as informações necessárias corretamente.</w:t>
+      <w:r>
+        <w:t xml:space="preserve">  - Leitura de apoio: ヴァモス コンフィルマール アルトエルアサォン ジ クオントアトオ</w:t>
+      </w:r>
+    </w:p>
+    <w:p>
+      <w:pPr>
+        <w:pStyle w:val="ListBullet"/>
+      </w:pPr>
+      <w:r>
+        <w:t>Vou explicar de forma simples, conforme o contrato.</w:t>
+      </w:r>
+    </w:p>
+    <w:p>
+      <w:r>
+        <w:t xml:space="preserve">  - Leitura de apoio: ヴォウ エスプリカール ジ フォルマ シンプレス コンフォルミ オ コントラート</w:t>
       </w:r>
     </w:p>
     <w:p>
@@ -5345,7 +7803,7 @@
         <w:pStyle w:val="Heading2"/>
       </w:pPr>
       <w:r>
-        <w:t>Perguntas frequentes</w:t>
+        <w:t>よくある質問</w:t>
       </w:r>
     </w:p>
     <w:p>
@@ -5361,7 +7819,7 @@
         <w:pStyle w:val="Heading2"/>
       </w:pPr>
       <w:r>
-        <w:t>Termos relacionados</w:t>
+        <w:t>関連用語</w:t>
       </w:r>
     </w:p>
     <w:p>
@@ -5385,7 +7843,7 @@
         <w:pStyle w:val="Heading2"/>
       </w:pPr>
       <w:r>
-        <w:t>Referências cruzadas</w:t>
+        <w:t>相互参照</w:t>
       </w:r>
     </w:p>
     <w:p>
@@ -5417,7 +7875,7 @@
         <w:pStyle w:val="Heading2"/>
       </w:pPr>
       <w:r>
-        <w:t>Referências</w:t>
+        <w:t>参考資料</w:t>
       </w:r>
     </w:p>
     <w:p>
@@ -5433,7 +7891,7 @@
         <w:pStyle w:val="Heading2"/>
       </w:pPr>
       <w:r>
-        <w:t>Tags</w:t>
+        <w:t>タグ</w:t>
       </w:r>
     </w:p>
     <w:p>
@@ -5473,7 +7931,7 @@
         <w:pStyle w:val="Heading2"/>
       </w:pPr>
       <w:r>
-        <w:t>Veja também</w:t>
+        <w:t>関連項目</w:t>
       </w:r>
     </w:p>
     <w:p>
@@ -5489,29 +7947,149 @@
         <w:pStyle w:val="Heading2"/>
       </w:pPr>
       <w:r>
-        <w:t>Histórico de revisão</w:t>
-      </w:r>
-    </w:p>
-    <w:p>
-      <w:r>
-        <w:t>| Data | Versão | Autor | Alteração |</w:t>
-      </w:r>
-    </w:p>
-    <w:p>
-      <w:r>
-        <w:t>| --- | --- | --- | --- |</w:t>
-      </w:r>
-    </w:p>
-    <w:p>
-      <w:r>
-        <w:t>| 2026-06-25 | 0.1 | JP-BR Insurance Knowledge Base | Criação inicial. |</w:t>
-      </w:r>
-    </w:p>
-    <w:p>
-      <w:r>
-        <w:t>————————————————————————</w:t>
-      </w:r>
-    </w:p>
+        <w:t>改訂履歴</w:t>
+      </w:r>
+    </w:p>
+    <w:tbl>
+      <w:tblPr>
+        <w:tblStyle w:val="TableGrid"/>
+        <w:tblW w:type="auto" w:w="0"/>
+        <w:tblLook w:firstColumn="1" w:firstRow="1" w:lastColumn="0" w:lastRow="0" w:noHBand="0" w:noVBand="1" w:val="04A0"/>
+      </w:tblPr>
+      <w:tblGrid>
+        <w:gridCol w:w="2520"/>
+        <w:gridCol w:w="2520"/>
+        <w:gridCol w:w="2520"/>
+        <w:gridCol w:w="2520"/>
+      </w:tblGrid>
+      <w:tr>
+        <w:tc>
+          <w:tcPr>
+            <w:tcW w:type="dxa" w:w="2520"/>
+          </w:tcPr>
+          <w:p>
+            <w:r>
+              <w:t>Data</w:t>
+            </w:r>
+          </w:p>
+        </w:tc>
+        <w:tc>
+          <w:tcPr>
+            <w:tcW w:type="dxa" w:w="2520"/>
+          </w:tcPr>
+          <w:p>
+            <w:r>
+              <w:t>Versão</w:t>
+            </w:r>
+          </w:p>
+        </w:tc>
+        <w:tc>
+          <w:tcPr>
+            <w:tcW w:type="dxa" w:w="2520"/>
+          </w:tcPr>
+          <w:p>
+            <w:r>
+              <w:t>Autor</w:t>
+            </w:r>
+          </w:p>
+        </w:tc>
+        <w:tc>
+          <w:tcPr>
+            <w:tcW w:type="dxa" w:w="2520"/>
+          </w:tcPr>
+          <w:p>
+            <w:r>
+              <w:t>Alteração</w:t>
+            </w:r>
+          </w:p>
+        </w:tc>
+      </w:tr>
+      <w:tr>
+        <w:tc>
+          <w:tcPr>
+            <w:tcW w:type="dxa" w:w="2520"/>
+          </w:tcPr>
+          <w:p>
+            <w:r>
+              <w:t>2026-06-25</w:t>
+            </w:r>
+          </w:p>
+        </w:tc>
+        <w:tc>
+          <w:tcPr>
+            <w:tcW w:type="dxa" w:w="2520"/>
+          </w:tcPr>
+          <w:p>
+            <w:r>
+              <w:t>0.1</w:t>
+            </w:r>
+          </w:p>
+        </w:tc>
+        <w:tc>
+          <w:tcPr>
+            <w:tcW w:type="dxa" w:w="2520"/>
+          </w:tcPr>
+          <w:p>
+            <w:r>
+              <w:t>JP-BR Insurance Knowledge Base</w:t>
+            </w:r>
+          </w:p>
+        </w:tc>
+        <w:tc>
+          <w:tcPr>
+            <w:tcW w:type="dxa" w:w="2520"/>
+          </w:tcPr>
+          <w:p>
+            <w:r>
+              <w:t>Criação inicial.</w:t>
+            </w:r>
+          </w:p>
+        </w:tc>
+      </w:tr>
+      <w:tr>
+        <w:tc>
+          <w:tcPr>
+            <w:tcW w:type="dxa" w:w="2520"/>
+          </w:tcPr>
+          <w:p>
+            <w:r>
+              <w:t>2026-06-27</w:t>
+            </w:r>
+          </w:p>
+        </w:tc>
+        <w:tc>
+          <w:tcPr>
+            <w:tcW w:type="dxa" w:w="2520"/>
+          </w:tcPr>
+          <w:p>
+            <w:r>
+              <w:t>0.2</w:t>
+            </w:r>
+          </w:p>
+        </w:tc>
+        <w:tc>
+          <w:tcPr>
+            <w:tcW w:type="dxa" w:w="2520"/>
+          </w:tcPr>
+          <w:p>
+            <w:r>
+              <w:t>JP-BR Insurance Knowledge Base</w:t>
+            </w:r>
+          </w:p>
+        </w:tc>
+        <w:tc>
+          <w:tcPr>
+            <w:tcW w:type="dxa" w:w="2520"/>
+          </w:tcPr>
+          <w:p>
+            <w:r>
+              <w:t>Ajuste ao modelo aprovado com PT-Br, JP（ふりがな） e leitura de apoio para o corretor.</w:t>
+            </w:r>
+          </w:p>
+        </w:tc>
+      </w:tr>
+    </w:tbl>
+    <w:p/>
     <w:p>
       <w:pPr>
         <w:pStyle w:val="Heading1"/>
@@ -5525,23 +8103,23 @@
         <w:pStyle w:val="Heading2"/>
       </w:pPr>
       <w:r>
-        <w:t>Controle</w:t>
-      </w:r>
-    </w:p>
-    <w:p>
-      <w:pPr>
-        <w:pStyle w:val="ListBullet"/>
-      </w:pPr>
-      <w:r>
-        <w:t>Versão: 0.1</w:t>
-      </w:r>
-    </w:p>
-    <w:p>
-      <w:pPr>
-        <w:pStyle w:val="ListBullet"/>
-      </w:pPr>
-      <w:r>
-        <w:t>Data: 2026-06-25</w:t>
+        <w:t>管理情報</w:t>
+      </w:r>
+    </w:p>
+    <w:p>
+      <w:pPr>
+        <w:pStyle w:val="ListBullet"/>
+      </w:pPr>
+      <w:r>
+        <w:t>Versão: 0.2</w:t>
+      </w:r>
+    </w:p>
+    <w:p>
+      <w:pPr>
+        <w:pStyle w:val="ListBullet"/>
+      </w:pPr>
+      <w:r>
+        <w:t>Data: 2026-06-27</w:t>
       </w:r>
     </w:p>
     <w:p>
@@ -5557,7 +8135,7 @@
         <w:pStyle w:val="ListBullet"/>
       </w:pPr>
       <w:r>
-        <w:t>Histórico: Criação inicial.</w:t>
+        <w:t>Histórico: Ajuste ao modelo aprovado com títulos principais em japonês e camadas PT-Br/JP/leitura de apoio.</w:t>
       </w:r>
     </w:p>
     <w:p>
@@ -5565,7 +8143,7 @@
         <w:pStyle w:val="Heading2"/>
       </w:pPr>
       <w:r>
-        <w:t>Código</w:t>
+        <w:t>コード</w:t>
       </w:r>
     </w:p>
     <w:p>
@@ -5578,7 +8156,7 @@
         <w:pStyle w:val="Heading2"/>
       </w:pPr>
       <w:r>
-        <w:t>Categoria</w:t>
+        <w:t>カテゴリー</w:t>
       </w:r>
     </w:p>
     <w:p>
@@ -5591,7 +8169,7 @@
         <w:pStyle w:val="Heading2"/>
       </w:pPr>
       <w:r>
-        <w:t>Termo Japonês</w:t>
+        <w:t>日本語用語</w:t>
       </w:r>
     </w:p>
     <w:p>
@@ -5604,7 +8182,7 @@
         <w:pStyle w:val="Heading2"/>
       </w:pPr>
       <w:r>
-        <w:t>Tradução Português</w:t>
+        <w:t>ポルトガル語訳</w:t>
       </w:r>
     </w:p>
     <w:p>
@@ -5617,12 +8195,12 @@
         <w:pStyle w:val="Heading2"/>
       </w:pPr>
       <w:r>
-        <w:t>Definição Técnica</w:t>
-      </w:r>
-    </w:p>
-    <w:p>
-      <w:r>
-        <w:t>Procedimento para alterar o nome relacionado ao contrato, veículo ou parte responsável, conforme regras da seguradora.</w:t>
+        <w:t>技術的定義</w:t>
+      </w:r>
+    </w:p>
+    <w:p>
+      <w:r>
+        <w:t>名義変更とは、自動車保険の相談・契約・保険金請求または契約管理において確認すべき専門用語です。具体的な意味、適用範囲、必要書類、支払可否は、保険商品、契約条件、事故状況および保険会社の判断によって異なります。</w:t>
       </w:r>
     </w:p>
     <w:p>
@@ -5630,12 +8208,12 @@
         <w:pStyle w:val="Heading2"/>
       </w:pPr>
       <w:r>
-        <w:t>Explicação Simplificada</w:t>
-      </w:r>
-    </w:p>
-    <w:p>
-      <w:r>
-        <w:t>É mudar o nome/titular vinculado ao contrato.</w:t>
+        <w:t>簡単な説明</w:t>
+      </w:r>
+    </w:p>
+    <w:p>
+      <w:r>
+        <w:t>お客様には、「Alteração de titularidade」に関する内容を、契約内容、条件、必要書類に分けて確認することとして説明します。</w:t>
       </w:r>
     </w:p>
     <w:p>
@@ -5643,12 +8221,51 @@
         <w:pStyle w:val="Heading2"/>
       </w:pPr>
       <w:r>
-        <w:t>Como explicar ao cliente brasileiro</w:t>
-      </w:r>
-    </w:p>
-    <w:p>
-      <w:r>
-        <w:t>Mudança de titularidade precisa ser analisada com cuidado porque pode afetar o contrato e documentos.</w:t>
+        <w:t>ブラジル人顧客への説明方法</w:t>
+      </w:r>
+    </w:p>
+    <w:p>
+      <w:pPr>
+        <w:pStyle w:val="Heading3"/>
+      </w:pPr>
+      <w:r>
+        <w:t>PT-Br</w:t>
+      </w:r>
+    </w:p>
+    <w:p>
+      <w:r>
+        <w:t>Vamos confirmar alteração de titularidade e explicar de forma simples, conforme o contrato.</w:t>
+      </w:r>
+    </w:p>
+    <w:p>
+      <w:pPr>
+        <w:pStyle w:val="Heading3"/>
+      </w:pPr>
+      <w:r>
+        <w:t>JP（ふりがな）</w:t>
+      </w:r>
+    </w:p>
+    <w:p>
+      <w:r>
+        <w:t>「Alteração de titularidade」について、契約内容に沿って分かりやすく確認します。</w:t>
+      </w:r>
+    </w:p>
+    <w:p>
+      <w:r>
+        <w:t>ふりがな: 「アルトエルアサォン ジ トイトウルアルイドアドエ」について、けいやくないようにそって、わかりやすくかくにんします。</w:t>
+      </w:r>
+    </w:p>
+    <w:p>
+      <w:pPr>
+        <w:pStyle w:val="Heading3"/>
+      </w:pPr>
+      <w:r>
+        <w:t>Leitura de apoio para o corretor</w:t>
+      </w:r>
+    </w:p>
+    <w:p>
+      <w:r>
+        <w:t>ヴァモス コンフィルマール アルトエルアサォン ジ トイトウルアルイドアドエ イ エスプリカール ジ フォルマ シンプレス コンフォルミ オ コントラート</w:t>
       </w:r>
     </w:p>
     <w:p>
@@ -5656,7 +8273,7 @@
         <w:pStyle w:val="Heading2"/>
       </w:pPr>
       <w:r>
-        <w:t>Frases utilizadas</w:t>
+        <w:t>使用フレーズ</w:t>
       </w:r>
     </w:p>
     <w:p>
@@ -5672,15 +8289,15 @@
         <w:pStyle w:val="ListBullet"/>
       </w:pPr>
       <w:r>
-        <w:t>名義変更を確認しましょう。</w:t>
-      </w:r>
-    </w:p>
-    <w:p>
-      <w:pPr>
-        <w:pStyle w:val="ListBullet"/>
-      </w:pPr>
-      <w:r>
-        <w:t>必要な情報を正確に整理します。</w:t>
+        <w:t>名義変更について確認しましょう。</w:t>
+      </w:r>
+    </w:p>
+    <w:p>
+      <w:pPr>
+        <w:pStyle w:val="ListBullet"/>
+      </w:pPr>
+      <w:r>
+        <w:t>契約内容と必要書類を分けて確認します.</w:t>
       </w:r>
     </w:p>
     <w:p>
@@ -5700,11 +8317,21 @@
       </w:r>
     </w:p>
     <w:p>
-      <w:pPr>
-        <w:pStyle w:val="ListBullet"/>
-      </w:pPr>
-      <w:r>
-        <w:t>Vamos organizar as informações necessárias corretamente.</w:t>
+      <w:r>
+        <w:t xml:space="preserve">  - Leitura de apoio: ヴァモス コンフィルマール アルトエルアサォン ジ トイトウルアルイドアドエ</w:t>
+      </w:r>
+    </w:p>
+    <w:p>
+      <w:pPr>
+        <w:pStyle w:val="ListBullet"/>
+      </w:pPr>
+      <w:r>
+        <w:t>Vou explicar de forma simples, conforme o contrato.</w:t>
+      </w:r>
+    </w:p>
+    <w:p>
+      <w:r>
+        <w:t xml:space="preserve">  - Leitura de apoio: ヴォウ エスプリカール ジ フォルマ シンプレス コンフォルミ オ コントラート</w:t>
       </w:r>
     </w:p>
     <w:p>
@@ -5712,7 +8339,7 @@
         <w:pStyle w:val="Heading2"/>
       </w:pPr>
       <w:r>
-        <w:t>Perguntas frequentes</w:t>
+        <w:t>よくある質問</w:t>
       </w:r>
     </w:p>
     <w:p>
@@ -5728,7 +8355,7 @@
         <w:pStyle w:val="Heading2"/>
       </w:pPr>
       <w:r>
-        <w:t>Termos relacionados</w:t>
+        <w:t>関連用語</w:t>
       </w:r>
     </w:p>
     <w:p>
@@ -5752,7 +8379,7 @@
         <w:pStyle w:val="Heading2"/>
       </w:pPr>
       <w:r>
-        <w:t>Referências cruzadas</w:t>
+        <w:t>相互参照</w:t>
       </w:r>
     </w:p>
     <w:p>
@@ -5784,7 +8411,7 @@
         <w:pStyle w:val="Heading2"/>
       </w:pPr>
       <w:r>
-        <w:t>Referências</w:t>
+        <w:t>参考資料</w:t>
       </w:r>
     </w:p>
     <w:p>
@@ -5800,7 +8427,7 @@
         <w:pStyle w:val="Heading2"/>
       </w:pPr>
       <w:r>
-        <w:t>Tags</w:t>
+        <w:t>タグ</w:t>
       </w:r>
     </w:p>
     <w:p>
@@ -5840,7 +8467,7 @@
         <w:pStyle w:val="Heading2"/>
       </w:pPr>
       <w:r>
-        <w:t>Veja também</w:t>
+        <w:t>関連項目</w:t>
       </w:r>
     </w:p>
     <w:p>
@@ -5856,29 +8483,149 @@
         <w:pStyle w:val="Heading2"/>
       </w:pPr>
       <w:r>
-        <w:t>Histórico de revisão</w:t>
-      </w:r>
-    </w:p>
-    <w:p>
-      <w:r>
-        <w:t>| Data | Versão | Autor | Alteração |</w:t>
-      </w:r>
-    </w:p>
-    <w:p>
-      <w:r>
-        <w:t>| --- | --- | --- | --- |</w:t>
-      </w:r>
-    </w:p>
-    <w:p>
-      <w:r>
-        <w:t>| 2026-06-25 | 0.1 | JP-BR Insurance Knowledge Base | Criação inicial. |</w:t>
-      </w:r>
-    </w:p>
-    <w:p>
-      <w:r>
-        <w:t>————————————————————————</w:t>
-      </w:r>
-    </w:p>
+        <w:t>改訂履歴</w:t>
+      </w:r>
+    </w:p>
+    <w:tbl>
+      <w:tblPr>
+        <w:tblStyle w:val="TableGrid"/>
+        <w:tblW w:type="auto" w:w="0"/>
+        <w:tblLook w:firstColumn="1" w:firstRow="1" w:lastColumn="0" w:lastRow="0" w:noHBand="0" w:noVBand="1" w:val="04A0"/>
+      </w:tblPr>
+      <w:tblGrid>
+        <w:gridCol w:w="2520"/>
+        <w:gridCol w:w="2520"/>
+        <w:gridCol w:w="2520"/>
+        <w:gridCol w:w="2520"/>
+      </w:tblGrid>
+      <w:tr>
+        <w:tc>
+          <w:tcPr>
+            <w:tcW w:type="dxa" w:w="2520"/>
+          </w:tcPr>
+          <w:p>
+            <w:r>
+              <w:t>Data</w:t>
+            </w:r>
+          </w:p>
+        </w:tc>
+        <w:tc>
+          <w:tcPr>
+            <w:tcW w:type="dxa" w:w="2520"/>
+          </w:tcPr>
+          <w:p>
+            <w:r>
+              <w:t>Versão</w:t>
+            </w:r>
+          </w:p>
+        </w:tc>
+        <w:tc>
+          <w:tcPr>
+            <w:tcW w:type="dxa" w:w="2520"/>
+          </w:tcPr>
+          <w:p>
+            <w:r>
+              <w:t>Autor</w:t>
+            </w:r>
+          </w:p>
+        </w:tc>
+        <w:tc>
+          <w:tcPr>
+            <w:tcW w:type="dxa" w:w="2520"/>
+          </w:tcPr>
+          <w:p>
+            <w:r>
+              <w:t>Alteração</w:t>
+            </w:r>
+          </w:p>
+        </w:tc>
+      </w:tr>
+      <w:tr>
+        <w:tc>
+          <w:tcPr>
+            <w:tcW w:type="dxa" w:w="2520"/>
+          </w:tcPr>
+          <w:p>
+            <w:r>
+              <w:t>2026-06-25</w:t>
+            </w:r>
+          </w:p>
+        </w:tc>
+        <w:tc>
+          <w:tcPr>
+            <w:tcW w:type="dxa" w:w="2520"/>
+          </w:tcPr>
+          <w:p>
+            <w:r>
+              <w:t>0.1</w:t>
+            </w:r>
+          </w:p>
+        </w:tc>
+        <w:tc>
+          <w:tcPr>
+            <w:tcW w:type="dxa" w:w="2520"/>
+          </w:tcPr>
+          <w:p>
+            <w:r>
+              <w:t>JP-BR Insurance Knowledge Base</w:t>
+            </w:r>
+          </w:p>
+        </w:tc>
+        <w:tc>
+          <w:tcPr>
+            <w:tcW w:type="dxa" w:w="2520"/>
+          </w:tcPr>
+          <w:p>
+            <w:r>
+              <w:t>Criação inicial.</w:t>
+            </w:r>
+          </w:p>
+        </w:tc>
+      </w:tr>
+      <w:tr>
+        <w:tc>
+          <w:tcPr>
+            <w:tcW w:type="dxa" w:w="2520"/>
+          </w:tcPr>
+          <w:p>
+            <w:r>
+              <w:t>2026-06-27</w:t>
+            </w:r>
+          </w:p>
+        </w:tc>
+        <w:tc>
+          <w:tcPr>
+            <w:tcW w:type="dxa" w:w="2520"/>
+          </w:tcPr>
+          <w:p>
+            <w:r>
+              <w:t>0.2</w:t>
+            </w:r>
+          </w:p>
+        </w:tc>
+        <w:tc>
+          <w:tcPr>
+            <w:tcW w:type="dxa" w:w="2520"/>
+          </w:tcPr>
+          <w:p>
+            <w:r>
+              <w:t>JP-BR Insurance Knowledge Base</w:t>
+            </w:r>
+          </w:p>
+        </w:tc>
+        <w:tc>
+          <w:tcPr>
+            <w:tcW w:type="dxa" w:w="2520"/>
+          </w:tcPr>
+          <w:p>
+            <w:r>
+              <w:t>Ajuste ao modelo aprovado com PT-Br, JP（ふりがな） e leitura de apoio para o corretor.</w:t>
+            </w:r>
+          </w:p>
+        </w:tc>
+      </w:tr>
+    </w:tbl>
+    <w:p/>
     <w:p>
       <w:pPr>
         <w:pStyle w:val="Heading1"/>
@@ -5892,23 +8639,23 @@
         <w:pStyle w:val="Heading2"/>
       </w:pPr>
       <w:r>
-        <w:t>Controle</w:t>
-      </w:r>
-    </w:p>
-    <w:p>
-      <w:pPr>
-        <w:pStyle w:val="ListBullet"/>
-      </w:pPr>
-      <w:r>
-        <w:t>Versão: 0.1</w:t>
-      </w:r>
-    </w:p>
-    <w:p>
-      <w:pPr>
-        <w:pStyle w:val="ListBullet"/>
-      </w:pPr>
-      <w:r>
-        <w:t>Data: 2026-06-25</w:t>
+        <w:t>管理情報</w:t>
+      </w:r>
+    </w:p>
+    <w:p>
+      <w:pPr>
+        <w:pStyle w:val="ListBullet"/>
+      </w:pPr>
+      <w:r>
+        <w:t>Versão: 0.2</w:t>
+      </w:r>
+    </w:p>
+    <w:p>
+      <w:pPr>
+        <w:pStyle w:val="ListBullet"/>
+      </w:pPr>
+      <w:r>
+        <w:t>Data: 2026-06-27</w:t>
       </w:r>
     </w:p>
     <w:p>
@@ -5924,7 +8671,7 @@
         <w:pStyle w:val="ListBullet"/>
       </w:pPr>
       <w:r>
-        <w:t>Histórico: Criação inicial.</w:t>
+        <w:t>Histórico: Ajuste ao modelo aprovado com títulos principais em japonês e camadas PT-Br/JP/leitura de apoio.</w:t>
       </w:r>
     </w:p>
     <w:p>
@@ -5932,7 +8679,7 @@
         <w:pStyle w:val="Heading2"/>
       </w:pPr>
       <w:r>
-        <w:t>Código</w:t>
+        <w:t>コード</w:t>
       </w:r>
     </w:p>
     <w:p>
@@ -5945,7 +8692,7 @@
         <w:pStyle w:val="Heading2"/>
       </w:pPr>
       <w:r>
-        <w:t>Categoria</w:t>
+        <w:t>カテゴリー</w:t>
       </w:r>
     </w:p>
     <w:p>
@@ -5958,7 +8705,7 @@
         <w:pStyle w:val="Heading2"/>
       </w:pPr>
       <w:r>
-        <w:t>Termo Japonês</w:t>
+        <w:t>日本語用語</w:t>
       </w:r>
     </w:p>
     <w:p>
@@ -5971,7 +8718,7 @@
         <w:pStyle w:val="Heading2"/>
       </w:pPr>
       <w:r>
-        <w:t>Tradução Português</w:t>
+        <w:t>ポルトガル語訳</w:t>
       </w:r>
     </w:p>
     <w:p>
@@ -5984,12 +8731,12 @@
         <w:pStyle w:val="Heading2"/>
       </w:pPr>
       <w:r>
-        <w:t>Definição Técnica</w:t>
-      </w:r>
-    </w:p>
-    <w:p>
-      <w:r>
-        <w:t>Fluxo operacional para cancelar o contrato, com data, documentos e confirmação da seguradora.</w:t>
+        <w:t>技術的定義</w:t>
+      </w:r>
+    </w:p>
+    <w:p>
+      <w:r>
+        <w:t>解約手続きとは、自動車保険の相談・契約・保険金請求または契約管理において確認すべき専門用語です。具体的な意味、適用範囲、必要書類、支払可否は、保険商品、契約条件、事故状況および保険会社の判断によって異なります。</w:t>
       </w:r>
     </w:p>
     <w:p>
@@ -5997,12 +8744,12 @@
         <w:pStyle w:val="Heading2"/>
       </w:pPr>
       <w:r>
-        <w:t>Explicação Simplificada</w:t>
-      </w:r>
-    </w:p>
-    <w:p>
-      <w:r>
-        <w:t>É o processo para cancelar o seguro.</w:t>
+        <w:t>簡単な説明</w:t>
+      </w:r>
+    </w:p>
+    <w:p>
+      <w:r>
+        <w:t>お客様には、「Procedimento de cancelamento」に関する内容を、契約内容、条件、必要書類に分けて確認することとして説明します。</w:t>
       </w:r>
     </w:p>
     <w:p>
@@ -6010,12 +8757,51 @@
         <w:pStyle w:val="Heading2"/>
       </w:pPr>
       <w:r>
-        <w:t>Como explicar ao cliente brasileiro</w:t>
-      </w:r>
-    </w:p>
-    <w:p>
-      <w:r>
-        <w:t>Cancelar exige procedimento correto. Precisamos confirmar data, documentos e possível impacto.</w:t>
+        <w:t>ブラジル人顧客への説明方法</w:t>
+      </w:r>
+    </w:p>
+    <w:p>
+      <w:pPr>
+        <w:pStyle w:val="Heading3"/>
+      </w:pPr>
+      <w:r>
+        <w:t>PT-Br</w:t>
+      </w:r>
+    </w:p>
+    <w:p>
+      <w:r>
+        <w:t>Vamos confirmar procedimento de cancelamento e explicar de forma simples, conforme o contrato.</w:t>
+      </w:r>
+    </w:p>
+    <w:p>
+      <w:pPr>
+        <w:pStyle w:val="Heading3"/>
+      </w:pPr>
+      <w:r>
+        <w:t>JP（ふりがな）</w:t>
+      </w:r>
+    </w:p>
+    <w:p>
+      <w:r>
+        <w:t>「Procedimento de cancelamento」について、契約内容に沿って分かりやすく確認します。</w:t>
+      </w:r>
+    </w:p>
+    <w:p>
+      <w:r>
+        <w:t>ふりがな: 「プルオクエドイムエントオ ジ クアンクエルアムエントオ」について、けいやくないようにそって、わかりやすくかくにんします。</w:t>
+      </w:r>
+    </w:p>
+    <w:p>
+      <w:pPr>
+        <w:pStyle w:val="Heading3"/>
+      </w:pPr>
+      <w:r>
+        <w:t>Leitura de apoio para o corretor</w:t>
+      </w:r>
+    </w:p>
+    <w:p>
+      <w:r>
+        <w:t>ヴァモス コンフィルマール プルオクエドイムエントオ ジ クアンクエルアムエントオ イ エスプリカール ジ フォルマ シンプレス コンフォルミ オ コントラート</w:t>
       </w:r>
     </w:p>
     <w:p>
@@ -6023,7 +8809,7 @@
         <w:pStyle w:val="Heading2"/>
       </w:pPr>
       <w:r>
-        <w:t>Frases utilizadas</w:t>
+        <w:t>使用フレーズ</w:t>
       </w:r>
     </w:p>
     <w:p>
@@ -6039,15 +8825,15 @@
         <w:pStyle w:val="ListBullet"/>
       </w:pPr>
       <w:r>
-        <w:t>解約手続きを確認しましょう。</w:t>
-      </w:r>
-    </w:p>
-    <w:p>
-      <w:pPr>
-        <w:pStyle w:val="ListBullet"/>
-      </w:pPr>
-      <w:r>
-        <w:t>必要な情報を正確に整理します。</w:t>
+        <w:t>解約手続きについて確認しましょう。</w:t>
+      </w:r>
+    </w:p>
+    <w:p>
+      <w:pPr>
+        <w:pStyle w:val="ListBullet"/>
+      </w:pPr>
+      <w:r>
+        <w:t>契約内容と必要書類を分けて確認します.</w:t>
       </w:r>
     </w:p>
     <w:p>
@@ -6067,11 +8853,21 @@
       </w:r>
     </w:p>
     <w:p>
-      <w:pPr>
-        <w:pStyle w:val="ListBullet"/>
-      </w:pPr>
-      <w:r>
-        <w:t>Vamos organizar as informações necessárias corretamente.</w:t>
+      <w:r>
+        <w:t xml:space="preserve">  - Leitura de apoio: ヴァモス コンフィルマール プルオクエドイムエントオ ジ クアンクエルアムエントオ</w:t>
+      </w:r>
+    </w:p>
+    <w:p>
+      <w:pPr>
+        <w:pStyle w:val="ListBullet"/>
+      </w:pPr>
+      <w:r>
+        <w:t>Vou explicar de forma simples, conforme o contrato.</w:t>
+      </w:r>
+    </w:p>
+    <w:p>
+      <w:r>
+        <w:t xml:space="preserve">  - Leitura de apoio: ヴォウ エスプリカール ジ フォルマ シンプレス コンフォルミ オ コントラート</w:t>
       </w:r>
     </w:p>
     <w:p>
@@ -6079,7 +8875,7 @@
         <w:pStyle w:val="Heading2"/>
       </w:pPr>
       <w:r>
-        <w:t>Perguntas frequentes</w:t>
+        <w:t>よくある質問</w:t>
       </w:r>
     </w:p>
     <w:p>
@@ -6095,7 +8891,7 @@
         <w:pStyle w:val="Heading2"/>
       </w:pPr>
       <w:r>
-        <w:t>Termos relacionados</w:t>
+        <w:t>関連用語</w:t>
       </w:r>
     </w:p>
     <w:p>
@@ -6119,7 +8915,7 @@
         <w:pStyle w:val="Heading2"/>
       </w:pPr>
       <w:r>
-        <w:t>Referências cruzadas</w:t>
+        <w:t>相互参照</w:t>
       </w:r>
     </w:p>
     <w:p>
@@ -6151,7 +8947,7 @@
         <w:pStyle w:val="Heading2"/>
       </w:pPr>
       <w:r>
-        <w:t>Referências</w:t>
+        <w:t>参考資料</w:t>
       </w:r>
     </w:p>
     <w:p>
@@ -6167,7 +8963,7 @@
         <w:pStyle w:val="Heading2"/>
       </w:pPr>
       <w:r>
-        <w:t>Tags</w:t>
+        <w:t>タグ</w:t>
       </w:r>
     </w:p>
     <w:p>
@@ -6207,7 +9003,7 @@
         <w:pStyle w:val="Heading2"/>
       </w:pPr>
       <w:r>
-        <w:t>Veja também</w:t>
+        <w:t>関連項目</w:t>
       </w:r>
     </w:p>
     <w:p>
@@ -6223,29 +9019,149 @@
         <w:pStyle w:val="Heading2"/>
       </w:pPr>
       <w:r>
-        <w:t>Histórico de revisão</w:t>
-      </w:r>
-    </w:p>
-    <w:p>
-      <w:r>
-        <w:t>| Data | Versão | Autor | Alteração |</w:t>
-      </w:r>
-    </w:p>
-    <w:p>
-      <w:r>
-        <w:t>| --- | --- | --- | --- |</w:t>
-      </w:r>
-    </w:p>
-    <w:p>
-      <w:r>
-        <w:t>| 2026-06-25 | 0.1 | JP-BR Insurance Knowledge Base | Criação inicial. |</w:t>
-      </w:r>
-    </w:p>
-    <w:p>
-      <w:r>
-        <w:t>————————————————————————</w:t>
-      </w:r>
-    </w:p>
+        <w:t>改訂履歴</w:t>
+      </w:r>
+    </w:p>
+    <w:tbl>
+      <w:tblPr>
+        <w:tblStyle w:val="TableGrid"/>
+        <w:tblW w:type="auto" w:w="0"/>
+        <w:tblLook w:firstColumn="1" w:firstRow="1" w:lastColumn="0" w:lastRow="0" w:noHBand="0" w:noVBand="1" w:val="04A0"/>
+      </w:tblPr>
+      <w:tblGrid>
+        <w:gridCol w:w="2520"/>
+        <w:gridCol w:w="2520"/>
+        <w:gridCol w:w="2520"/>
+        <w:gridCol w:w="2520"/>
+      </w:tblGrid>
+      <w:tr>
+        <w:tc>
+          <w:tcPr>
+            <w:tcW w:type="dxa" w:w="2520"/>
+          </w:tcPr>
+          <w:p>
+            <w:r>
+              <w:t>Data</w:t>
+            </w:r>
+          </w:p>
+        </w:tc>
+        <w:tc>
+          <w:tcPr>
+            <w:tcW w:type="dxa" w:w="2520"/>
+          </w:tcPr>
+          <w:p>
+            <w:r>
+              <w:t>Versão</w:t>
+            </w:r>
+          </w:p>
+        </w:tc>
+        <w:tc>
+          <w:tcPr>
+            <w:tcW w:type="dxa" w:w="2520"/>
+          </w:tcPr>
+          <w:p>
+            <w:r>
+              <w:t>Autor</w:t>
+            </w:r>
+          </w:p>
+        </w:tc>
+        <w:tc>
+          <w:tcPr>
+            <w:tcW w:type="dxa" w:w="2520"/>
+          </w:tcPr>
+          <w:p>
+            <w:r>
+              <w:t>Alteração</w:t>
+            </w:r>
+          </w:p>
+        </w:tc>
+      </w:tr>
+      <w:tr>
+        <w:tc>
+          <w:tcPr>
+            <w:tcW w:type="dxa" w:w="2520"/>
+          </w:tcPr>
+          <w:p>
+            <w:r>
+              <w:t>2026-06-25</w:t>
+            </w:r>
+          </w:p>
+        </w:tc>
+        <w:tc>
+          <w:tcPr>
+            <w:tcW w:type="dxa" w:w="2520"/>
+          </w:tcPr>
+          <w:p>
+            <w:r>
+              <w:t>0.1</w:t>
+            </w:r>
+          </w:p>
+        </w:tc>
+        <w:tc>
+          <w:tcPr>
+            <w:tcW w:type="dxa" w:w="2520"/>
+          </w:tcPr>
+          <w:p>
+            <w:r>
+              <w:t>JP-BR Insurance Knowledge Base</w:t>
+            </w:r>
+          </w:p>
+        </w:tc>
+        <w:tc>
+          <w:tcPr>
+            <w:tcW w:type="dxa" w:w="2520"/>
+          </w:tcPr>
+          <w:p>
+            <w:r>
+              <w:t>Criação inicial.</w:t>
+            </w:r>
+          </w:p>
+        </w:tc>
+      </w:tr>
+      <w:tr>
+        <w:tc>
+          <w:tcPr>
+            <w:tcW w:type="dxa" w:w="2520"/>
+          </w:tcPr>
+          <w:p>
+            <w:r>
+              <w:t>2026-06-27</w:t>
+            </w:r>
+          </w:p>
+        </w:tc>
+        <w:tc>
+          <w:tcPr>
+            <w:tcW w:type="dxa" w:w="2520"/>
+          </w:tcPr>
+          <w:p>
+            <w:r>
+              <w:t>0.2</w:t>
+            </w:r>
+          </w:p>
+        </w:tc>
+        <w:tc>
+          <w:tcPr>
+            <w:tcW w:type="dxa" w:w="2520"/>
+          </w:tcPr>
+          <w:p>
+            <w:r>
+              <w:t>JP-BR Insurance Knowledge Base</w:t>
+            </w:r>
+          </w:p>
+        </w:tc>
+        <w:tc>
+          <w:tcPr>
+            <w:tcW w:type="dxa" w:w="2520"/>
+          </w:tcPr>
+          <w:p>
+            <w:r>
+              <w:t>Ajuste ao modelo aprovado com PT-Br, JP（ふりがな） e leitura de apoio para o corretor.</w:t>
+            </w:r>
+          </w:p>
+        </w:tc>
+      </w:tr>
+    </w:tbl>
+    <w:p/>
     <w:p>
       <w:pPr>
         <w:pStyle w:val="Heading1"/>
@@ -6259,23 +9175,23 @@
         <w:pStyle w:val="Heading2"/>
       </w:pPr>
       <w:r>
-        <w:t>Controle</w:t>
-      </w:r>
-    </w:p>
-    <w:p>
-      <w:pPr>
-        <w:pStyle w:val="ListBullet"/>
-      </w:pPr>
-      <w:r>
-        <w:t>Versão: 0.1</w:t>
-      </w:r>
-    </w:p>
-    <w:p>
-      <w:pPr>
-        <w:pStyle w:val="ListBullet"/>
-      </w:pPr>
-      <w:r>
-        <w:t>Data: 2026-06-25</w:t>
+        <w:t>管理情報</w:t>
+      </w:r>
+    </w:p>
+    <w:p>
+      <w:pPr>
+        <w:pStyle w:val="ListBullet"/>
+      </w:pPr>
+      <w:r>
+        <w:t>Versão: 0.2</w:t>
+      </w:r>
+    </w:p>
+    <w:p>
+      <w:pPr>
+        <w:pStyle w:val="ListBullet"/>
+      </w:pPr>
+      <w:r>
+        <w:t>Data: 2026-06-27</w:t>
       </w:r>
     </w:p>
     <w:p>
@@ -6291,7 +9207,7 @@
         <w:pStyle w:val="ListBullet"/>
       </w:pPr>
       <w:r>
-        <w:t>Histórico: Criação inicial.</w:t>
+        <w:t>Histórico: Ajuste ao modelo aprovado com títulos principais em japonês e camadas PT-Br/JP/leitura de apoio.</w:t>
       </w:r>
     </w:p>
     <w:p>
@@ -6299,7 +9215,7 @@
         <w:pStyle w:val="Heading2"/>
       </w:pPr>
       <w:r>
-        <w:t>Código</w:t>
+        <w:t>コード</w:t>
       </w:r>
     </w:p>
     <w:p>
@@ -6312,7 +9228,7 @@
         <w:pStyle w:val="Heading2"/>
       </w:pPr>
       <w:r>
-        <w:t>Categoria</w:t>
+        <w:t>カテゴリー</w:t>
       </w:r>
     </w:p>
     <w:p>
@@ -6325,7 +9241,7 @@
         <w:pStyle w:val="Heading2"/>
       </w:pPr>
       <w:r>
-        <w:t>Termo Japonês</w:t>
+        <w:t>日本語用語</w:t>
       </w:r>
     </w:p>
     <w:p>
@@ -6338,7 +9254,7 @@
         <w:pStyle w:val="Heading2"/>
       </w:pPr>
       <w:r>
-        <w:t>Tradução Português</w:t>
+        <w:t>ポルトガル語訳</w:t>
       </w:r>
     </w:p>
     <w:p>
@@ -6351,12 +9267,12 @@
         <w:pStyle w:val="Heading2"/>
       </w:pPr>
       <w:r>
-        <w:t>Definição Técnica</w:t>
-      </w:r>
-    </w:p>
-    <w:p>
-      <w:r>
-        <w:t>Comunicação enviada ou realizada antes do vencimento para orientar a renovação do contrato.</w:t>
+        <w:t>技術的定義</w:t>
+      </w:r>
+    </w:p>
+    <w:p>
+      <w:r>
+        <w:t>更新案内とは、自動車保険の相談・契約・保険金請求または契約管理において確認すべき専門用語です。具体的な意味、適用範囲、必要書類、支払可否は、保険商品、契約条件、事故状況および保険会社の判断によって異なります。</w:t>
       </w:r>
     </w:p>
     <w:p>
@@ -6364,12 +9280,12 @@
         <w:pStyle w:val="Heading2"/>
       </w:pPr>
       <w:r>
-        <w:t>Explicação Simplificada</w:t>
-      </w:r>
-    </w:p>
-    <w:p>
-      <w:r>
-        <w:t>É o aviso para renovar o seguro.</w:t>
+        <w:t>簡単な説明</w:t>
+      </w:r>
+    </w:p>
+    <w:p>
+      <w:r>
+        <w:t>お客様には、「Aviso de renovação」に関する内容を、契約内容、条件、必要書類に分けて確認することとして説明します。</w:t>
       </w:r>
     </w:p>
     <w:p>
@@ -6377,12 +9293,51 @@
         <w:pStyle w:val="Heading2"/>
       </w:pPr>
       <w:r>
-        <w:t>Como explicar ao cliente brasileiro</w:t>
-      </w:r>
-    </w:p>
-    <w:p>
-      <w:r>
-        <w:t>O aviso de renovação ajuda a evitar vencimento sem cobertura. Mesmo assim, precisamos conferir os dados.</w:t>
+        <w:t>ブラジル人顧客への説明方法</w:t>
+      </w:r>
+    </w:p>
+    <w:p>
+      <w:pPr>
+        <w:pStyle w:val="Heading3"/>
+      </w:pPr>
+      <w:r>
+        <w:t>PT-Br</w:t>
+      </w:r>
+    </w:p>
+    <w:p>
+      <w:r>
+        <w:t>Vamos confirmar aviso de renovação e explicar de forma simples, conforme o contrato.</w:t>
+      </w:r>
+    </w:p>
+    <w:p>
+      <w:pPr>
+        <w:pStyle w:val="Heading3"/>
+      </w:pPr>
+      <w:r>
+        <w:t>JP（ふりがな）</w:t>
+      </w:r>
+    </w:p>
+    <w:p>
+      <w:r>
+        <w:t>「Aviso de renovação」について、契約内容に沿って分かりやすく確認します。</w:t>
+      </w:r>
+    </w:p>
+    <w:p>
+      <w:r>
+        <w:t>ふりがな: 「アヴイスオ ジ ヘノヴァサォン」について、けいやくないようにそって、わかりやすくかくにんします。</w:t>
+      </w:r>
+    </w:p>
+    <w:p>
+      <w:pPr>
+        <w:pStyle w:val="Heading3"/>
+      </w:pPr>
+      <w:r>
+        <w:t>Leitura de apoio para o corretor</w:t>
+      </w:r>
+    </w:p>
+    <w:p>
+      <w:r>
+        <w:t>ヴァモス コンフィルマール アヴイスオ ジ ヘノヴァサォン イ エスプリカール ジ フォルマ シンプレス コンフォルミ オ コントラート</w:t>
       </w:r>
     </w:p>
     <w:p>
@@ -6390,7 +9345,7 @@
         <w:pStyle w:val="Heading2"/>
       </w:pPr>
       <w:r>
-        <w:t>Frases utilizadas</w:t>
+        <w:t>使用フレーズ</w:t>
       </w:r>
     </w:p>
     <w:p>
@@ -6406,15 +9361,15 @@
         <w:pStyle w:val="ListBullet"/>
       </w:pPr>
       <w:r>
-        <w:t>更新案内を確認しましょう。</w:t>
-      </w:r>
-    </w:p>
-    <w:p>
-      <w:pPr>
-        <w:pStyle w:val="ListBullet"/>
-      </w:pPr>
-      <w:r>
-        <w:t>必要な情報を正確に整理します。</w:t>
+        <w:t>更新案内について確認しましょう。</w:t>
+      </w:r>
+    </w:p>
+    <w:p>
+      <w:pPr>
+        <w:pStyle w:val="ListBullet"/>
+      </w:pPr>
+      <w:r>
+        <w:t>契約内容と必要書類を分けて確認します.</w:t>
       </w:r>
     </w:p>
     <w:p>
@@ -6434,11 +9389,21 @@
       </w:r>
     </w:p>
     <w:p>
-      <w:pPr>
-        <w:pStyle w:val="ListBullet"/>
-      </w:pPr>
-      <w:r>
-        <w:t>Vamos organizar as informações necessárias corretamente.</w:t>
+      <w:r>
+        <w:t xml:space="preserve">  - Leitura de apoio: ヴァモス コンフィルマール アヴイスオ ジ ヘノヴァサォン</w:t>
+      </w:r>
+    </w:p>
+    <w:p>
+      <w:pPr>
+        <w:pStyle w:val="ListBullet"/>
+      </w:pPr>
+      <w:r>
+        <w:t>Vou explicar de forma simples, conforme o contrato.</w:t>
+      </w:r>
+    </w:p>
+    <w:p>
+      <w:r>
+        <w:t xml:space="preserve">  - Leitura de apoio: ヴォウ エスプリカール ジ フォルマ シンプレス コンフォルミ オ コントラート</w:t>
       </w:r>
     </w:p>
     <w:p>
@@ -6446,7 +9411,7 @@
         <w:pStyle w:val="Heading2"/>
       </w:pPr>
       <w:r>
-        <w:t>Perguntas frequentes</w:t>
+        <w:t>よくある質問</w:t>
       </w:r>
     </w:p>
     <w:p>
@@ -6462,7 +9427,7 @@
         <w:pStyle w:val="Heading2"/>
       </w:pPr>
       <w:r>
-        <w:t>Termos relacionados</w:t>
+        <w:t>関連用語</w:t>
       </w:r>
     </w:p>
     <w:p>
@@ -6486,7 +9451,7 @@
         <w:pStyle w:val="Heading2"/>
       </w:pPr>
       <w:r>
-        <w:t>Referências cruzadas</w:t>
+        <w:t>相互参照</w:t>
       </w:r>
     </w:p>
     <w:p>
@@ -6518,7 +9483,7 @@
         <w:pStyle w:val="Heading2"/>
       </w:pPr>
       <w:r>
-        <w:t>Referências</w:t>
+        <w:t>参考資料</w:t>
       </w:r>
     </w:p>
     <w:p>
@@ -6534,7 +9499,7 @@
         <w:pStyle w:val="Heading2"/>
       </w:pPr>
       <w:r>
-        <w:t>Tags</w:t>
+        <w:t>タグ</w:t>
       </w:r>
     </w:p>
     <w:p>
@@ -6574,7 +9539,7 @@
         <w:pStyle w:val="Heading2"/>
       </w:pPr>
       <w:r>
-        <w:t>Veja também</w:t>
+        <w:t>関連項目</w:t>
       </w:r>
     </w:p>
     <w:p>
@@ -6590,29 +9555,149 @@
         <w:pStyle w:val="Heading2"/>
       </w:pPr>
       <w:r>
-        <w:t>Histórico de revisão</w:t>
-      </w:r>
-    </w:p>
-    <w:p>
-      <w:r>
-        <w:t>| Data | Versão | Autor | Alteração |</w:t>
-      </w:r>
-    </w:p>
-    <w:p>
-      <w:r>
-        <w:t>| --- | --- | --- | --- |</w:t>
-      </w:r>
-    </w:p>
-    <w:p>
-      <w:r>
-        <w:t>| 2026-06-25 | 0.1 | JP-BR Insurance Knowledge Base | Criação inicial. |</w:t>
-      </w:r>
-    </w:p>
-    <w:p>
-      <w:r>
-        <w:t>————————————————————————</w:t>
-      </w:r>
-    </w:p>
+        <w:t>改訂履歴</w:t>
+      </w:r>
+    </w:p>
+    <w:tbl>
+      <w:tblPr>
+        <w:tblStyle w:val="TableGrid"/>
+        <w:tblW w:type="auto" w:w="0"/>
+        <w:tblLook w:firstColumn="1" w:firstRow="1" w:lastColumn="0" w:lastRow="0" w:noHBand="0" w:noVBand="1" w:val="04A0"/>
+      </w:tblPr>
+      <w:tblGrid>
+        <w:gridCol w:w="2520"/>
+        <w:gridCol w:w="2520"/>
+        <w:gridCol w:w="2520"/>
+        <w:gridCol w:w="2520"/>
+      </w:tblGrid>
+      <w:tr>
+        <w:tc>
+          <w:tcPr>
+            <w:tcW w:type="dxa" w:w="2520"/>
+          </w:tcPr>
+          <w:p>
+            <w:r>
+              <w:t>Data</w:t>
+            </w:r>
+          </w:p>
+        </w:tc>
+        <w:tc>
+          <w:tcPr>
+            <w:tcW w:type="dxa" w:w="2520"/>
+          </w:tcPr>
+          <w:p>
+            <w:r>
+              <w:t>Versão</w:t>
+            </w:r>
+          </w:p>
+        </w:tc>
+        <w:tc>
+          <w:tcPr>
+            <w:tcW w:type="dxa" w:w="2520"/>
+          </w:tcPr>
+          <w:p>
+            <w:r>
+              <w:t>Autor</w:t>
+            </w:r>
+          </w:p>
+        </w:tc>
+        <w:tc>
+          <w:tcPr>
+            <w:tcW w:type="dxa" w:w="2520"/>
+          </w:tcPr>
+          <w:p>
+            <w:r>
+              <w:t>Alteração</w:t>
+            </w:r>
+          </w:p>
+        </w:tc>
+      </w:tr>
+      <w:tr>
+        <w:tc>
+          <w:tcPr>
+            <w:tcW w:type="dxa" w:w="2520"/>
+          </w:tcPr>
+          <w:p>
+            <w:r>
+              <w:t>2026-06-25</w:t>
+            </w:r>
+          </w:p>
+        </w:tc>
+        <w:tc>
+          <w:tcPr>
+            <w:tcW w:type="dxa" w:w="2520"/>
+          </w:tcPr>
+          <w:p>
+            <w:r>
+              <w:t>0.1</w:t>
+            </w:r>
+          </w:p>
+        </w:tc>
+        <w:tc>
+          <w:tcPr>
+            <w:tcW w:type="dxa" w:w="2520"/>
+          </w:tcPr>
+          <w:p>
+            <w:r>
+              <w:t>JP-BR Insurance Knowledge Base</w:t>
+            </w:r>
+          </w:p>
+        </w:tc>
+        <w:tc>
+          <w:tcPr>
+            <w:tcW w:type="dxa" w:w="2520"/>
+          </w:tcPr>
+          <w:p>
+            <w:r>
+              <w:t>Criação inicial.</w:t>
+            </w:r>
+          </w:p>
+        </w:tc>
+      </w:tr>
+      <w:tr>
+        <w:tc>
+          <w:tcPr>
+            <w:tcW w:type="dxa" w:w="2520"/>
+          </w:tcPr>
+          <w:p>
+            <w:r>
+              <w:t>2026-06-27</w:t>
+            </w:r>
+          </w:p>
+        </w:tc>
+        <w:tc>
+          <w:tcPr>
+            <w:tcW w:type="dxa" w:w="2520"/>
+          </w:tcPr>
+          <w:p>
+            <w:r>
+              <w:t>0.2</w:t>
+            </w:r>
+          </w:p>
+        </w:tc>
+        <w:tc>
+          <w:tcPr>
+            <w:tcW w:type="dxa" w:w="2520"/>
+          </w:tcPr>
+          <w:p>
+            <w:r>
+              <w:t>JP-BR Insurance Knowledge Base</w:t>
+            </w:r>
+          </w:p>
+        </w:tc>
+        <w:tc>
+          <w:tcPr>
+            <w:tcW w:type="dxa" w:w="2520"/>
+          </w:tcPr>
+          <w:p>
+            <w:r>
+              <w:t>Ajuste ao modelo aprovado com PT-Br, JP（ふりがな） e leitura de apoio para o corretor.</w:t>
+            </w:r>
+          </w:p>
+        </w:tc>
+      </w:tr>
+    </w:tbl>
+    <w:p/>
     <w:p>
       <w:pPr>
         <w:pStyle w:val="Heading1"/>
@@ -6626,23 +9711,23 @@
         <w:pStyle w:val="Heading2"/>
       </w:pPr>
       <w:r>
-        <w:t>Controle</w:t>
-      </w:r>
-    </w:p>
-    <w:p>
-      <w:pPr>
-        <w:pStyle w:val="ListBullet"/>
-      </w:pPr>
-      <w:r>
-        <w:t>Versão: 0.1</w:t>
-      </w:r>
-    </w:p>
-    <w:p>
-      <w:pPr>
-        <w:pStyle w:val="ListBullet"/>
-      </w:pPr>
-      <w:r>
-        <w:t>Data: 2026-06-25</w:t>
+        <w:t>管理情報</w:t>
+      </w:r>
+    </w:p>
+    <w:p>
+      <w:pPr>
+        <w:pStyle w:val="ListBullet"/>
+      </w:pPr>
+      <w:r>
+        <w:t>Versão: 0.2</w:t>
+      </w:r>
+    </w:p>
+    <w:p>
+      <w:pPr>
+        <w:pStyle w:val="ListBullet"/>
+      </w:pPr>
+      <w:r>
+        <w:t>Data: 2026-06-27</w:t>
       </w:r>
     </w:p>
     <w:p>
@@ -6658,7 +9743,7 @@
         <w:pStyle w:val="ListBullet"/>
       </w:pPr>
       <w:r>
-        <w:t>Histórico: Criação inicial.</w:t>
+        <w:t>Histórico: Ajuste ao modelo aprovado com títulos principais em japonês e camadas PT-Br/JP/leitura de apoio.</w:t>
       </w:r>
     </w:p>
     <w:p>
@@ -6666,7 +9751,7 @@
         <w:pStyle w:val="Heading2"/>
       </w:pPr>
       <w:r>
-        <w:t>Código</w:t>
+        <w:t>コード</w:t>
       </w:r>
     </w:p>
     <w:p>
@@ -6679,7 +9764,7 @@
         <w:pStyle w:val="Heading2"/>
       </w:pPr>
       <w:r>
-        <w:t>Categoria</w:t>
+        <w:t>カテゴリー</w:t>
       </w:r>
     </w:p>
     <w:p>
@@ -6692,7 +9777,7 @@
         <w:pStyle w:val="Heading2"/>
       </w:pPr>
       <w:r>
-        <w:t>Termo Japonês</w:t>
+        <w:t>日本語用語</w:t>
       </w:r>
     </w:p>
     <w:p>
@@ -6705,7 +9790,7 @@
         <w:pStyle w:val="Heading2"/>
       </w:pPr>
       <w:r>
-        <w:t>Tradução Português</w:t>
+        <w:t>ポルトガル語訳</w:t>
       </w:r>
     </w:p>
     <w:p>
@@ -6718,12 +9803,12 @@
         <w:pStyle w:val="Heading2"/>
       </w:pPr>
       <w:r>
-        <w:t>Definição Técnica</w:t>
-      </w:r>
-    </w:p>
-    <w:p>
-      <w:r>
-        <w:t>Acompanhamento das datas de vencimento dos contratos para evitar interrupção de cobertura.</w:t>
+        <w:t>技術的定義</w:t>
+      </w:r>
+    </w:p>
+    <w:p>
+      <w:r>
+        <w:t>満期管理とは、自動車保険の相談・契約・保険金請求または契約管理において確認すべき専門用語です。具体的な意味、適用範囲、必要書類、支払可否は、保険商品、契約条件、事故状況および保険会社の判断によって異なります。</w:t>
       </w:r>
     </w:p>
     <w:p>
@@ -6731,12 +9816,12 @@
         <w:pStyle w:val="Heading2"/>
       </w:pPr>
       <w:r>
-        <w:t>Explicação Simplificada</w:t>
-      </w:r>
-    </w:p>
-    <w:p>
-      <w:r>
-        <w:t>É controlar quando o seguro vence.</w:t>
+        <w:t>簡単な説明</w:t>
+      </w:r>
+    </w:p>
+    <w:p>
+      <w:r>
+        <w:t>お客様には、「Controle de vencimento」に関する内容を、契約内容、条件、必要書類に分けて確認することとして説明します。</w:t>
       </w:r>
     </w:p>
     <w:p>
@@ -6744,12 +9829,51 @@
         <w:pStyle w:val="Heading2"/>
       </w:pPr>
       <w:r>
-        <w:t>Como explicar ao cliente brasileiro</w:t>
-      </w:r>
-    </w:p>
-    <w:p>
-      <w:r>
-        <w:t>Controlar o vencimento evita ficar sem seguro por esquecimento ou atraso na renovação.</w:t>
+        <w:t>ブラジル人顧客への説明方法</w:t>
+      </w:r>
+    </w:p>
+    <w:p>
+      <w:pPr>
+        <w:pStyle w:val="Heading3"/>
+      </w:pPr>
+      <w:r>
+        <w:t>PT-Br</w:t>
+      </w:r>
+    </w:p>
+    <w:p>
+      <w:r>
+        <w:t>Vamos confirmar controle de vencimento e explicar de forma simples, conforme o contrato.</w:t>
+      </w:r>
+    </w:p>
+    <w:p>
+      <w:pPr>
+        <w:pStyle w:val="Heading3"/>
+      </w:pPr>
+      <w:r>
+        <w:t>JP（ふりがな）</w:t>
+      </w:r>
+    </w:p>
+    <w:p>
+      <w:r>
+        <w:t>「Controle de vencimento」について、契約内容に沿って分かりやすく確認します。</w:t>
+      </w:r>
+    </w:p>
+    <w:p>
+      <w:r>
+        <w:t>ふりがな: 「クオントルオルエ ジ ヴエンクイムエントオ」について、けいやくないようにそって、わかりやすくかくにんします。</w:t>
+      </w:r>
+    </w:p>
+    <w:p>
+      <w:pPr>
+        <w:pStyle w:val="Heading3"/>
+      </w:pPr>
+      <w:r>
+        <w:t>Leitura de apoio para o corretor</w:t>
+      </w:r>
+    </w:p>
+    <w:p>
+      <w:r>
+        <w:t>ヴァモス コンフィルマール クオントルオルエ ジ ヴエンクイムエントオ イ エスプリカール ジ フォルマ シンプレス コンフォルミ オ コントラート</w:t>
       </w:r>
     </w:p>
     <w:p>
@@ -6757,7 +9881,7 @@
         <w:pStyle w:val="Heading2"/>
       </w:pPr>
       <w:r>
-        <w:t>Frases utilizadas</w:t>
+        <w:t>使用フレーズ</w:t>
       </w:r>
     </w:p>
     <w:p>
@@ -6773,15 +9897,15 @@
         <w:pStyle w:val="ListBullet"/>
       </w:pPr>
       <w:r>
-        <w:t>満期管理を確認しましょう。</w:t>
-      </w:r>
-    </w:p>
-    <w:p>
-      <w:pPr>
-        <w:pStyle w:val="ListBullet"/>
-      </w:pPr>
-      <w:r>
-        <w:t>必要な情報を正確に整理します。</w:t>
+        <w:t>満期管理について確認しましょう。</w:t>
+      </w:r>
+    </w:p>
+    <w:p>
+      <w:pPr>
+        <w:pStyle w:val="ListBullet"/>
+      </w:pPr>
+      <w:r>
+        <w:t>契約内容と必要書類を分けて確認します.</w:t>
       </w:r>
     </w:p>
     <w:p>
@@ -6801,11 +9925,21 @@
       </w:r>
     </w:p>
     <w:p>
-      <w:pPr>
-        <w:pStyle w:val="ListBullet"/>
-      </w:pPr>
-      <w:r>
-        <w:t>Vamos organizar as informações necessárias corretamente.</w:t>
+      <w:r>
+        <w:t xml:space="preserve">  - Leitura de apoio: ヴァモス コンフィルマール クオントルオルエ ジ ヴエンクイムエントオ</w:t>
+      </w:r>
+    </w:p>
+    <w:p>
+      <w:pPr>
+        <w:pStyle w:val="ListBullet"/>
+      </w:pPr>
+      <w:r>
+        <w:t>Vou explicar de forma simples, conforme o contrato.</w:t>
+      </w:r>
+    </w:p>
+    <w:p>
+      <w:r>
+        <w:t xml:space="preserve">  - Leitura de apoio: ヴォウ エスプリカール ジ フォルマ シンプレス コンフォルミ オ コントラート</w:t>
       </w:r>
     </w:p>
     <w:p>
@@ -6813,7 +9947,7 @@
         <w:pStyle w:val="Heading2"/>
       </w:pPr>
       <w:r>
-        <w:t>Perguntas frequentes</w:t>
+        <w:t>よくある質問</w:t>
       </w:r>
     </w:p>
     <w:p>
@@ -6829,7 +9963,7 @@
         <w:pStyle w:val="Heading2"/>
       </w:pPr>
       <w:r>
-        <w:t>Termos relacionados</w:t>
+        <w:t>関連用語</w:t>
       </w:r>
     </w:p>
     <w:p>
@@ -6853,7 +9987,7 @@
         <w:pStyle w:val="Heading2"/>
       </w:pPr>
       <w:r>
-        <w:t>Referências cruzadas</w:t>
+        <w:t>相互参照</w:t>
       </w:r>
     </w:p>
     <w:p>
@@ -6885,7 +10019,7 @@
         <w:pStyle w:val="Heading2"/>
       </w:pPr>
       <w:r>
-        <w:t>Referências</w:t>
+        <w:t>参考資料</w:t>
       </w:r>
     </w:p>
     <w:p>
@@ -6901,7 +10035,7 @@
         <w:pStyle w:val="Heading2"/>
       </w:pPr>
       <w:r>
-        <w:t>Tags</w:t>
+        <w:t>タグ</w:t>
       </w:r>
     </w:p>
     <w:p>
@@ -6941,7 +10075,7 @@
         <w:pStyle w:val="Heading2"/>
       </w:pPr>
       <w:r>
-        <w:t>Veja também</w:t>
+        <w:t>関連項目</w:t>
       </w:r>
     </w:p>
     <w:p>
@@ -6957,29 +10091,149 @@
         <w:pStyle w:val="Heading2"/>
       </w:pPr>
       <w:r>
-        <w:t>Histórico de revisão</w:t>
-      </w:r>
-    </w:p>
-    <w:p>
-      <w:r>
-        <w:t>| Data | Versão | Autor | Alteração |</w:t>
-      </w:r>
-    </w:p>
-    <w:p>
-      <w:r>
-        <w:t>| --- | --- | --- | --- |</w:t>
-      </w:r>
-    </w:p>
-    <w:p>
-      <w:r>
-        <w:t>| 2026-06-25 | 0.1 | JP-BR Insurance Knowledge Base | Criação inicial. |</w:t>
-      </w:r>
-    </w:p>
-    <w:p>
-      <w:r>
-        <w:t>————————————————————————</w:t>
-      </w:r>
-    </w:p>
+        <w:t>改訂履歴</w:t>
+      </w:r>
+    </w:p>
+    <w:tbl>
+      <w:tblPr>
+        <w:tblStyle w:val="TableGrid"/>
+        <w:tblW w:type="auto" w:w="0"/>
+        <w:tblLook w:firstColumn="1" w:firstRow="1" w:lastColumn="0" w:lastRow="0" w:noHBand="0" w:noVBand="1" w:val="04A0"/>
+      </w:tblPr>
+      <w:tblGrid>
+        <w:gridCol w:w="2520"/>
+        <w:gridCol w:w="2520"/>
+        <w:gridCol w:w="2520"/>
+        <w:gridCol w:w="2520"/>
+      </w:tblGrid>
+      <w:tr>
+        <w:tc>
+          <w:tcPr>
+            <w:tcW w:type="dxa" w:w="2520"/>
+          </w:tcPr>
+          <w:p>
+            <w:r>
+              <w:t>Data</w:t>
+            </w:r>
+          </w:p>
+        </w:tc>
+        <w:tc>
+          <w:tcPr>
+            <w:tcW w:type="dxa" w:w="2520"/>
+          </w:tcPr>
+          <w:p>
+            <w:r>
+              <w:t>Versão</w:t>
+            </w:r>
+          </w:p>
+        </w:tc>
+        <w:tc>
+          <w:tcPr>
+            <w:tcW w:type="dxa" w:w="2520"/>
+          </w:tcPr>
+          <w:p>
+            <w:r>
+              <w:t>Autor</w:t>
+            </w:r>
+          </w:p>
+        </w:tc>
+        <w:tc>
+          <w:tcPr>
+            <w:tcW w:type="dxa" w:w="2520"/>
+          </w:tcPr>
+          <w:p>
+            <w:r>
+              <w:t>Alteração</w:t>
+            </w:r>
+          </w:p>
+        </w:tc>
+      </w:tr>
+      <w:tr>
+        <w:tc>
+          <w:tcPr>
+            <w:tcW w:type="dxa" w:w="2520"/>
+          </w:tcPr>
+          <w:p>
+            <w:r>
+              <w:t>2026-06-25</w:t>
+            </w:r>
+          </w:p>
+        </w:tc>
+        <w:tc>
+          <w:tcPr>
+            <w:tcW w:type="dxa" w:w="2520"/>
+          </w:tcPr>
+          <w:p>
+            <w:r>
+              <w:t>0.1</w:t>
+            </w:r>
+          </w:p>
+        </w:tc>
+        <w:tc>
+          <w:tcPr>
+            <w:tcW w:type="dxa" w:w="2520"/>
+          </w:tcPr>
+          <w:p>
+            <w:r>
+              <w:t>JP-BR Insurance Knowledge Base</w:t>
+            </w:r>
+          </w:p>
+        </w:tc>
+        <w:tc>
+          <w:tcPr>
+            <w:tcW w:type="dxa" w:w="2520"/>
+          </w:tcPr>
+          <w:p>
+            <w:r>
+              <w:t>Criação inicial.</w:t>
+            </w:r>
+          </w:p>
+        </w:tc>
+      </w:tr>
+      <w:tr>
+        <w:tc>
+          <w:tcPr>
+            <w:tcW w:type="dxa" w:w="2520"/>
+          </w:tcPr>
+          <w:p>
+            <w:r>
+              <w:t>2026-06-27</w:t>
+            </w:r>
+          </w:p>
+        </w:tc>
+        <w:tc>
+          <w:tcPr>
+            <w:tcW w:type="dxa" w:w="2520"/>
+          </w:tcPr>
+          <w:p>
+            <w:r>
+              <w:t>0.2</w:t>
+            </w:r>
+          </w:p>
+        </w:tc>
+        <w:tc>
+          <w:tcPr>
+            <w:tcW w:type="dxa" w:w="2520"/>
+          </w:tcPr>
+          <w:p>
+            <w:r>
+              <w:t>JP-BR Insurance Knowledge Base</w:t>
+            </w:r>
+          </w:p>
+        </w:tc>
+        <w:tc>
+          <w:tcPr>
+            <w:tcW w:type="dxa" w:w="2520"/>
+          </w:tcPr>
+          <w:p>
+            <w:r>
+              <w:t>Ajuste ao modelo aprovado com PT-Br, JP（ふりがな） e leitura de apoio para o corretor.</w:t>
+            </w:r>
+          </w:p>
+        </w:tc>
+      </w:tr>
+    </w:tbl>
+    <w:p/>
     <w:p>
       <w:pPr>
         <w:pStyle w:val="Heading1"/>
@@ -6993,23 +10247,23 @@
         <w:pStyle w:val="Heading2"/>
       </w:pPr>
       <w:r>
-        <w:t>Controle</w:t>
-      </w:r>
-    </w:p>
-    <w:p>
-      <w:pPr>
-        <w:pStyle w:val="ListBullet"/>
-      </w:pPr>
-      <w:r>
-        <w:t>Versão: 0.1</w:t>
-      </w:r>
-    </w:p>
-    <w:p>
-      <w:pPr>
-        <w:pStyle w:val="ListBullet"/>
-      </w:pPr>
-      <w:r>
-        <w:t>Data: 2026-06-25</w:t>
+        <w:t>管理情報</w:t>
+      </w:r>
+    </w:p>
+    <w:p>
+      <w:pPr>
+        <w:pStyle w:val="ListBullet"/>
+      </w:pPr>
+      <w:r>
+        <w:t>Versão: 0.2</w:t>
+      </w:r>
+    </w:p>
+    <w:p>
+      <w:pPr>
+        <w:pStyle w:val="ListBullet"/>
+      </w:pPr>
+      <w:r>
+        <w:t>Data: 2026-06-27</w:t>
       </w:r>
     </w:p>
     <w:p>
@@ -7025,7 +10279,7 @@
         <w:pStyle w:val="ListBullet"/>
       </w:pPr>
       <w:r>
-        <w:t>Histórico: Criação inicial.</w:t>
+        <w:t>Histórico: Ajuste ao modelo aprovado com títulos principais em japonês e camadas PT-Br/JP/leitura de apoio.</w:t>
       </w:r>
     </w:p>
     <w:p>
@@ -7033,7 +10287,7 @@
         <w:pStyle w:val="Heading2"/>
       </w:pPr>
       <w:r>
-        <w:t>Código</w:t>
+        <w:t>コード</w:t>
       </w:r>
     </w:p>
     <w:p>
@@ -7046,7 +10300,7 @@
         <w:pStyle w:val="Heading2"/>
       </w:pPr>
       <w:r>
-        <w:t>Categoria</w:t>
+        <w:t>カテゴリー</w:t>
       </w:r>
     </w:p>
     <w:p>
@@ -7059,7 +10313,7 @@
         <w:pStyle w:val="Heading2"/>
       </w:pPr>
       <w:r>
-        <w:t>Termo Japonês</w:t>
+        <w:t>日本語用語</w:t>
       </w:r>
     </w:p>
     <w:p>
@@ -7072,7 +10326,7 @@
         <w:pStyle w:val="Heading2"/>
       </w:pPr>
       <w:r>
-        <w:t>Tradução Português</w:t>
+        <w:t>ポルトガル語訳</w:t>
       </w:r>
     </w:p>
     <w:p>
@@ -7085,12 +10339,12 @@
         <w:pStyle w:val="Heading2"/>
       </w:pPr>
       <w:r>
-        <w:t>Definição Técnica</w:t>
-      </w:r>
-    </w:p>
-    <w:p>
-      <w:r>
-        <w:t>Acompanhamento do cliente após a contratação, incluindo dúvidas, alterações, renovação e suporte em sinistro.</w:t>
+        <w:t>技術的定義</w:t>
+      </w:r>
+    </w:p>
+    <w:p>
+      <w:r>
+        <w:t>アフターサービスとは、自動車保険の相談・契約・保険金請求または契約管理において確認すべき専門用語です。具体的な意味、適用範囲、必要書類、支払可否は、保険商品、契約条件、事故状況および保険会社の判断によって異なります。</w:t>
       </w:r>
     </w:p>
     <w:p>
@@ -7098,12 +10352,12 @@
         <w:pStyle w:val="Heading2"/>
       </w:pPr>
       <w:r>
-        <w:t>Explicação Simplificada</w:t>
-      </w:r>
-    </w:p>
-    <w:p>
-      <w:r>
-        <w:t>É o atendimento depois da venda.</w:t>
+        <w:t>簡単な説明</w:t>
+      </w:r>
+    </w:p>
+    <w:p>
+      <w:r>
+        <w:t>お客様には、「Atendimento pós-venda」に関する内容を、契約内容、条件、必要書類に分けて確認することとして説明します。</w:t>
       </w:r>
     </w:p>
     <w:p>
@@ -7111,12 +10365,51 @@
         <w:pStyle w:val="Heading2"/>
       </w:pPr>
       <w:r>
-        <w:t>Como explicar ao cliente brasileiro</w:t>
-      </w:r>
-    </w:p>
-    <w:p>
-      <w:r>
-        <w:t>O trabalho não termina na contratação. O cliente precisa de suporte para alterações, dúvidas, renovação e acidentes.</w:t>
+        <w:t>ブラジル人顧客への説明方法</w:t>
+      </w:r>
+    </w:p>
+    <w:p>
+      <w:pPr>
+        <w:pStyle w:val="Heading3"/>
+      </w:pPr>
+      <w:r>
+        <w:t>PT-Br</w:t>
+      </w:r>
+    </w:p>
+    <w:p>
+      <w:r>
+        <w:t>Vamos confirmar atendimento pós-venda e explicar de forma simples, conforme o contrato.</w:t>
+      </w:r>
+    </w:p>
+    <w:p>
+      <w:pPr>
+        <w:pStyle w:val="Heading3"/>
+      </w:pPr>
+      <w:r>
+        <w:t>JP（ふりがな）</w:t>
+      </w:r>
+    </w:p>
+    <w:p>
+      <w:r>
+        <w:t>「Atendimento pós-venda」について、契約内容に沿って分かりやすく確認します。</w:t>
+      </w:r>
+    </w:p>
+    <w:p>
+      <w:r>
+        <w:t>ふりがな: 「アトエンドイムエントオ プオス ヴエンドア」について、けいやくないようにそって、わかりやすくかくにんします。</w:t>
+      </w:r>
+    </w:p>
+    <w:p>
+      <w:pPr>
+        <w:pStyle w:val="Heading3"/>
+      </w:pPr>
+      <w:r>
+        <w:t>Leitura de apoio para o corretor</w:t>
+      </w:r>
+    </w:p>
+    <w:p>
+      <w:r>
+        <w:t>ヴァモス コンフィルマール アトエンドイムエントオ プオス ヴエンドア イ エスプリカール ジ フォルマ シンプレス コンフォルミ オ コントラート</w:t>
       </w:r>
     </w:p>
     <w:p>
@@ -7124,7 +10417,7 @@
         <w:pStyle w:val="Heading2"/>
       </w:pPr>
       <w:r>
-        <w:t>Frases utilizadas</w:t>
+        <w:t>使用フレーズ</w:t>
       </w:r>
     </w:p>
     <w:p>
@@ -7140,15 +10433,15 @@
         <w:pStyle w:val="ListBullet"/>
       </w:pPr>
       <w:r>
-        <w:t>アフターサービスを確認しましょう。</w:t>
-      </w:r>
-    </w:p>
-    <w:p>
-      <w:pPr>
-        <w:pStyle w:val="ListBullet"/>
-      </w:pPr>
-      <w:r>
-        <w:t>必要な情報を正確に整理します。</w:t>
+        <w:t>アフターサービスについて確認しましょう。</w:t>
+      </w:r>
+    </w:p>
+    <w:p>
+      <w:pPr>
+        <w:pStyle w:val="ListBullet"/>
+      </w:pPr>
+      <w:r>
+        <w:t>契約内容と必要書類を分けて確認します.</w:t>
       </w:r>
     </w:p>
     <w:p>
@@ -7168,11 +10461,21 @@
       </w:r>
     </w:p>
     <w:p>
-      <w:pPr>
-        <w:pStyle w:val="ListBullet"/>
-      </w:pPr>
-      <w:r>
-        <w:t>Vamos organizar as informações necessárias corretamente.</w:t>
+      <w:r>
+        <w:t xml:space="preserve">  - Leitura de apoio: ヴァモス コンフィルマール アトエンドイムエントオ プオス ヴエンドア</w:t>
+      </w:r>
+    </w:p>
+    <w:p>
+      <w:pPr>
+        <w:pStyle w:val="ListBullet"/>
+      </w:pPr>
+      <w:r>
+        <w:t>Vou explicar de forma simples, conforme o contrato.</w:t>
+      </w:r>
+    </w:p>
+    <w:p>
+      <w:r>
+        <w:t xml:space="preserve">  - Leitura de apoio: ヴォウ エスプリカール ジ フォルマ シンプレス コンフォルミ オ コントラート</w:t>
       </w:r>
     </w:p>
     <w:p>
@@ -7180,7 +10483,7 @@
         <w:pStyle w:val="Heading2"/>
       </w:pPr>
       <w:r>
-        <w:t>Perguntas frequentes</w:t>
+        <w:t>よくある質問</w:t>
       </w:r>
     </w:p>
     <w:p>
@@ -7196,7 +10499,7 @@
         <w:pStyle w:val="Heading2"/>
       </w:pPr>
       <w:r>
-        <w:t>Termos relacionados</w:t>
+        <w:t>関連用語</w:t>
       </w:r>
     </w:p>
     <w:p>
@@ -7212,7 +10515,7 @@
         <w:pStyle w:val="Heading2"/>
       </w:pPr>
       <w:r>
-        <w:t>Referências cruzadas</w:t>
+        <w:t>相互参照</w:t>
       </w:r>
     </w:p>
     <w:p>
@@ -7244,7 +10547,7 @@
         <w:pStyle w:val="Heading2"/>
       </w:pPr>
       <w:r>
-        <w:t>Referências</w:t>
+        <w:t>参考資料</w:t>
       </w:r>
     </w:p>
     <w:p>
@@ -7260,7 +10563,7 @@
         <w:pStyle w:val="Heading2"/>
       </w:pPr>
       <w:r>
-        <w:t>Tags</w:t>
+        <w:t>タグ</w:t>
       </w:r>
     </w:p>
     <w:p>
@@ -7300,7 +10603,7 @@
         <w:pStyle w:val="Heading2"/>
       </w:pPr>
       <w:r>
-        <w:t>Veja também</w:t>
+        <w:t>関連項目</w:t>
       </w:r>
     </w:p>
     <w:p>
@@ -7316,27 +10619,152 @@
         <w:pStyle w:val="Heading2"/>
       </w:pPr>
       <w:r>
-        <w:t>Histórico de revisão</w:t>
-      </w:r>
-    </w:p>
-    <w:p>
-      <w:r>
-        <w:t>| Data | Versão | Autor | Alteração |</w:t>
-      </w:r>
-    </w:p>
-    <w:p>
-      <w:r>
-        <w:t>| --- | --- | --- | --- |</w:t>
-      </w:r>
-    </w:p>
-    <w:p>
-      <w:r>
-        <w:t>| 2026-06-25 | 0.1 | JP-BR Insurance Knowledge Base | Criação inicial. |</w:t>
-      </w:r>
-    </w:p>
+        <w:t>改訂履歴</w:t>
+      </w:r>
+    </w:p>
+    <w:tbl>
+      <w:tblPr>
+        <w:tblStyle w:val="TableGrid"/>
+        <w:tblW w:type="auto" w:w="0"/>
+        <w:tblLook w:firstColumn="1" w:firstRow="1" w:lastColumn="0" w:lastRow="0" w:noHBand="0" w:noVBand="1" w:val="04A0"/>
+      </w:tblPr>
+      <w:tblGrid>
+        <w:gridCol w:w="2520"/>
+        <w:gridCol w:w="2520"/>
+        <w:gridCol w:w="2520"/>
+        <w:gridCol w:w="2520"/>
+      </w:tblGrid>
+      <w:tr>
+        <w:tc>
+          <w:tcPr>
+            <w:tcW w:type="dxa" w:w="2520"/>
+          </w:tcPr>
+          <w:p>
+            <w:r>
+              <w:t>Data</w:t>
+            </w:r>
+          </w:p>
+        </w:tc>
+        <w:tc>
+          <w:tcPr>
+            <w:tcW w:type="dxa" w:w="2520"/>
+          </w:tcPr>
+          <w:p>
+            <w:r>
+              <w:t>Versão</w:t>
+            </w:r>
+          </w:p>
+        </w:tc>
+        <w:tc>
+          <w:tcPr>
+            <w:tcW w:type="dxa" w:w="2520"/>
+          </w:tcPr>
+          <w:p>
+            <w:r>
+              <w:t>Autor</w:t>
+            </w:r>
+          </w:p>
+        </w:tc>
+        <w:tc>
+          <w:tcPr>
+            <w:tcW w:type="dxa" w:w="2520"/>
+          </w:tcPr>
+          <w:p>
+            <w:r>
+              <w:t>Alteração</w:t>
+            </w:r>
+          </w:p>
+        </w:tc>
+      </w:tr>
+      <w:tr>
+        <w:tc>
+          <w:tcPr>
+            <w:tcW w:type="dxa" w:w="2520"/>
+          </w:tcPr>
+          <w:p>
+            <w:r>
+              <w:t>2026-06-25</w:t>
+            </w:r>
+          </w:p>
+        </w:tc>
+        <w:tc>
+          <w:tcPr>
+            <w:tcW w:type="dxa" w:w="2520"/>
+          </w:tcPr>
+          <w:p>
+            <w:r>
+              <w:t>0.1</w:t>
+            </w:r>
+          </w:p>
+        </w:tc>
+        <w:tc>
+          <w:tcPr>
+            <w:tcW w:type="dxa" w:w="2520"/>
+          </w:tcPr>
+          <w:p>
+            <w:r>
+              <w:t>JP-BR Insurance Knowledge Base</w:t>
+            </w:r>
+          </w:p>
+        </w:tc>
+        <w:tc>
+          <w:tcPr>
+            <w:tcW w:type="dxa" w:w="2520"/>
+          </w:tcPr>
+          <w:p>
+            <w:r>
+              <w:t>Criação inicial.</w:t>
+            </w:r>
+          </w:p>
+        </w:tc>
+      </w:tr>
+      <w:tr>
+        <w:tc>
+          <w:tcPr>
+            <w:tcW w:type="dxa" w:w="2520"/>
+          </w:tcPr>
+          <w:p>
+            <w:r>
+              <w:t>2026-06-27</w:t>
+            </w:r>
+          </w:p>
+        </w:tc>
+        <w:tc>
+          <w:tcPr>
+            <w:tcW w:type="dxa" w:w="2520"/>
+          </w:tcPr>
+          <w:p>
+            <w:r>
+              <w:t>0.2</w:t>
+            </w:r>
+          </w:p>
+        </w:tc>
+        <w:tc>
+          <w:tcPr>
+            <w:tcW w:type="dxa" w:w="2520"/>
+          </w:tcPr>
+          <w:p>
+            <w:r>
+              <w:t>JP-BR Insurance Knowledge Base</w:t>
+            </w:r>
+          </w:p>
+        </w:tc>
+        <w:tc>
+          <w:tcPr>
+            <w:tcW w:type="dxa" w:w="2520"/>
+          </w:tcPr>
+          <w:p>
+            <w:r>
+              <w:t>Ajuste ao modelo aprovado com PT-Br, JP（ふりがな） e leitura de apoio para o corretor.</w:t>
+            </w:r>
+          </w:p>
+        </w:tc>
+      </w:tr>
+    </w:tbl>
+    <w:p/>
     <w:sectPr>
       <w:pgSz w:w="12240" w:h="15840"/>
-      <w:pgMar w:top="1440" w:right="1800" w:bottom="1440" w:left="1800" w:header="720" w:footer="720" w:gutter="0"/>
+      <w:pgMar w:top="1008" w:right="1080" w:bottom="1008" w:left="1080" w:header="720" w:footer="720" w:gutter="0"/>
       <w:cols w:space="720"/>
       <w:docGrid w:linePitch="360"/>
     </w:sectPr>
@@ -7709,7 +11137,7 @@
     <w:rsid w:val="00FC693F"/>
     <w:rPr>
       <w:rFonts w:ascii="Arial Unicode MS" w:hAnsi="Arial Unicode MS"/>
-      <w:sz w:val="20"/>
+      <w:sz w:val="21"/>
     </w:rPr>
   </w:style>
   <w:style w:type="paragraph" w:styleId="Header">
@@ -7771,11 +11199,11 @@
       <w:outlineLvl w:val="0"/>
     </w:pPr>
     <w:rPr>
-      <w:rFonts w:asciiTheme="majorHAnsi" w:eastAsiaTheme="majorEastAsia" w:hAnsiTheme="majorHAnsi" w:cstheme="majorBidi"/>
+      <w:rFonts w:asciiTheme="majorHAnsi" w:eastAsiaTheme="majorEastAsia" w:hAnsiTheme="majorHAnsi" w:cstheme="majorBidi" w:ascii="Arial Unicode MS" w:hAnsi="Arial Unicode MS"/>
       <w:b/>
       <w:bCs/>
       <w:color w:val="365F91" w:themeColor="accent1" w:themeShade="BF"/>
-      <w:sz w:val="28"/>
+      <w:sz w:val="36"/>
       <w:szCs w:val="28"/>
     </w:rPr>
   </w:style>
@@ -7795,11 +11223,11 @@
       <w:outlineLvl w:val="1"/>
     </w:pPr>
     <w:rPr>
-      <w:rFonts w:asciiTheme="majorHAnsi" w:eastAsiaTheme="majorEastAsia" w:hAnsiTheme="majorHAnsi" w:cstheme="majorBidi"/>
+      <w:rFonts w:asciiTheme="majorHAnsi" w:eastAsiaTheme="majorEastAsia" w:hAnsiTheme="majorHAnsi" w:cstheme="majorBidi" w:ascii="Arial Unicode MS" w:hAnsi="Arial Unicode MS"/>
       <w:b/>
       <w:bCs/>
       <w:color w:val="4F81BD" w:themeColor="accent1"/>
-      <w:sz w:val="26"/>
+      <w:sz w:val="28"/>
       <w:szCs w:val="26"/>
     </w:rPr>
   </w:style>
@@ -7819,10 +11247,11 @@
       <w:outlineLvl w:val="2"/>
     </w:pPr>
     <w:rPr>
-      <w:rFonts w:asciiTheme="majorHAnsi" w:eastAsiaTheme="majorEastAsia" w:hAnsiTheme="majorHAnsi" w:cstheme="majorBidi"/>
+      <w:rFonts w:asciiTheme="majorHAnsi" w:eastAsiaTheme="majorEastAsia" w:hAnsiTheme="majorHAnsi" w:cstheme="majorBidi" w:ascii="Arial Unicode MS" w:hAnsi="Arial Unicode MS"/>
       <w:b/>
       <w:bCs/>
       <w:color w:val="4F81BD" w:themeColor="accent1"/>
+      <w:sz w:val="24"/>
     </w:rPr>
   </w:style>
   <w:style w:type="paragraph" w:styleId="Heading4">
